--- a/Clients/EBRMD/Robinson-Facial-AI-Growth-Report.docx
+++ b/Clients/EBRMD/Robinson-Facial-AI-Growth-Report.docx
@@ -355,15 +355,11 @@
       </w:sdtContent>
     </w:sdt>
     <w:p>
-      <w:r>
-        <w:br w:type="page"/>
-      </w:r>
-    </w:p>
-    <w:p>
       <w:pPr>
         <w:pStyle w:val="Heading1"/>
         <w:keepNext/>
-        <w:spacing w:after="120" w:before="480" w:line="240"/>
+        <w:pageBreakBefore/>
+        <w:spacing w:after="120" w:before="0" w:line="240"/>
       </w:pPr>
       <w:r>
         <w:rPr>
@@ -887,14 +883,15 @@
           <w:sz w:val="20"/>
           <w:szCs w:val="20"/>
         </w:rPr>
-        <w:t xml:space="preserve">Note on figures: the practice’s internal metrics (consult volume and conversion, referral counts, average case value, current My SEO scope) were not available for this draft. Every projection below is labeled estimated and calibrates to real numbers after a short discovery call — the questions are listed in Section 13.</w:t>
+        <w:t xml:space="preserve">Note on figures: the practice’s internal metrics (consult volume and conversion, referral counts, average case value, current My SEO scope) were not available for this draft. Every projection below is labeled estimated and calibrates to real numbers after a short discovery call — the questions are listed in Section 14.</w:t>
       </w:r>
     </w:p>
     <w:p>
       <w:pPr>
         <w:pStyle w:val="Heading1"/>
         <w:keepNext/>
-        <w:spacing w:after="120" w:before="480" w:line="240"/>
+        <w:pageBreakBefore/>
+        <w:spacing w:after="120" w:before="0" w:line="240"/>
       </w:pPr>
       <w:r>
         <w:rPr>
@@ -1892,14 +1889,15 @@
           <w:sz w:val="22"/>
           <w:szCs w:val="22"/>
         </w:rPr>
-        <w:t xml:space="preserve">The rest of this blueprint follows that structure: Section 4 answers the lead-gen question directly, Section 5 details the referral engine (Engine B), and Section 6 details the consumer engine (Engine A) on top of the My SEO already in place.</w:t>
+        <w:t xml:space="preserve">The rest of this blueprint follows that structure: Section 4 answers the lead-gen question directly, Section 6 details the referral engine (Engine B), and Section 7 details the consumer engine (Engine A) on top of the My SEO already in place.</w:t>
       </w:r>
     </w:p>
     <w:p>
       <w:pPr>
         <w:pStyle w:val="Heading1"/>
         <w:keepNext/>
-        <w:spacing w:after="120" w:before="480" w:line="240"/>
+        <w:pageBreakBefore/>
+        <w:spacing w:after="120" w:before="0" w:line="240"/>
       </w:pPr>
       <w:r>
         <w:rPr>
@@ -2864,7 +2862,7 @@
           <w:sz w:val="22"/>
           <w:szCs w:val="22"/>
         </w:rPr>
-        <w:t xml:space="preserve">A facial plastic surgeon earns a meaningful share of surgical volume from other providers. This universe is finite, local, and listed in public records — which is what makes it a perfect fit for My AI Lead Gen (Section 5):</w:t>
+        <w:t xml:space="preserve">A facial plastic surgeon earns a meaningful share of surgical volume from other providers. This universe is finite, local, and listed in public records — which is what makes it a perfect fit for My AI Lead Gen (Section 6):</w:t>
       </w:r>
     </w:p>
     <w:tbl>
@@ -3550,7 +3548,8 @@
       <w:pPr>
         <w:pStyle w:val="Heading1"/>
         <w:keepNext/>
-        <w:spacing w:after="120" w:before="480" w:line="240"/>
+        <w:pageBreakBefore/>
+        <w:spacing w:after="120" w:before="0" w:line="240"/>
       </w:pPr>
       <w:r>
         <w:rPr>
@@ -3699,7 +3698,7 @@
           <w:sz w:val="22"/>
           <w:szCs w:val="22"/>
         </w:rPr>
-        <w:t xml:space="preserve">My AI Lead Gen is an outbound engine: it harvests named targets from public business data, enriches them, and runs personalized outreach. That model does not fit individual patients. You cannot ethically or practically build a list of "people who want a facelift," privacy and HIPAA aside — and nobody chooses an elective $15K–$40K surgery because they received a cold message. Consumer growth is won by being found and trusted at the moment someone is already searching, then nurturing them to a booked consult. That is Engine A (Section 6), built on the My SEO already running — not outbound lead gen.</w:t>
+        <w:t xml:space="preserve">My AI Lead Gen is an outbound engine: it harvests named targets from public business data, enriches them, and runs personalized outreach. That model does not fit individual patients. You cannot ethically or practically build a list of "people who want a facelift," privacy and HIPAA aside — and nobody chooses an elective $15K–$40K surgery because they received a cold message. Consumer growth is won by being found and trusted at the moment someone is already searching, then nurturing them to a booked consult. That is Engine A (Section 7), built on the My SEO already running — not outbound lead gen.</w:t>
       </w:r>
     </w:p>
     <w:p>
@@ -3883,7 +3882,8 @@
       <w:pPr>
         <w:pStyle w:val="Heading1"/>
         <w:keepNext/>
-        <w:spacing w:after="120" w:before="480" w:line="240"/>
+        <w:pageBreakBefore/>
+        <w:spacing w:after="120" w:before="0" w:line="240"/>
       </w:pPr>
       <w:r>
         <w:rPr>
@@ -3892,7 +3892,7 @@
           <w:sz w:val="2"/>
           <w:szCs w:val="2"/>
         </w:rPr>
-        <w:t xml:space="preserve">05  The Referral Engine (Engine B)</w:t>
+        <w:t xml:space="preserve">05  Understanding AI — A Field Guide for Robinson Facial Plastic Surgery Leadership</w:t>
       </w:r>
     </w:p>
     <w:tbl>
@@ -3956,7 +3956,2087 @@
                 <w:sz w:val="34"/>
                 <w:szCs w:val="34"/>
               </w:rPr>
-              <w:t xml:space="preserve">05  The Referral Engine (Engine B)</w:t>
+              <w:t xml:space="preserve">05  Understanding AI — A Field Guide for Robinson Facial Plastic Surgery Leadership</w:t>
+            </w:r>
+          </w:p>
+        </w:tc>
+      </w:tr>
+    </w:tbl>
+    <w:p>
+      <w:pPr>
+        <w:spacing w:after="0" w:before="140"/>
+      </w:pPr>
+      <w:r>
+        <w:t xml:space="preserve"/>
+      </w:r>
+    </w:p>
+    <w:p>
+      <w:pPr>
+        <w:spacing w:after="140" w:before="0" w:line="320"/>
+        <w:jc w:val="both"/>
+      </w:pPr>
+      <w:r>
+        <w:rPr>
+          <w:rFonts w:ascii="Open Sans" w:cs="Open Sans" w:eastAsia="Open Sans" w:hAnsi="Open Sans"/>
+          <w:b w:val="false"/>
+          <w:bCs w:val="false"/>
+          <w:i w:val="false"/>
+          <w:iCs w:val="false"/>
+          <w:color w:val="59595B"/>
+          <w:sz w:val="22"/>
+          <w:szCs w:val="22"/>
+        </w:rPr>
+        <w:t xml:space="preserve">This section exists to make the rest of this report easy to evaluate. No jargon, no hype — just what AI is, where the practice sits today, how to adopt it without risk, and what comparable organizations are already doing. The goal is that Dr. Robinson and the team can judge every recommendation that follows on its merits.</w:t>
+      </w:r>
+    </w:p>
+    <w:p>
+      <w:pPr>
+        <w:spacing w:after="0" w:before="140"/>
+      </w:pPr>
+      <w:r>
+        <w:t xml:space="preserve"/>
+      </w:r>
+    </w:p>
+    <w:p>
+      <w:pPr>
+        <w:pStyle w:val="Heading2"/>
+        <w:keepNext/>
+        <w:keepLines/>
+        <w:spacing w:after="120" w:before="280"/>
+      </w:pPr>
+      <w:r>
+        <w:rPr>
+          <w:rFonts w:ascii="Open Sans" w:cs="Open Sans" w:eastAsia="Open Sans" w:hAnsi="Open Sans"/>
+          <w:b/>
+          <w:bCs/>
+          <w:color w:val="006DB6"/>
+          <w:sz w:val="26"/>
+          <w:szCs w:val="26"/>
+        </w:rPr>
+        <w:t xml:space="preserve">What AI Actually Is — and Isn't</w:t>
+      </w:r>
+    </w:p>
+    <w:p>
+      <w:pPr>
+        <w:spacing w:after="140" w:before="0" w:line="320"/>
+        <w:jc w:val="both"/>
+      </w:pPr>
+      <w:r>
+        <w:rPr>
+          <w:rFonts w:ascii="Open Sans" w:cs="Open Sans" w:eastAsia="Open Sans" w:hAnsi="Open Sans"/>
+          <w:b w:val="false"/>
+          <w:bCs w:val="false"/>
+          <w:i w:val="false"/>
+          <w:iCs w:val="false"/>
+          <w:color w:val="59595B"/>
+          <w:sz w:val="22"/>
+          <w:szCs w:val="22"/>
+        </w:rPr>
+        <w:t xml:space="preserve">As MIT Sloan puts it, a leader needs to know what AI can and cannot do — not how to build it. In practice, the only distinction that matters for planning is this:</w:t>
+      </w:r>
+    </w:p>
+    <w:p>
+      <w:pPr>
+        <w:pStyle w:val="ListParagraph"/>
+        <w:numPr>
+          <w:ilvl w:val="0"/>
+          <w:numId w:val="2"/>
+        </w:numPr>
+        <w:spacing w:after="80" w:before="40" w:line="300"/>
+      </w:pPr>
+      <w:r>
+        <w:rPr>
+          <w:rFonts w:ascii="Open Sans" w:cs="Open Sans" w:eastAsia="Open Sans" w:hAnsi="Open Sans"/>
+          <w:color w:val="59595B"/>
+          <w:sz w:val="22"/>
+          <w:szCs w:val="22"/>
+        </w:rPr>
+        <w:t xml:space="preserve">Automation (workflows): the AI follows a path you define — predictable and low-risk. For example, "text every post-op patient a review request three days after surgery." This is where almost all near-term value lives.</w:t>
+      </w:r>
+    </w:p>
+    <w:p>
+      <w:pPr>
+        <w:pStyle w:val="ListParagraph"/>
+        <w:numPr>
+          <w:ilvl w:val="0"/>
+          <w:numId w:val="2"/>
+        </w:numPr>
+        <w:spacing w:after="80" w:before="40" w:line="300"/>
+      </w:pPr>
+      <w:r>
+        <w:rPr>
+          <w:rFonts w:ascii="Open Sans" w:cs="Open Sans" w:eastAsia="Open Sans" w:hAnsi="Open Sans"/>
+          <w:color w:val="59595B"/>
+          <w:sz w:val="22"/>
+          <w:szCs w:val="22"/>
+        </w:rPr>
+        <w:t xml:space="preserve">Agents: the AI decides the steps itself — more flexible, and it needs human oversight. For example, "watch the referral pipeline and flag which derm practices to follow up with." This comes later, where it earns its place.</w:t>
+      </w:r>
+    </w:p>
+    <w:p>
+      <w:pPr>
+        <w:spacing w:after="140" w:before="0" w:line="320"/>
+        <w:jc w:val="both"/>
+      </w:pPr>
+      <w:r>
+        <w:rPr>
+          <w:rFonts w:ascii="Open Sans" w:cs="Open Sans" w:eastAsia="Open Sans" w:hAnsi="Open Sans"/>
+          <w:b w:val="false"/>
+          <w:bCs w:val="false"/>
+          <w:i w:val="false"/>
+          <w:iCs w:val="false"/>
+          <w:color w:val="59595B"/>
+          <w:sz w:val="22"/>
+          <w:szCs w:val="22"/>
+        </w:rPr>
+        <w:t xml:space="preserve">The operating principle (Anthropic's guidance on building AI systems) is to use the simplest thing that works. Robinson Facial starts with simple automations that pay off in the first 90 days — review velocity, consult capture, referral harvesting — and adds autonomous agents only where the value is proven, which is exactly how the roadmap in this report is sequenced.</w:t>
+      </w:r>
+    </w:p>
+    <w:p>
+      <w:pPr>
+        <w:spacing w:after="0" w:before="140"/>
+      </w:pPr>
+      <w:r>
+        <w:t xml:space="preserve"/>
+      </w:r>
+    </w:p>
+    <w:p>
+      <w:pPr>
+        <w:pStyle w:val="Heading2"/>
+        <w:keepNext/>
+        <w:keepLines/>
+        <w:spacing w:after="120" w:before="280"/>
+      </w:pPr>
+      <w:r>
+        <w:rPr>
+          <w:rFonts w:ascii="Open Sans" w:cs="Open Sans" w:eastAsia="Open Sans" w:hAnsi="Open Sans"/>
+          <w:b/>
+          <w:bCs/>
+          <w:color w:val="006DB6"/>
+          <w:sz w:val="26"/>
+          <w:szCs w:val="26"/>
+        </w:rPr>
+        <w:t xml:space="preserve">Where Robinson Facial Sits Today — The AI Maturity Ladder</w:t>
+      </w:r>
+    </w:p>
+    <w:p>
+      <w:pPr>
+        <w:spacing w:after="140" w:before="0" w:line="320"/>
+        <w:jc w:val="both"/>
+      </w:pPr>
+      <w:r>
+        <w:rPr>
+          <w:rFonts w:ascii="Open Sans" w:cs="Open Sans" w:eastAsia="Open Sans" w:hAnsi="Open Sans"/>
+          <w:b w:val="false"/>
+          <w:bCs w:val="false"/>
+          <w:i w:val="false"/>
+          <w:iCs w:val="false"/>
+          <w:color w:val="59595B"/>
+          <w:sz w:val="22"/>
+          <w:szCs w:val="22"/>
+        </w:rPr>
+        <w:t xml:space="preserve">Most established, well-run practices — including Robinson Facial — sit at the first or second rung of the widely-used five-stage AI maturity model (consistent with Gartner and Google Cloud frameworks). The leaders in any field are only one or two rungs higher, and the gap closes in months, not years.</w:t>
+      </w:r>
+    </w:p>
+    <w:p>
+      <w:pPr>
+        <w:spacing w:after="0" w:before="80"/>
+      </w:pPr>
+      <w:r>
+        <w:t xml:space="preserve"/>
+      </w:r>
+    </w:p>
+    <w:tbl>
+      <w:tblPr>
+        <w:tblW w:type="dxa" w:w="9360"/>
+        <w:tblBorders>
+          <w:top w:val="single" w:color="auto" w:sz="4"/>
+          <w:left w:val="single" w:color="auto" w:sz="4"/>
+          <w:bottom w:val="single" w:color="auto" w:sz="4"/>
+          <w:right w:val="single" w:color="auto" w:sz="4"/>
+          <w:insideH w:val="single" w:color="auto" w:sz="4"/>
+          <w:insideV w:val="single" w:color="auto" w:sz="4"/>
+        </w:tblBorders>
+      </w:tblPr>
+      <w:tblGrid>
+        <w:gridCol w:w="2080"/>
+        <w:gridCol w:w="5200"/>
+        <w:gridCol w:w="2080"/>
+      </w:tblGrid>
+      <w:tr>
+        <w:trPr>
+          <w:cantSplit/>
+          <w:tblHeader/>
+        </w:trPr>
+        <w:tc>
+          <w:tcPr>
+            <w:tcW w:type="dxa" w:w="2080"/>
+            <w:tcBorders>
+              <w:top w:val="single" w:color="E9ECEF" w:sz="4"/>
+              <w:left w:val="single" w:color="E9ECEF" w:sz="4"/>
+              <w:bottom w:val="single" w:color="E9ECEF" w:sz="4"/>
+              <w:right w:val="single" w:color="E9ECEF" w:sz="4"/>
+            </w:tcBorders>
+            <w:shd w:fill="006DB6" w:val="clear"/>
+            <w:tcMar>
+              <w:top w:type="dxa" w:w="120"/>
+              <w:left w:type="dxa" w:w="140"/>
+              <w:bottom w:type="dxa" w:w="120"/>
+              <w:right w:type="dxa" w:w="140"/>
+            </w:tcMar>
+            <w:vAlign w:val="center"/>
+          </w:tcPr>
+          <w:p>
+            <w:pPr>
+              <w:jc w:val="left"/>
+            </w:pPr>
+            <w:r>
+              <w:rPr>
+                <w:rFonts w:ascii="Open Sans" w:cs="Open Sans" w:eastAsia="Open Sans" w:hAnsi="Open Sans"/>
+                <w:b/>
+                <w:bCs/>
+                <w:color w:val="FFFFFF"/>
+                <w:sz w:val="20"/>
+                <w:szCs w:val="20"/>
+              </w:rPr>
+              <w:t xml:space="preserve">Stage</w:t>
+            </w:r>
+          </w:p>
+        </w:tc>
+        <w:tc>
+          <w:tcPr>
+            <w:tcW w:type="dxa" w:w="5200"/>
+            <w:tcBorders>
+              <w:top w:val="single" w:color="E9ECEF" w:sz="4"/>
+              <w:left w:val="single" w:color="E9ECEF" w:sz="4"/>
+              <w:bottom w:val="single" w:color="E9ECEF" w:sz="4"/>
+              <w:right w:val="single" w:color="E9ECEF" w:sz="4"/>
+            </w:tcBorders>
+            <w:shd w:fill="006DB6" w:val="clear"/>
+            <w:tcMar>
+              <w:top w:type="dxa" w:w="120"/>
+              <w:left w:type="dxa" w:w="140"/>
+              <w:bottom w:type="dxa" w:w="120"/>
+              <w:right w:type="dxa" w:w="140"/>
+            </w:tcMar>
+            <w:vAlign w:val="center"/>
+          </w:tcPr>
+          <w:p>
+            <w:pPr>
+              <w:jc w:val="left"/>
+            </w:pPr>
+            <w:r>
+              <w:rPr>
+                <w:rFonts w:ascii="Open Sans" w:cs="Open Sans" w:eastAsia="Open Sans" w:hAnsi="Open Sans"/>
+                <w:b/>
+                <w:bCs/>
+                <w:color w:val="FFFFFF"/>
+                <w:sz w:val="20"/>
+                <w:szCs w:val="20"/>
+              </w:rPr>
+              <w:t xml:space="preserve">What It Looks Like</w:t>
+            </w:r>
+          </w:p>
+        </w:tc>
+        <w:tc>
+          <w:tcPr>
+            <w:tcW w:type="dxa" w:w="2080"/>
+            <w:tcBorders>
+              <w:top w:val="single" w:color="E9ECEF" w:sz="4"/>
+              <w:left w:val="single" w:color="E9ECEF" w:sz="4"/>
+              <w:bottom w:val="single" w:color="E9ECEF" w:sz="4"/>
+              <w:right w:val="single" w:color="E9ECEF" w:sz="4"/>
+            </w:tcBorders>
+            <w:shd w:fill="006DB6" w:val="clear"/>
+            <w:tcMar>
+              <w:top w:type="dxa" w:w="120"/>
+              <w:left w:type="dxa" w:w="140"/>
+              <w:bottom w:type="dxa" w:w="120"/>
+              <w:right w:type="dxa" w:w="140"/>
+            </w:tcMar>
+            <w:vAlign w:val="center"/>
+          </w:tcPr>
+          <w:p>
+            <w:pPr>
+              <w:jc w:val="center"/>
+            </w:pPr>
+            <w:r>
+              <w:rPr>
+                <w:rFonts w:ascii="Open Sans" w:cs="Open Sans" w:eastAsia="Open Sans" w:hAnsi="Open Sans"/>
+                <w:b/>
+                <w:bCs/>
+                <w:color w:val="FFFFFF"/>
+                <w:sz w:val="20"/>
+                <w:szCs w:val="20"/>
+              </w:rPr>
+              <w:t xml:space="preserve">Robinson Today</w:t>
+            </w:r>
+          </w:p>
+        </w:tc>
+      </w:tr>
+      <w:tr>
+        <w:trPr>
+          <w:cantSplit/>
+        </w:trPr>
+        <w:tc>
+          <w:tcPr>
+            <w:tcW w:type="dxa" w:w="2080"/>
+            <w:tcBorders>
+              <w:top w:val="single" w:color="E9ECEF" w:sz="4"/>
+              <w:left w:val="single" w:color="E9ECEF" w:sz="4"/>
+              <w:bottom w:val="single" w:color="E9ECEF" w:sz="4"/>
+              <w:right w:val="single" w:color="E9ECEF" w:sz="4"/>
+            </w:tcBorders>
+            <w:shd w:fill="FFFFFF" w:val="clear"/>
+            <w:tcMar>
+              <w:top w:type="dxa" w:w="100"/>
+              <w:left w:type="dxa" w:w="140"/>
+              <w:bottom w:type="dxa" w:w="100"/>
+              <w:right w:type="dxa" w:w="140"/>
+            </w:tcMar>
+            <w:vAlign w:val="center"/>
+          </w:tcPr>
+          <w:p>
+            <w:pPr>
+              <w:jc w:val="left"/>
+            </w:pPr>
+            <w:r>
+              <w:rPr>
+                <w:rFonts w:ascii="Open Sans" w:cs="Open Sans" w:eastAsia="Open Sans" w:hAnsi="Open Sans"/>
+                <w:b w:val="false"/>
+                <w:bCs w:val="false"/>
+                <w:color w:val="59595B"/>
+                <w:sz w:val="20"/>
+                <w:szCs w:val="20"/>
+              </w:rPr>
+              <w:t xml:space="preserve">1. Foundational</w:t>
+            </w:r>
+          </w:p>
+        </w:tc>
+        <w:tc>
+          <w:tcPr>
+            <w:tcW w:type="dxa" w:w="5200"/>
+            <w:tcBorders>
+              <w:top w:val="single" w:color="E9ECEF" w:sz="4"/>
+              <w:left w:val="single" w:color="E9ECEF" w:sz="4"/>
+              <w:bottom w:val="single" w:color="E9ECEF" w:sz="4"/>
+              <w:right w:val="single" w:color="E9ECEF" w:sz="4"/>
+            </w:tcBorders>
+            <w:shd w:fill="FFFFFF" w:val="clear"/>
+            <w:tcMar>
+              <w:top w:type="dxa" w:w="100"/>
+              <w:left w:type="dxa" w:w="140"/>
+              <w:bottom w:type="dxa" w:w="100"/>
+              <w:right w:type="dxa" w:w="140"/>
+            </w:tcMar>
+            <w:vAlign w:val="center"/>
+          </w:tcPr>
+          <w:p>
+            <w:pPr>
+              <w:jc w:val="left"/>
+            </w:pPr>
+            <w:r>
+              <w:rPr>
+                <w:rFonts w:ascii="Open Sans" w:cs="Open Sans" w:eastAsia="Open Sans" w:hAnsi="Open Sans"/>
+                <w:b w:val="false"/>
+                <w:bCs w:val="false"/>
+                <w:color w:val="59595B"/>
+                <w:sz w:val="20"/>
+                <w:szCs w:val="20"/>
+              </w:rPr>
+              <w:t xml:space="preserve">Little or no AI; manual, people-dependent marketing and intake</w:t>
+            </w:r>
+          </w:p>
+        </w:tc>
+        <w:tc>
+          <w:tcPr>
+            <w:tcW w:type="dxa" w:w="2080"/>
+            <w:tcBorders>
+              <w:top w:val="single" w:color="E9ECEF" w:sz="4"/>
+              <w:left w:val="single" w:color="E9ECEF" w:sz="4"/>
+              <w:bottom w:val="single" w:color="E9ECEF" w:sz="4"/>
+              <w:right w:val="single" w:color="E9ECEF" w:sz="4"/>
+            </w:tcBorders>
+            <w:shd w:fill="FFFFFF" w:val="clear"/>
+            <w:tcMar>
+              <w:top w:type="dxa" w:w="100"/>
+              <w:left w:type="dxa" w:w="140"/>
+              <w:bottom w:type="dxa" w:w="100"/>
+              <w:right w:type="dxa" w:w="140"/>
+            </w:tcMar>
+            <w:vAlign w:val="center"/>
+          </w:tcPr>
+          <w:p>
+            <w:pPr>
+              <w:jc w:val="center"/>
+            </w:pPr>
+            <w:r>
+              <w:rPr>
+                <w:rFonts w:ascii="Open Sans" w:cs="Open Sans" w:eastAsia="Open Sans" w:hAnsi="Open Sans"/>
+                <w:b w:val="false"/>
+                <w:bCs w:val="false"/>
+                <w:color w:val="006DB6"/>
+                <w:sz w:val="20"/>
+                <w:szCs w:val="20"/>
+              </w:rPr>
+              <w:t xml:space="preserve"/>
+            </w:r>
+          </w:p>
+        </w:tc>
+      </w:tr>
+      <w:tr>
+        <w:trPr>
+          <w:cantSplit/>
+        </w:trPr>
+        <w:tc>
+          <w:tcPr>
+            <w:tcW w:type="dxa" w:w="2080"/>
+            <w:tcBorders>
+              <w:top w:val="single" w:color="E9ECEF" w:sz="4"/>
+              <w:left w:val="single" w:color="E9ECEF" w:sz="4"/>
+              <w:bottom w:val="single" w:color="E9ECEF" w:sz="4"/>
+              <w:right w:val="single" w:color="E9ECEF" w:sz="4"/>
+            </w:tcBorders>
+            <w:shd w:fill="F8F9FA" w:val="clear"/>
+            <w:tcMar>
+              <w:top w:type="dxa" w:w="100"/>
+              <w:left w:type="dxa" w:w="140"/>
+              <w:bottom w:type="dxa" w:w="100"/>
+              <w:right w:type="dxa" w:w="140"/>
+            </w:tcMar>
+            <w:vAlign w:val="center"/>
+          </w:tcPr>
+          <w:p>
+            <w:pPr>
+              <w:jc w:val="left"/>
+            </w:pPr>
+            <w:r>
+              <w:rPr>
+                <w:rFonts w:ascii="Open Sans" w:cs="Open Sans" w:eastAsia="Open Sans" w:hAnsi="Open Sans"/>
+                <w:b/>
+                <w:bCs/>
+                <w:color w:val="59595B"/>
+                <w:sz w:val="20"/>
+                <w:szCs w:val="20"/>
+              </w:rPr>
+              <w:t xml:space="preserve">2. Emerging</w:t>
+            </w:r>
+          </w:p>
+        </w:tc>
+        <w:tc>
+          <w:tcPr>
+            <w:tcW w:type="dxa" w:w="5200"/>
+            <w:tcBorders>
+              <w:top w:val="single" w:color="E9ECEF" w:sz="4"/>
+              <w:left w:val="single" w:color="E9ECEF" w:sz="4"/>
+              <w:bottom w:val="single" w:color="E9ECEF" w:sz="4"/>
+              <w:right w:val="single" w:color="E9ECEF" w:sz="4"/>
+            </w:tcBorders>
+            <w:shd w:fill="F8F9FA" w:val="clear"/>
+            <w:tcMar>
+              <w:top w:type="dxa" w:w="100"/>
+              <w:left w:type="dxa" w:w="140"/>
+              <w:bottom w:type="dxa" w:w="100"/>
+              <w:right w:type="dxa" w:w="140"/>
+            </w:tcMar>
+            <w:vAlign w:val="center"/>
+          </w:tcPr>
+          <w:p>
+            <w:pPr>
+              <w:jc w:val="left"/>
+            </w:pPr>
+            <w:r>
+              <w:rPr>
+                <w:rFonts w:ascii="Open Sans" w:cs="Open Sans" w:eastAsia="Open Sans" w:hAnsi="Open Sans"/>
+                <w:b/>
+                <w:bCs/>
+                <w:color w:val="59595B"/>
+                <w:sz w:val="20"/>
+                <w:szCs w:val="20"/>
+              </w:rPr>
+              <w:t xml:space="preserve">A live My SEO program is in place, but AI is not yet woven into reputation, capture, nurture, or referral growth</w:t>
+            </w:r>
+          </w:p>
+        </w:tc>
+        <w:tc>
+          <w:tcPr>
+            <w:tcW w:type="dxa" w:w="2080"/>
+            <w:tcBorders>
+              <w:top w:val="single" w:color="E9ECEF" w:sz="4"/>
+              <w:left w:val="single" w:color="E9ECEF" w:sz="4"/>
+              <w:bottom w:val="single" w:color="E9ECEF" w:sz="4"/>
+              <w:right w:val="single" w:color="E9ECEF" w:sz="4"/>
+            </w:tcBorders>
+            <w:shd w:fill="F8F9FA" w:val="clear"/>
+            <w:tcMar>
+              <w:top w:type="dxa" w:w="100"/>
+              <w:left w:type="dxa" w:w="140"/>
+              <w:bottom w:type="dxa" w:w="100"/>
+              <w:right w:type="dxa" w:w="140"/>
+            </w:tcMar>
+            <w:vAlign w:val="center"/>
+          </w:tcPr>
+          <w:p>
+            <w:pPr>
+              <w:jc w:val="center"/>
+            </w:pPr>
+            <w:r>
+              <w:rPr>
+                <w:rFonts w:ascii="Open Sans" w:cs="Open Sans" w:eastAsia="Open Sans" w:hAnsi="Open Sans"/>
+                <w:b/>
+                <w:bCs/>
+                <w:color w:val="F67D4B"/>
+                <w:sz w:val="20"/>
+                <w:szCs w:val="20"/>
+              </w:rPr>
+              <w:t xml:space="preserve">◀ You are here</w:t>
+            </w:r>
+          </w:p>
+        </w:tc>
+      </w:tr>
+      <w:tr>
+        <w:trPr>
+          <w:cantSplit/>
+        </w:trPr>
+        <w:tc>
+          <w:tcPr>
+            <w:tcW w:type="dxa" w:w="2080"/>
+            <w:tcBorders>
+              <w:top w:val="single" w:color="E9ECEF" w:sz="4"/>
+              <w:left w:val="single" w:color="E9ECEF" w:sz="4"/>
+              <w:bottom w:val="single" w:color="E9ECEF" w:sz="4"/>
+              <w:right w:val="single" w:color="E9ECEF" w:sz="4"/>
+            </w:tcBorders>
+            <w:shd w:fill="FFFFFF" w:val="clear"/>
+            <w:tcMar>
+              <w:top w:type="dxa" w:w="100"/>
+              <w:left w:type="dxa" w:w="140"/>
+              <w:bottom w:type="dxa" w:w="100"/>
+              <w:right w:type="dxa" w:w="140"/>
+            </w:tcMar>
+            <w:vAlign w:val="center"/>
+          </w:tcPr>
+          <w:p>
+            <w:pPr>
+              <w:jc w:val="left"/>
+            </w:pPr>
+            <w:r>
+              <w:rPr>
+                <w:rFonts w:ascii="Open Sans" w:cs="Open Sans" w:eastAsia="Open Sans" w:hAnsi="Open Sans"/>
+                <w:b w:val="false"/>
+                <w:bCs w:val="false"/>
+                <w:color w:val="59595B"/>
+                <w:sz w:val="20"/>
+                <w:szCs w:val="20"/>
+              </w:rPr>
+              <w:t xml:space="preserve">3. Operational</w:t>
+            </w:r>
+          </w:p>
+        </w:tc>
+        <w:tc>
+          <w:tcPr>
+            <w:tcW w:type="dxa" w:w="5200"/>
+            <w:tcBorders>
+              <w:top w:val="single" w:color="E9ECEF" w:sz="4"/>
+              <w:left w:val="single" w:color="E9ECEF" w:sz="4"/>
+              <w:bottom w:val="single" w:color="E9ECEF" w:sz="4"/>
+              <w:right w:val="single" w:color="E9ECEF" w:sz="4"/>
+            </w:tcBorders>
+            <w:shd w:fill="FFFFFF" w:val="clear"/>
+            <w:tcMar>
+              <w:top w:type="dxa" w:w="100"/>
+              <w:left w:type="dxa" w:w="140"/>
+              <w:bottom w:type="dxa" w:w="100"/>
+              <w:right w:type="dxa" w:w="140"/>
+            </w:tcMar>
+            <w:vAlign w:val="center"/>
+          </w:tcPr>
+          <w:p>
+            <w:pPr>
+              <w:jc w:val="left"/>
+            </w:pPr>
+            <w:r>
+              <w:rPr>
+                <w:rFonts w:ascii="Open Sans" w:cs="Open Sans" w:eastAsia="Open Sans" w:hAnsi="Open Sans"/>
+                <w:b w:val="false"/>
+                <w:bCs w:val="false"/>
+                <w:color w:val="59595B"/>
+                <w:sz w:val="20"/>
+                <w:szCs w:val="20"/>
+              </w:rPr>
+              <w:t xml:space="preserve">AI runs specific workflows day-to-day — review velocity, consult nurture, referral outreach — with measured results</w:t>
+            </w:r>
+          </w:p>
+        </w:tc>
+        <w:tc>
+          <w:tcPr>
+            <w:tcW w:type="dxa" w:w="2080"/>
+            <w:tcBorders>
+              <w:top w:val="single" w:color="E9ECEF" w:sz="4"/>
+              <w:left w:val="single" w:color="E9ECEF" w:sz="4"/>
+              <w:bottom w:val="single" w:color="E9ECEF" w:sz="4"/>
+              <w:right w:val="single" w:color="E9ECEF" w:sz="4"/>
+            </w:tcBorders>
+            <w:shd w:fill="FFFFFF" w:val="clear"/>
+            <w:tcMar>
+              <w:top w:type="dxa" w:w="100"/>
+              <w:left w:type="dxa" w:w="140"/>
+              <w:bottom w:type="dxa" w:w="100"/>
+              <w:right w:type="dxa" w:w="140"/>
+            </w:tcMar>
+            <w:vAlign w:val="center"/>
+          </w:tcPr>
+          <w:p>
+            <w:pPr>
+              <w:jc w:val="center"/>
+            </w:pPr>
+            <w:r>
+              <w:rPr>
+                <w:rFonts w:ascii="Open Sans" w:cs="Open Sans" w:eastAsia="Open Sans" w:hAnsi="Open Sans"/>
+                <w:b w:val="false"/>
+                <w:bCs w:val="false"/>
+                <w:color w:val="59595B"/>
+                <w:sz w:val="20"/>
+                <w:szCs w:val="20"/>
+              </w:rPr>
+              <w:t xml:space="preserve"/>
+            </w:r>
+          </w:p>
+        </w:tc>
+      </w:tr>
+      <w:tr>
+        <w:trPr>
+          <w:cantSplit/>
+        </w:trPr>
+        <w:tc>
+          <w:tcPr>
+            <w:tcW w:type="dxa" w:w="2080"/>
+            <w:tcBorders>
+              <w:top w:val="single" w:color="E9ECEF" w:sz="4"/>
+              <w:left w:val="single" w:color="E9ECEF" w:sz="4"/>
+              <w:bottom w:val="single" w:color="E9ECEF" w:sz="4"/>
+              <w:right w:val="single" w:color="E9ECEF" w:sz="4"/>
+            </w:tcBorders>
+            <w:shd w:fill="F8F9FA" w:val="clear"/>
+            <w:tcMar>
+              <w:top w:type="dxa" w:w="100"/>
+              <w:left w:type="dxa" w:w="140"/>
+              <w:bottom w:type="dxa" w:w="100"/>
+              <w:right w:type="dxa" w:w="140"/>
+            </w:tcMar>
+            <w:vAlign w:val="center"/>
+          </w:tcPr>
+          <w:p>
+            <w:pPr>
+              <w:jc w:val="left"/>
+            </w:pPr>
+            <w:r>
+              <w:rPr>
+                <w:rFonts w:ascii="Open Sans" w:cs="Open Sans" w:eastAsia="Open Sans" w:hAnsi="Open Sans"/>
+                <w:b w:val="false"/>
+                <w:bCs w:val="false"/>
+                <w:color w:val="59595B"/>
+                <w:sz w:val="20"/>
+                <w:szCs w:val="20"/>
+              </w:rPr>
+              <w:t xml:space="preserve">4. Scaled</w:t>
+            </w:r>
+          </w:p>
+        </w:tc>
+        <w:tc>
+          <w:tcPr>
+            <w:tcW w:type="dxa" w:w="5200"/>
+            <w:tcBorders>
+              <w:top w:val="single" w:color="E9ECEF" w:sz="4"/>
+              <w:left w:val="single" w:color="E9ECEF" w:sz="4"/>
+              <w:bottom w:val="single" w:color="E9ECEF" w:sz="4"/>
+              <w:right w:val="single" w:color="E9ECEF" w:sz="4"/>
+            </w:tcBorders>
+            <w:shd w:fill="F8F9FA" w:val="clear"/>
+            <w:tcMar>
+              <w:top w:type="dxa" w:w="100"/>
+              <w:left w:type="dxa" w:w="140"/>
+              <w:bottom w:type="dxa" w:w="100"/>
+              <w:right w:type="dxa" w:w="140"/>
+            </w:tcMar>
+            <w:vAlign w:val="center"/>
+          </w:tcPr>
+          <w:p>
+            <w:pPr>
+              <w:jc w:val="left"/>
+            </w:pPr>
+            <w:r>
+              <w:rPr>
+                <w:rFonts w:ascii="Open Sans" w:cs="Open Sans" w:eastAsia="Open Sans" w:hAnsi="Open Sans"/>
+                <w:b w:val="false"/>
+                <w:bCs w:val="false"/>
+                <w:color w:val="59595B"/>
+                <w:sz w:val="20"/>
+                <w:szCs w:val="20"/>
+              </w:rPr>
+              <w:t xml:space="preserve">AI is embedded across both growth engines with governance and dashboards</w:t>
+            </w:r>
+          </w:p>
+        </w:tc>
+        <w:tc>
+          <w:tcPr>
+            <w:tcW w:type="dxa" w:w="2080"/>
+            <w:tcBorders>
+              <w:top w:val="single" w:color="E9ECEF" w:sz="4"/>
+              <w:left w:val="single" w:color="E9ECEF" w:sz="4"/>
+              <w:bottom w:val="single" w:color="E9ECEF" w:sz="4"/>
+              <w:right w:val="single" w:color="E9ECEF" w:sz="4"/>
+            </w:tcBorders>
+            <w:shd w:fill="F8F9FA" w:val="clear"/>
+            <w:tcMar>
+              <w:top w:type="dxa" w:w="100"/>
+              <w:left w:type="dxa" w:w="140"/>
+              <w:bottom w:type="dxa" w:w="100"/>
+              <w:right w:type="dxa" w:w="140"/>
+            </w:tcMar>
+            <w:vAlign w:val="center"/>
+          </w:tcPr>
+          <w:p>
+            <w:pPr>
+              <w:jc w:val="center"/>
+            </w:pPr>
+            <w:r>
+              <w:rPr>
+                <w:rFonts w:ascii="Open Sans" w:cs="Open Sans" w:eastAsia="Open Sans" w:hAnsi="Open Sans"/>
+                <w:b w:val="false"/>
+                <w:bCs w:val="false"/>
+                <w:color w:val="59595B"/>
+                <w:sz w:val="20"/>
+                <w:szCs w:val="20"/>
+              </w:rPr>
+              <w:t xml:space="preserve"/>
+            </w:r>
+          </w:p>
+        </w:tc>
+      </w:tr>
+      <w:tr>
+        <w:trPr>
+          <w:cantSplit/>
+        </w:trPr>
+        <w:tc>
+          <w:tcPr>
+            <w:tcW w:type="dxa" w:w="2080"/>
+            <w:tcBorders>
+              <w:top w:val="single" w:color="E9ECEF" w:sz="4"/>
+              <w:left w:val="single" w:color="E9ECEF" w:sz="4"/>
+              <w:bottom w:val="single" w:color="E9ECEF" w:sz="4"/>
+              <w:right w:val="single" w:color="E9ECEF" w:sz="4"/>
+            </w:tcBorders>
+            <w:shd w:fill="FFFFFF" w:val="clear"/>
+            <w:tcMar>
+              <w:top w:type="dxa" w:w="100"/>
+              <w:left w:type="dxa" w:w="140"/>
+              <w:bottom w:type="dxa" w:w="100"/>
+              <w:right w:type="dxa" w:w="140"/>
+            </w:tcMar>
+            <w:vAlign w:val="center"/>
+          </w:tcPr>
+          <w:p>
+            <w:pPr>
+              <w:jc w:val="left"/>
+            </w:pPr>
+            <w:r>
+              <w:rPr>
+                <w:rFonts w:ascii="Open Sans" w:cs="Open Sans" w:eastAsia="Open Sans" w:hAnsi="Open Sans"/>
+                <w:b w:val="false"/>
+                <w:bCs w:val="false"/>
+                <w:color w:val="59595B"/>
+                <w:sz w:val="20"/>
+                <w:szCs w:val="20"/>
+              </w:rPr>
+              <w:t xml:space="preserve">5. Transformational</w:t>
+            </w:r>
+          </w:p>
+        </w:tc>
+        <w:tc>
+          <w:tcPr>
+            <w:tcW w:type="dxa" w:w="5200"/>
+            <w:tcBorders>
+              <w:top w:val="single" w:color="E9ECEF" w:sz="4"/>
+              <w:left w:val="single" w:color="E9ECEF" w:sz="4"/>
+              <w:bottom w:val="single" w:color="E9ECEF" w:sz="4"/>
+              <w:right w:val="single" w:color="E9ECEF" w:sz="4"/>
+            </w:tcBorders>
+            <w:shd w:fill="FFFFFF" w:val="clear"/>
+            <w:tcMar>
+              <w:top w:type="dxa" w:w="100"/>
+              <w:left w:type="dxa" w:w="140"/>
+              <w:bottom w:type="dxa" w:w="100"/>
+              <w:right w:type="dxa" w:w="140"/>
+            </w:tcMar>
+            <w:vAlign w:val="center"/>
+          </w:tcPr>
+          <w:p>
+            <w:pPr>
+              <w:jc w:val="left"/>
+            </w:pPr>
+            <w:r>
+              <w:rPr>
+                <w:rFonts w:ascii="Open Sans" w:cs="Open Sans" w:eastAsia="Open Sans" w:hAnsi="Open Sans"/>
+                <w:b w:val="false"/>
+                <w:bCs w:val="false"/>
+                <w:color w:val="59595B"/>
+                <w:sz w:val="20"/>
+                <w:szCs w:val="20"/>
+              </w:rPr>
+              <w:t xml:space="preserve">AI is the default way the practice markets, captures, and grows</w:t>
+            </w:r>
+          </w:p>
+        </w:tc>
+        <w:tc>
+          <w:tcPr>
+            <w:tcW w:type="dxa" w:w="2080"/>
+            <w:tcBorders>
+              <w:top w:val="single" w:color="E9ECEF" w:sz="4"/>
+              <w:left w:val="single" w:color="E9ECEF" w:sz="4"/>
+              <w:bottom w:val="single" w:color="E9ECEF" w:sz="4"/>
+              <w:right w:val="single" w:color="E9ECEF" w:sz="4"/>
+            </w:tcBorders>
+            <w:shd w:fill="FFFFFF" w:val="clear"/>
+            <w:tcMar>
+              <w:top w:type="dxa" w:w="100"/>
+              <w:left w:type="dxa" w:w="140"/>
+              <w:bottom w:type="dxa" w:w="100"/>
+              <w:right w:type="dxa" w:w="140"/>
+            </w:tcMar>
+            <w:vAlign w:val="center"/>
+          </w:tcPr>
+          <w:p>
+            <w:pPr>
+              <w:jc w:val="center"/>
+            </w:pPr>
+            <w:r>
+              <w:rPr>
+                <w:rFonts w:ascii="Open Sans" w:cs="Open Sans" w:eastAsia="Open Sans" w:hAnsi="Open Sans"/>
+                <w:b w:val="false"/>
+                <w:bCs w:val="false"/>
+                <w:color w:val="59595B"/>
+                <w:sz w:val="20"/>
+                <w:szCs w:val="20"/>
+              </w:rPr>
+              <w:t xml:space="preserve"/>
+            </w:r>
+          </w:p>
+        </w:tc>
+      </w:tr>
+    </w:tbl>
+    <w:p>
+      <w:pPr>
+        <w:spacing w:after="140" w:before="80" w:line="320"/>
+        <w:jc w:val="both"/>
+      </w:pPr>
+      <w:r>
+        <w:rPr>
+          <w:rFonts w:ascii="Open Sans" w:cs="Open Sans" w:eastAsia="Open Sans" w:hAnsi="Open Sans"/>
+          <w:b w:val="false"/>
+          <w:bCs w:val="false"/>
+          <w:i w:val="false"/>
+          <w:iCs w:val="false"/>
+          <w:color w:val="59595B"/>
+          <w:sz w:val="22"/>
+          <w:szCs w:val="22"/>
+        </w:rPr>
+        <w:t xml:space="preserve">Robinson Facial is already at the Emerging stage: the My SEO program is live. This report is the plan to reach Operational — AI working across both the consumer engine and the referral engine — within twelve months.</w:t>
+      </w:r>
+    </w:p>
+    <w:p>
+      <w:pPr>
+        <w:spacing w:after="0" w:before="140"/>
+      </w:pPr>
+      <w:r>
+        <w:t xml:space="preserve"/>
+      </w:r>
+    </w:p>
+    <w:p>
+      <w:pPr>
+        <w:pStyle w:val="Heading2"/>
+        <w:keepNext/>
+        <w:keepLines/>
+        <w:spacing w:after="120" w:before="280"/>
+      </w:pPr>
+      <w:r>
+        <w:rPr>
+          <w:rFonts w:ascii="Open Sans" w:cs="Open Sans" w:eastAsia="Open Sans" w:hAnsi="Open Sans"/>
+          <w:b/>
+          <w:bCs/>
+          <w:color w:val="006DB6"/>
+          <w:sz w:val="26"/>
+          <w:szCs w:val="26"/>
+        </w:rPr>
+        <w:t xml:space="preserve">Adopting AI Responsibly — Three Risks Every Leader Manages</w:t>
+      </w:r>
+    </w:p>
+    <w:p>
+      <w:pPr>
+        <w:spacing w:after="140" w:before="0" w:line="320"/>
+        <w:jc w:val="both"/>
+      </w:pPr>
+      <w:r>
+        <w:rPr>
+          <w:rFonts w:ascii="Open Sans" w:cs="Open Sans" w:eastAsia="Open Sans" w:hAnsi="Open Sans"/>
+          <w:b w:val="false"/>
+          <w:bCs w:val="false"/>
+          <w:i w:val="false"/>
+          <w:iCs w:val="false"/>
+          <w:color w:val="59595B"/>
+          <w:sz w:val="22"/>
+          <w:szCs w:val="22"/>
+        </w:rPr>
+        <w:t xml:space="preserve">The U.S. government's NIST AI Risk Management Framework gives leaders a simple mental model — Govern, Map, Measure, Manage. For a medical practice like Robinson Facial, three risks matter most, and each has a concrete control:</w:t>
+      </w:r>
+    </w:p>
+    <w:p>
+      <w:pPr>
+        <w:spacing w:after="0" w:before="80"/>
+      </w:pPr>
+      <w:r>
+        <w:t xml:space="preserve"/>
+      </w:r>
+    </w:p>
+    <w:tbl>
+      <w:tblPr>
+        <w:tblW w:type="dxa" w:w="9360"/>
+        <w:tblBorders>
+          <w:top w:val="single" w:color="auto" w:sz="4"/>
+          <w:left w:val="single" w:color="auto" w:sz="4"/>
+          <w:bottom w:val="single" w:color="auto" w:sz="4"/>
+          <w:right w:val="single" w:color="auto" w:sz="4"/>
+          <w:insideH w:val="single" w:color="auto" w:sz="4"/>
+          <w:insideV w:val="single" w:color="auto" w:sz="4"/>
+        </w:tblBorders>
+      </w:tblPr>
+      <w:tblGrid>
+        <w:gridCol w:w="1959"/>
+        <w:gridCol w:w="3700"/>
+        <w:gridCol w:w="3701"/>
+      </w:tblGrid>
+      <w:tr>
+        <w:trPr>
+          <w:cantSplit/>
+          <w:tblHeader/>
+        </w:trPr>
+        <w:tc>
+          <w:tcPr>
+            <w:tcW w:type="dxa" w:w="1959"/>
+            <w:tcBorders>
+              <w:top w:val="single" w:color="E9ECEF" w:sz="4"/>
+              <w:left w:val="single" w:color="E9ECEF" w:sz="4"/>
+              <w:bottom w:val="single" w:color="E9ECEF" w:sz="4"/>
+              <w:right w:val="single" w:color="E9ECEF" w:sz="4"/>
+            </w:tcBorders>
+            <w:shd w:fill="1A1A2E" w:val="clear"/>
+            <w:tcMar>
+              <w:top w:type="dxa" w:w="120"/>
+              <w:left w:type="dxa" w:w="140"/>
+              <w:bottom w:type="dxa" w:w="120"/>
+              <w:right w:type="dxa" w:w="140"/>
+            </w:tcMar>
+            <w:vAlign w:val="center"/>
+          </w:tcPr>
+          <w:p>
+            <w:pPr>
+              <w:jc w:val="left"/>
+            </w:pPr>
+            <w:r>
+              <w:rPr>
+                <w:rFonts w:ascii="Open Sans" w:cs="Open Sans" w:eastAsia="Open Sans" w:hAnsi="Open Sans"/>
+                <w:b/>
+                <w:bCs/>
+                <w:color w:val="FFFFFF"/>
+                <w:sz w:val="20"/>
+                <w:szCs w:val="20"/>
+              </w:rPr>
+              <w:t xml:space="preserve">Risk</w:t>
+            </w:r>
+          </w:p>
+        </w:tc>
+        <w:tc>
+          <w:tcPr>
+            <w:tcW w:type="dxa" w:w="3700"/>
+            <w:tcBorders>
+              <w:top w:val="single" w:color="E9ECEF" w:sz="4"/>
+              <w:left w:val="single" w:color="E9ECEF" w:sz="4"/>
+              <w:bottom w:val="single" w:color="E9ECEF" w:sz="4"/>
+              <w:right w:val="single" w:color="E9ECEF" w:sz="4"/>
+            </w:tcBorders>
+            <w:shd w:fill="1A1A2E" w:val="clear"/>
+            <w:tcMar>
+              <w:top w:type="dxa" w:w="120"/>
+              <w:left w:type="dxa" w:w="140"/>
+              <w:bottom w:type="dxa" w:w="120"/>
+              <w:right w:type="dxa" w:w="140"/>
+            </w:tcMar>
+            <w:vAlign w:val="center"/>
+          </w:tcPr>
+          <w:p>
+            <w:pPr>
+              <w:jc w:val="left"/>
+            </w:pPr>
+            <w:r>
+              <w:rPr>
+                <w:rFonts w:ascii="Open Sans" w:cs="Open Sans" w:eastAsia="Open Sans" w:hAnsi="Open Sans"/>
+                <w:b/>
+                <w:bCs/>
+                <w:color w:val="FFFFFF"/>
+                <w:sz w:val="20"/>
+                <w:szCs w:val="20"/>
+              </w:rPr>
+              <w:t xml:space="preserve">What It Means</w:t>
+            </w:r>
+          </w:p>
+        </w:tc>
+        <w:tc>
+          <w:tcPr>
+            <w:tcW w:type="dxa" w:w="3701"/>
+            <w:tcBorders>
+              <w:top w:val="single" w:color="E9ECEF" w:sz="4"/>
+              <w:left w:val="single" w:color="E9ECEF" w:sz="4"/>
+              <w:bottom w:val="single" w:color="E9ECEF" w:sz="4"/>
+              <w:right w:val="single" w:color="E9ECEF" w:sz="4"/>
+            </w:tcBorders>
+            <w:shd w:fill="1A1A2E" w:val="clear"/>
+            <w:tcMar>
+              <w:top w:type="dxa" w:w="120"/>
+              <w:left w:type="dxa" w:w="140"/>
+              <w:bottom w:type="dxa" w:w="120"/>
+              <w:right w:type="dxa" w:w="140"/>
+            </w:tcMar>
+            <w:vAlign w:val="center"/>
+          </w:tcPr>
+          <w:p>
+            <w:pPr>
+              <w:jc w:val="left"/>
+            </w:pPr>
+            <w:r>
+              <w:rPr>
+                <w:rFonts w:ascii="Open Sans" w:cs="Open Sans" w:eastAsia="Open Sans" w:hAnsi="Open Sans"/>
+                <w:b/>
+                <w:bCs/>
+                <w:color w:val="FFFFFF"/>
+                <w:sz w:val="20"/>
+                <w:szCs w:val="20"/>
+              </w:rPr>
+              <w:t xml:space="preserve">How Technijian Controls It</w:t>
+            </w:r>
+          </w:p>
+        </w:tc>
+      </w:tr>
+      <w:tr>
+        <w:trPr>
+          <w:cantSplit/>
+        </w:trPr>
+        <w:tc>
+          <w:tcPr>
+            <w:tcW w:type="dxa" w:w="1959"/>
+            <w:tcBorders>
+              <w:top w:val="single" w:color="E9ECEF" w:sz="4"/>
+              <w:left w:val="single" w:color="E9ECEF" w:sz="4"/>
+              <w:bottom w:val="single" w:color="E9ECEF" w:sz="4"/>
+              <w:right w:val="single" w:color="E9ECEF" w:sz="4"/>
+            </w:tcBorders>
+            <w:shd w:fill="FFFFFF" w:val="clear"/>
+            <w:tcMar>
+              <w:top w:type="dxa" w:w="100"/>
+              <w:left w:type="dxa" w:w="140"/>
+              <w:bottom w:type="dxa" w:w="100"/>
+              <w:right w:type="dxa" w:w="140"/>
+            </w:tcMar>
+            <w:vAlign w:val="center"/>
+          </w:tcPr>
+          <w:p>
+            <w:pPr>
+              <w:jc w:val="left"/>
+            </w:pPr>
+            <w:r>
+              <w:rPr>
+                <w:rFonts w:ascii="Open Sans" w:cs="Open Sans" w:eastAsia="Open Sans" w:hAnsi="Open Sans"/>
+                <w:b w:val="false"/>
+                <w:bCs w:val="false"/>
+                <w:color w:val="59595B"/>
+                <w:sz w:val="20"/>
+                <w:szCs w:val="20"/>
+              </w:rPr>
+              <w:t xml:space="preserve">Hallucination</w:t>
+            </w:r>
+          </w:p>
+        </w:tc>
+        <w:tc>
+          <w:tcPr>
+            <w:tcW w:type="dxa" w:w="3700"/>
+            <w:tcBorders>
+              <w:top w:val="single" w:color="E9ECEF" w:sz="4"/>
+              <w:left w:val="single" w:color="E9ECEF" w:sz="4"/>
+              <w:bottom w:val="single" w:color="E9ECEF" w:sz="4"/>
+              <w:right w:val="single" w:color="E9ECEF" w:sz="4"/>
+            </w:tcBorders>
+            <w:shd w:fill="FFFFFF" w:val="clear"/>
+            <w:tcMar>
+              <w:top w:type="dxa" w:w="100"/>
+              <w:left w:type="dxa" w:w="140"/>
+              <w:bottom w:type="dxa" w:w="100"/>
+              <w:right w:type="dxa" w:w="140"/>
+            </w:tcMar>
+            <w:vAlign w:val="center"/>
+          </w:tcPr>
+          <w:p>
+            <w:pPr>
+              <w:jc w:val="left"/>
+            </w:pPr>
+            <w:r>
+              <w:rPr>
+                <w:rFonts w:ascii="Open Sans" w:cs="Open Sans" w:eastAsia="Open Sans" w:hAnsi="Open Sans"/>
+                <w:b w:val="false"/>
+                <w:bCs w:val="false"/>
+                <w:color w:val="59595B"/>
+                <w:sz w:val="20"/>
+                <w:szCs w:val="20"/>
+              </w:rPr>
+              <w:t xml:space="preserve">AI can state a confident, wrong answer</w:t>
+            </w:r>
+          </w:p>
+        </w:tc>
+        <w:tc>
+          <w:tcPr>
+            <w:tcW w:type="dxa" w:w="3701"/>
+            <w:tcBorders>
+              <w:top w:val="single" w:color="E9ECEF" w:sz="4"/>
+              <w:left w:val="single" w:color="E9ECEF" w:sz="4"/>
+              <w:bottom w:val="single" w:color="E9ECEF" w:sz="4"/>
+              <w:right w:val="single" w:color="E9ECEF" w:sz="4"/>
+            </w:tcBorders>
+            <w:shd w:fill="FFFFFF" w:val="clear"/>
+            <w:tcMar>
+              <w:top w:type="dxa" w:w="100"/>
+              <w:left w:type="dxa" w:w="140"/>
+              <w:bottom w:type="dxa" w:w="100"/>
+              <w:right w:type="dxa" w:w="140"/>
+            </w:tcMar>
+            <w:vAlign w:val="center"/>
+          </w:tcPr>
+          <w:p>
+            <w:pPr>
+              <w:jc w:val="left"/>
+            </w:pPr>
+            <w:r>
+              <w:rPr>
+                <w:rFonts w:ascii="Open Sans" w:cs="Open Sans" w:eastAsia="Open Sans" w:hAnsi="Open Sans"/>
+                <w:b w:val="false"/>
+                <w:bCs w:val="false"/>
+                <w:color w:val="59595B"/>
+                <w:sz w:val="20"/>
+                <w:szCs w:val="20"/>
+              </w:rPr>
+              <w:t xml:space="preserve">Human-in-the-loop review on anything patient-facing or medical — AI drafts candidacy and procedure copy, Dr. Robinson or the coordinator approves</w:t>
+            </w:r>
+          </w:p>
+        </w:tc>
+      </w:tr>
+      <w:tr>
+        <w:trPr>
+          <w:cantSplit/>
+        </w:trPr>
+        <w:tc>
+          <w:tcPr>
+            <w:tcW w:type="dxa" w:w="1959"/>
+            <w:tcBorders>
+              <w:top w:val="single" w:color="E9ECEF" w:sz="4"/>
+              <w:left w:val="single" w:color="E9ECEF" w:sz="4"/>
+              <w:bottom w:val="single" w:color="E9ECEF" w:sz="4"/>
+              <w:right w:val="single" w:color="E9ECEF" w:sz="4"/>
+            </w:tcBorders>
+            <w:shd w:fill="F8F9FA" w:val="clear"/>
+            <w:tcMar>
+              <w:top w:type="dxa" w:w="100"/>
+              <w:left w:type="dxa" w:w="140"/>
+              <w:bottom w:type="dxa" w:w="100"/>
+              <w:right w:type="dxa" w:w="140"/>
+            </w:tcMar>
+            <w:vAlign w:val="center"/>
+          </w:tcPr>
+          <w:p>
+            <w:pPr>
+              <w:jc w:val="left"/>
+            </w:pPr>
+            <w:r>
+              <w:rPr>
+                <w:rFonts w:ascii="Open Sans" w:cs="Open Sans" w:eastAsia="Open Sans" w:hAnsi="Open Sans"/>
+                <w:b w:val="false"/>
+                <w:bCs w:val="false"/>
+                <w:color w:val="59595B"/>
+                <w:sz w:val="20"/>
+                <w:szCs w:val="20"/>
+              </w:rPr>
+              <w:t xml:space="preserve">Data leakage</w:t>
+            </w:r>
+          </w:p>
+        </w:tc>
+        <w:tc>
+          <w:tcPr>
+            <w:tcW w:type="dxa" w:w="3700"/>
+            <w:tcBorders>
+              <w:top w:val="single" w:color="E9ECEF" w:sz="4"/>
+              <w:left w:val="single" w:color="E9ECEF" w:sz="4"/>
+              <w:bottom w:val="single" w:color="E9ECEF" w:sz="4"/>
+              <w:right w:val="single" w:color="E9ECEF" w:sz="4"/>
+            </w:tcBorders>
+            <w:shd w:fill="F8F9FA" w:val="clear"/>
+            <w:tcMar>
+              <w:top w:type="dxa" w:w="100"/>
+              <w:left w:type="dxa" w:w="140"/>
+              <w:bottom w:type="dxa" w:w="100"/>
+              <w:right w:type="dxa" w:w="140"/>
+            </w:tcMar>
+            <w:vAlign w:val="center"/>
+          </w:tcPr>
+          <w:p>
+            <w:pPr>
+              <w:jc w:val="left"/>
+            </w:pPr>
+            <w:r>
+              <w:rPr>
+                <w:rFonts w:ascii="Open Sans" w:cs="Open Sans" w:eastAsia="Open Sans" w:hAnsi="Open Sans"/>
+                <w:b w:val="false"/>
+                <w:bCs w:val="false"/>
+                <w:color w:val="59595B"/>
+                <w:sz w:val="20"/>
+                <w:szCs w:val="20"/>
+              </w:rPr>
+              <w:t xml:space="preserve">Sensitive data pasted into public tools can escape</w:t>
+            </w:r>
+          </w:p>
+        </w:tc>
+        <w:tc>
+          <w:tcPr>
+            <w:tcW w:type="dxa" w:w="3701"/>
+            <w:tcBorders>
+              <w:top w:val="single" w:color="E9ECEF" w:sz="4"/>
+              <w:left w:val="single" w:color="E9ECEF" w:sz="4"/>
+              <w:bottom w:val="single" w:color="E9ECEF" w:sz="4"/>
+              <w:right w:val="single" w:color="E9ECEF" w:sz="4"/>
+            </w:tcBorders>
+            <w:shd w:fill="F8F9FA" w:val="clear"/>
+            <w:tcMar>
+              <w:top w:type="dxa" w:w="100"/>
+              <w:left w:type="dxa" w:w="140"/>
+              <w:bottom w:type="dxa" w:w="100"/>
+              <w:right w:type="dxa" w:w="140"/>
+            </w:tcMar>
+            <w:vAlign w:val="center"/>
+          </w:tcPr>
+          <w:p>
+            <w:pPr>
+              <w:jc w:val="left"/>
+            </w:pPr>
+            <w:r>
+              <w:rPr>
+                <w:rFonts w:ascii="Open Sans" w:cs="Open Sans" w:eastAsia="Open Sans" w:hAnsi="Open Sans"/>
+                <w:b w:val="false"/>
+                <w:bCs w:val="false"/>
+                <w:color w:val="59595B"/>
+                <w:sz w:val="20"/>
+                <w:szCs w:val="20"/>
+              </w:rPr>
+              <w:t xml:space="preserve">Private, governed AI deployments — patient information and any PHI never touch a public model; HIPAA-aware handling by design</w:t>
+            </w:r>
+          </w:p>
+        </w:tc>
+      </w:tr>
+      <w:tr>
+        <w:trPr>
+          <w:cantSplit/>
+        </w:trPr>
+        <w:tc>
+          <w:tcPr>
+            <w:tcW w:type="dxa" w:w="1959"/>
+            <w:tcBorders>
+              <w:top w:val="single" w:color="E9ECEF" w:sz="4"/>
+              <w:left w:val="single" w:color="E9ECEF" w:sz="4"/>
+              <w:bottom w:val="single" w:color="E9ECEF" w:sz="4"/>
+              <w:right w:val="single" w:color="E9ECEF" w:sz="4"/>
+            </w:tcBorders>
+            <w:shd w:fill="FFFFFF" w:val="clear"/>
+            <w:tcMar>
+              <w:top w:type="dxa" w:w="100"/>
+              <w:left w:type="dxa" w:w="140"/>
+              <w:bottom w:type="dxa" w:w="100"/>
+              <w:right w:type="dxa" w:w="140"/>
+            </w:tcMar>
+            <w:vAlign w:val="center"/>
+          </w:tcPr>
+          <w:p>
+            <w:pPr>
+              <w:jc w:val="left"/>
+            </w:pPr>
+            <w:r>
+              <w:rPr>
+                <w:rFonts w:ascii="Open Sans" w:cs="Open Sans" w:eastAsia="Open Sans" w:hAnsi="Open Sans"/>
+                <w:b w:val="false"/>
+                <w:bCs w:val="false"/>
+                <w:color w:val="59595B"/>
+                <w:sz w:val="20"/>
+                <w:szCs w:val="20"/>
+              </w:rPr>
+              <w:t xml:space="preserve">Compliance &amp; accountability</w:t>
+            </w:r>
+          </w:p>
+        </w:tc>
+        <w:tc>
+          <w:tcPr>
+            <w:tcW w:type="dxa" w:w="3700"/>
+            <w:tcBorders>
+              <w:top w:val="single" w:color="E9ECEF" w:sz="4"/>
+              <w:left w:val="single" w:color="E9ECEF" w:sz="4"/>
+              <w:bottom w:val="single" w:color="E9ECEF" w:sz="4"/>
+              <w:right w:val="single" w:color="E9ECEF" w:sz="4"/>
+            </w:tcBorders>
+            <w:shd w:fill="FFFFFF" w:val="clear"/>
+            <w:tcMar>
+              <w:top w:type="dxa" w:w="100"/>
+              <w:left w:type="dxa" w:w="140"/>
+              <w:bottom w:type="dxa" w:w="100"/>
+              <w:right w:type="dxa" w:w="140"/>
+            </w:tcMar>
+            <w:vAlign w:val="center"/>
+          </w:tcPr>
+          <w:p>
+            <w:pPr>
+              <w:jc w:val="left"/>
+            </w:pPr>
+            <w:r>
+              <w:rPr>
+                <w:rFonts w:ascii="Open Sans" w:cs="Open Sans" w:eastAsia="Open Sans" w:hAnsi="Open Sans"/>
+                <w:b w:val="false"/>
+                <w:bCs w:val="false"/>
+                <w:color w:val="59595B"/>
+                <w:sz w:val="20"/>
+                <w:szCs w:val="20"/>
+              </w:rPr>
+              <w:t xml:space="preserve">Untracked AI tools create audit gaps</w:t>
+            </w:r>
+          </w:p>
+        </w:tc>
+        <w:tc>
+          <w:tcPr>
+            <w:tcW w:type="dxa" w:w="3701"/>
+            <w:tcBorders>
+              <w:top w:val="single" w:color="E9ECEF" w:sz="4"/>
+              <w:left w:val="single" w:color="E9ECEF" w:sz="4"/>
+              <w:bottom w:val="single" w:color="E9ECEF" w:sz="4"/>
+              <w:right w:val="single" w:color="E9ECEF" w:sz="4"/>
+            </w:tcBorders>
+            <w:shd w:fill="FFFFFF" w:val="clear"/>
+            <w:tcMar>
+              <w:top w:type="dxa" w:w="100"/>
+              <w:left w:type="dxa" w:w="140"/>
+              <w:bottom w:type="dxa" w:w="100"/>
+              <w:right w:type="dxa" w:w="140"/>
+            </w:tcMar>
+            <w:vAlign w:val="center"/>
+          </w:tcPr>
+          <w:p>
+            <w:pPr>
+              <w:jc w:val="left"/>
+            </w:pPr>
+            <w:r>
+              <w:rPr>
+                <w:rFonts w:ascii="Open Sans" w:cs="Open Sans" w:eastAsia="Open Sans" w:hAnsi="Open Sans"/>
+                <w:b w:val="false"/>
+                <w:bCs w:val="false"/>
+                <w:color w:val="59595B"/>
+                <w:sz w:val="20"/>
+                <w:szCs w:val="20"/>
+              </w:rPr>
+              <w:t xml:space="preserve">Every AI tool inventoried with owner, vendor, and data source — led by a CISSP-certified team</w:t>
+            </w:r>
+          </w:p>
+        </w:tc>
+      </w:tr>
+    </w:tbl>
+    <w:p>
+      <w:pPr>
+        <w:spacing w:after="0" w:before="140"/>
+      </w:pPr>
+      <w:r>
+        <w:t xml:space="preserve"/>
+      </w:r>
+    </w:p>
+    <w:p>
+      <w:pPr>
+        <w:pStyle w:val="Heading2"/>
+        <w:keepNext/>
+        <w:keepLines/>
+        <w:spacing w:after="120" w:before="280"/>
+      </w:pPr>
+      <w:r>
+        <w:rPr>
+          <w:rFonts w:ascii="Open Sans" w:cs="Open Sans" w:eastAsia="Open Sans" w:hAnsi="Open Sans"/>
+          <w:b/>
+          <w:bCs/>
+          <w:color w:val="006DB6"/>
+          <w:sz w:val="26"/>
+          <w:szCs w:val="26"/>
+        </w:rPr>
+        <w:t xml:space="preserve">What Comparable Organizations Are Already Doing</w:t>
+      </w:r>
+    </w:p>
+    <w:p>
+      <w:pPr>
+        <w:pStyle w:val="ListParagraph"/>
+        <w:numPr>
+          <w:ilvl w:val="0"/>
+          <w:numId w:val="2"/>
+        </w:numPr>
+        <w:spacing w:after="80" w:before="40" w:line="300"/>
+      </w:pPr>
+      <w:r>
+        <w:rPr>
+          <w:rFonts w:ascii="Open Sans" w:cs="Open Sans" w:eastAsia="Open Sans" w:hAnsi="Open Sans"/>
+          <w:color w:val="59595B"/>
+          <w:sz w:val="22"/>
+          <w:szCs w:val="22"/>
+        </w:rPr>
+        <w:t xml:space="preserve">Elective-procedure practices: aesthetic and dental practices are running systematic post-visit review requests to lift local ranking and trust — turning years of happy-but-silent patients into a visible reputation.</w:t>
+      </w:r>
+    </w:p>
+    <w:p>
+      <w:pPr>
+        <w:pStyle w:val="ListParagraph"/>
+        <w:numPr>
+          <w:ilvl w:val="0"/>
+          <w:numId w:val="2"/>
+        </w:numPr>
+        <w:spacing w:after="80" w:before="40" w:line="300"/>
+      </w:pPr>
+      <w:r>
+        <w:rPr>
+          <w:rFonts w:ascii="Open Sans" w:cs="Open Sans" w:eastAsia="Open Sans" w:hAnsi="Open Sans"/>
+          <w:color w:val="59595B"/>
+          <w:sz w:val="22"/>
+          <w:szCs w:val="22"/>
+        </w:rPr>
+        <w:t xml:space="preserve">Local service providers: businesses are using AI search optimization (GEO) to become the cited answer when prospects ask AI assistants "best [procedure] near me" — capturing demand competitors never see.</w:t>
+      </w:r>
+    </w:p>
+    <w:p>
+      <w:pPr>
+        <w:pStyle w:val="ListParagraph"/>
+        <w:numPr>
+          <w:ilvl w:val="0"/>
+          <w:numId w:val="2"/>
+        </w:numPr>
+        <w:spacing w:after="80" w:before="40" w:line="300"/>
+      </w:pPr>
+      <w:r>
+        <w:rPr>
+          <w:rFonts w:ascii="Open Sans" w:cs="Open Sans" w:eastAsia="Open Sans" w:hAnsi="Open Sans"/>
+          <w:color w:val="59595B"/>
+          <w:sz w:val="22"/>
+          <w:szCs w:val="22"/>
+        </w:rPr>
+        <w:t xml:space="preserve">Referral-driven B2B: relationship-led businesses are using account-based AI outreach to systematically court a finite, named referral universe instead of leaving it to chance.</w:t>
+      </w:r>
+    </w:p>
+    <w:p>
+      <w:pPr>
+        <w:spacing w:after="140" w:before="40" w:line="320"/>
+        <w:jc w:val="both"/>
+      </w:pPr>
+      <w:r>
+        <w:rPr>
+          <w:rFonts w:ascii="Open Sans" w:cs="Open Sans" w:eastAsia="Open Sans" w:hAnsi="Open Sans"/>
+          <w:b w:val="false"/>
+          <w:bCs w:val="false"/>
+          <w:i/>
+          <w:iCs/>
+          <w:color w:val="59595B"/>
+          <w:sz w:val="19"/>
+          <w:szCs w:val="19"/>
+        </w:rPr>
+        <w:t xml:space="preserve">These are representative directions of travel across comparable industries, not guarantees; Robinson Facial's own numbers would be confirmed in discovery. Technijian's specific capabilities and prior builds appear in Section 10 (Capability Proof).</w:t>
+      </w:r>
+    </w:p>
+    <w:p>
+      <w:pPr>
+        <w:spacing w:after="0" w:before="140"/>
+      </w:pPr>
+      <w:r>
+        <w:t xml:space="preserve"/>
+      </w:r>
+    </w:p>
+    <w:p>
+      <w:pPr>
+        <w:pStyle w:val="Heading2"/>
+        <w:keepNext/>
+        <w:keepLines/>
+        <w:spacing w:after="120" w:before="280"/>
+      </w:pPr>
+      <w:r>
+        <w:rPr>
+          <w:rFonts w:ascii="Open Sans" w:cs="Open Sans" w:eastAsia="Open Sans" w:hAnsi="Open Sans"/>
+          <w:b/>
+          <w:bCs/>
+          <w:color w:val="006DB6"/>
+          <w:sz w:val="26"/>
+          <w:szCs w:val="26"/>
+        </w:rPr>
+        <w:t xml:space="preserve">A Day in the Life — A Robinson Facial Patient Coordinator</w:t>
+      </w:r>
+    </w:p>
+    <w:tbl>
+      <w:tblPr>
+        <w:tblW w:type="dxa" w:w="9360"/>
+        <w:tblBorders>
+          <w:top w:val="single" w:color="auto" w:sz="4"/>
+          <w:left w:val="single" w:color="auto" w:sz="4"/>
+          <w:bottom w:val="single" w:color="auto" w:sz="4"/>
+          <w:right w:val="single" w:color="auto" w:sz="4"/>
+          <w:insideH w:val="single" w:color="auto" w:sz="4"/>
+          <w:insideV w:val="single" w:color="auto" w:sz="4"/>
+        </w:tblBorders>
+      </w:tblPr>
+      <w:tblGrid>
+        <w:gridCol w:w="80"/>
+        <w:gridCol w:w="9280"/>
+      </w:tblGrid>
+      <w:tr>
+        <w:trPr>
+          <w:cantSplit/>
+        </w:trPr>
+        <w:tc>
+          <w:tcPr>
+            <w:tcW w:type="dxa" w:w="80"/>
+            <w:tcBorders>
+              <w:top w:val="none" w:color="FFFFFF" w:sz="0"/>
+              <w:left w:val="none" w:color="FFFFFF" w:sz="0"/>
+              <w:bottom w:val="none" w:color="FFFFFF" w:sz="0"/>
+              <w:right w:val="none" w:color="FFFFFF" w:sz="0"/>
+            </w:tcBorders>
+            <w:shd w:fill="006DB6" w:val="clear"/>
+          </w:tcPr>
+          <w:p>
+            <w:r>
+              <w:t xml:space="preserve"/>
+            </w:r>
+          </w:p>
+        </w:tc>
+        <w:tc>
+          <w:tcPr>
+            <w:tcW w:type="dxa" w:w="9280"/>
+            <w:tcBorders>
+              <w:top w:val="none" w:color="FFFFFF" w:sz="0"/>
+              <w:left w:val="none" w:color="FFFFFF" w:sz="0"/>
+              <w:bottom w:val="none" w:color="FFFFFF" w:sz="0"/>
+              <w:right w:val="none" w:color="FFFFFF" w:sz="0"/>
+            </w:tcBorders>
+            <w:shd w:fill="F8F9FA" w:val="clear"/>
+            <w:tcMar>
+              <w:top w:type="dxa" w:w="160"/>
+              <w:left w:type="dxa" w:w="240"/>
+              <w:bottom w:type="dxa" w:w="160"/>
+              <w:right w:type="dxa" w:w="200"/>
+            </w:tcMar>
+          </w:tcPr>
+          <w:p>
+            <w:pPr>
+              <w:keepNext/>
+              <w:keepLines/>
+              <w:spacing w:after="80" w:before="80"/>
+            </w:pPr>
+            <w:r>
+              <w:rPr>
+                <w:rFonts w:ascii="Open Sans" w:cs="Open Sans" w:eastAsia="Open Sans" w:hAnsi="Open Sans"/>
+                <w:b/>
+                <w:bCs/>
+                <w:color w:val="006DB6"/>
+                <w:sz w:val="22"/>
+                <w:szCs w:val="22"/>
+              </w:rPr>
+              <w:t xml:space="preserve">Before vs. After AI</w:t>
+            </w:r>
+          </w:p>
+          <w:p>
+            <w:pPr>
+              <w:keepNext/>
+              <w:keepLines/>
+              <w:spacing w:after="60" w:before="40" w:line="300"/>
+            </w:pPr>
+            <w:r>
+              <w:rPr>
+                <w:rFonts w:ascii="Open Sans" w:cs="Open Sans" w:eastAsia="Open Sans" w:hAnsi="Open Sans"/>
+                <w:color w:val="59595B"/>
+                <w:sz w:val="20"/>
+                <w:szCs w:val="20"/>
+              </w:rPr>
+              <w:t xml:space="preserve">TODAY: A coordinator answers consult inquiries by phone and a single web form, repeats the same candidacy, cost, and financing questions all day, manually remembers to follow up with patients still deliberating, and rarely has time to ask happy post-op patients for a review — so the reputation gap stays open and warm consults go cold.</w:t>
+            </w:r>
+          </w:p>
+          <w:p>
+            <w:pPr>
+              <w:keepNext w:val="false"/>
+              <w:keepLines/>
+              <w:spacing w:after="60" w:before="40" w:line="300"/>
+            </w:pPr>
+            <w:r>
+              <w:rPr>
+                <w:rFonts w:ascii="Open Sans" w:cs="Open Sans" w:eastAsia="Open Sans" w:hAnsi="Open Sans"/>
+                <w:color w:val="59595B"/>
+                <w:sz w:val="20"/>
+                <w:szCs w:val="20"/>
+              </w:rPr>
+              <w:t xml:space="preserve">WITH AI: A 24/7 consult assistant answers candidacy/cost/financing on drface.com and books consults; nurture sequences keep deliberating patients warm automatically; a review-request goes to every happy patient on schedule; and the referral list and outreach are drafted for the coordinator to approve. The coordinator spends time on patients, not on repetitive chasing — and nothing falls through the cracks.</w:t>
+            </w:r>
+          </w:p>
+        </w:tc>
+      </w:tr>
+    </w:tbl>
+    <w:p>
+      <w:pPr>
+        <w:spacing w:after="0" w:before="140"/>
+      </w:pPr>
+      <w:r>
+        <w:t xml:space="preserve"/>
+      </w:r>
+    </w:p>
+    <w:p>
+      <w:pPr>
+        <w:pStyle w:val="Heading2"/>
+        <w:keepNext/>
+        <w:keepLines/>
+        <w:spacing w:after="120" w:before="280"/>
+      </w:pPr>
+      <w:r>
+        <w:rPr>
+          <w:rFonts w:ascii="Open Sans" w:cs="Open Sans" w:eastAsia="Open Sans" w:hAnsi="Open Sans"/>
+          <w:b/>
+          <w:bCs/>
+          <w:color w:val="006DB6"/>
+          <w:sz w:val="26"/>
+          <w:szCs w:val="26"/>
+        </w:rPr>
+        <w:t xml:space="preserve">Why a Partner — vs. Hiring or Doing It Yourself</w:t>
+      </w:r>
+    </w:p>
+    <w:tbl>
+      <w:tblPr>
+        <w:tblW w:type="dxa" w:w="9360"/>
+        <w:tblBorders>
+          <w:top w:val="single" w:color="auto" w:sz="4"/>
+          <w:left w:val="single" w:color="auto" w:sz="4"/>
+          <w:bottom w:val="single" w:color="auto" w:sz="4"/>
+          <w:right w:val="single" w:color="auto" w:sz="4"/>
+          <w:insideH w:val="single" w:color="auto" w:sz="4"/>
+          <w:insideV w:val="single" w:color="auto" w:sz="4"/>
+        </w:tblBorders>
+      </w:tblPr>
+      <w:tblGrid>
+        <w:gridCol w:w="2269"/>
+        <w:gridCol w:w="7091"/>
+      </w:tblGrid>
+      <w:tr>
+        <w:trPr>
+          <w:cantSplit/>
+          <w:tblHeader/>
+        </w:trPr>
+        <w:tc>
+          <w:tcPr>
+            <w:tcW w:type="dxa" w:w="2269"/>
+            <w:tcBorders>
+              <w:top w:val="single" w:color="E9ECEF" w:sz="4"/>
+              <w:left w:val="single" w:color="E9ECEF" w:sz="4"/>
+              <w:bottom w:val="single" w:color="E9ECEF" w:sz="4"/>
+              <w:right w:val="single" w:color="E9ECEF" w:sz="4"/>
+            </w:tcBorders>
+            <w:shd w:fill="006DB6" w:val="clear"/>
+            <w:tcMar>
+              <w:top w:type="dxa" w:w="120"/>
+              <w:left w:type="dxa" w:w="140"/>
+              <w:bottom w:type="dxa" w:w="120"/>
+              <w:right w:type="dxa" w:w="140"/>
+            </w:tcMar>
+            <w:vAlign w:val="center"/>
+          </w:tcPr>
+          <w:p>
+            <w:pPr>
+              <w:jc w:val="left"/>
+            </w:pPr>
+            <w:r>
+              <w:rPr>
+                <w:rFonts w:ascii="Open Sans" w:cs="Open Sans" w:eastAsia="Open Sans" w:hAnsi="Open Sans"/>
+                <w:b/>
+                <w:bCs/>
+                <w:color w:val="FFFFFF"/>
+                <w:sz w:val="20"/>
+                <w:szCs w:val="20"/>
+              </w:rPr>
+              <w:t xml:space="preserve">Path</w:t>
+            </w:r>
+          </w:p>
+        </w:tc>
+        <w:tc>
+          <w:tcPr>
+            <w:tcW w:type="dxa" w:w="7091"/>
+            <w:tcBorders>
+              <w:top w:val="single" w:color="E9ECEF" w:sz="4"/>
+              <w:left w:val="single" w:color="E9ECEF" w:sz="4"/>
+              <w:bottom w:val="single" w:color="E9ECEF" w:sz="4"/>
+              <w:right w:val="single" w:color="E9ECEF" w:sz="4"/>
+            </w:tcBorders>
+            <w:shd w:fill="006DB6" w:val="clear"/>
+            <w:tcMar>
+              <w:top w:type="dxa" w:w="120"/>
+              <w:left w:type="dxa" w:w="140"/>
+              <w:bottom w:type="dxa" w:w="120"/>
+              <w:right w:type="dxa" w:w="140"/>
+            </w:tcMar>
+            <w:vAlign w:val="center"/>
+          </w:tcPr>
+          <w:p>
+            <w:pPr>
+              <w:jc w:val="left"/>
+            </w:pPr>
+            <w:r>
+              <w:rPr>
+                <w:rFonts w:ascii="Open Sans" w:cs="Open Sans" w:eastAsia="Open Sans" w:hAnsi="Open Sans"/>
+                <w:b/>
+                <w:bCs/>
+                <w:color w:val="FFFFFF"/>
+                <w:sz w:val="20"/>
+                <w:szCs w:val="20"/>
+              </w:rPr>
+              <w:t xml:space="preserve">Reality</w:t>
+            </w:r>
+          </w:p>
+        </w:tc>
+      </w:tr>
+      <w:tr>
+        <w:trPr>
+          <w:cantSplit/>
+        </w:trPr>
+        <w:tc>
+          <w:tcPr>
+            <w:tcW w:type="dxa" w:w="2269"/>
+            <w:tcBorders>
+              <w:top w:val="single" w:color="E9ECEF" w:sz="4"/>
+              <w:left w:val="single" w:color="E9ECEF" w:sz="4"/>
+              <w:bottom w:val="single" w:color="E9ECEF" w:sz="4"/>
+              <w:right w:val="single" w:color="E9ECEF" w:sz="4"/>
+            </w:tcBorders>
+            <w:shd w:fill="FFFFFF" w:val="clear"/>
+            <w:tcMar>
+              <w:top w:type="dxa" w:w="100"/>
+              <w:left w:type="dxa" w:w="140"/>
+              <w:bottom w:type="dxa" w:w="100"/>
+              <w:right w:type="dxa" w:w="140"/>
+            </w:tcMar>
+            <w:vAlign w:val="center"/>
+          </w:tcPr>
+          <w:p>
+            <w:pPr>
+              <w:jc w:val="left"/>
+            </w:pPr>
+            <w:r>
+              <w:rPr>
+                <w:rFonts w:ascii="Open Sans" w:cs="Open Sans" w:eastAsia="Open Sans" w:hAnsi="Open Sans"/>
+                <w:b w:val="false"/>
+                <w:bCs w:val="false"/>
+                <w:color w:val="59595B"/>
+                <w:sz w:val="20"/>
+                <w:szCs w:val="20"/>
+              </w:rPr>
+              <w:t xml:space="preserve">DIY tools</w:t>
+            </w:r>
+          </w:p>
+        </w:tc>
+        <w:tc>
+          <w:tcPr>
+            <w:tcW w:type="dxa" w:w="7091"/>
+            <w:tcBorders>
+              <w:top w:val="single" w:color="E9ECEF" w:sz="4"/>
+              <w:left w:val="single" w:color="E9ECEF" w:sz="4"/>
+              <w:bottom w:val="single" w:color="E9ECEF" w:sz="4"/>
+              <w:right w:val="single" w:color="E9ECEF" w:sz="4"/>
+            </w:tcBorders>
+            <w:shd w:fill="FFFFFF" w:val="clear"/>
+            <w:tcMar>
+              <w:top w:type="dxa" w:w="100"/>
+              <w:left w:type="dxa" w:w="140"/>
+              <w:bottom w:type="dxa" w:w="100"/>
+              <w:right w:type="dxa" w:w="140"/>
+            </w:tcMar>
+            <w:vAlign w:val="center"/>
+          </w:tcPr>
+          <w:p>
+            <w:pPr>
+              <w:jc w:val="left"/>
+            </w:pPr>
+            <w:r>
+              <w:rPr>
+                <w:rFonts w:ascii="Open Sans" w:cs="Open Sans" w:eastAsia="Open Sans" w:hAnsi="Open Sans"/>
+                <w:b w:val="false"/>
+                <w:bCs w:val="false"/>
+                <w:color w:val="59595B"/>
+                <w:sz w:val="20"/>
+                <w:szCs w:val="20"/>
+              </w:rPr>
+              <w:t xml:space="preserve">Inexpensive, but the practice assembles, secures, and governs everything — and owns the three risks above alone</w:t>
+            </w:r>
+          </w:p>
+        </w:tc>
+      </w:tr>
+      <w:tr>
+        <w:trPr>
+          <w:cantSplit/>
+        </w:trPr>
+        <w:tc>
+          <w:tcPr>
+            <w:tcW w:type="dxa" w:w="2269"/>
+            <w:tcBorders>
+              <w:top w:val="single" w:color="E9ECEF" w:sz="4"/>
+              <w:left w:val="single" w:color="E9ECEF" w:sz="4"/>
+              <w:bottom w:val="single" w:color="E9ECEF" w:sz="4"/>
+              <w:right w:val="single" w:color="E9ECEF" w:sz="4"/>
+            </w:tcBorders>
+            <w:shd w:fill="F8F9FA" w:val="clear"/>
+            <w:tcMar>
+              <w:top w:type="dxa" w:w="100"/>
+              <w:left w:type="dxa" w:w="140"/>
+              <w:bottom w:type="dxa" w:w="100"/>
+              <w:right w:type="dxa" w:w="140"/>
+            </w:tcMar>
+            <w:vAlign w:val="center"/>
+          </w:tcPr>
+          <w:p>
+            <w:pPr>
+              <w:jc w:val="left"/>
+            </w:pPr>
+            <w:r>
+              <w:rPr>
+                <w:rFonts w:ascii="Open Sans" w:cs="Open Sans" w:eastAsia="Open Sans" w:hAnsi="Open Sans"/>
+                <w:b w:val="false"/>
+                <w:bCs w:val="false"/>
+                <w:color w:val="59595B"/>
+                <w:sz w:val="20"/>
+                <w:szCs w:val="20"/>
+              </w:rPr>
+              <w:t xml:space="preserve">Hire in-house</w:t>
+            </w:r>
+          </w:p>
+        </w:tc>
+        <w:tc>
+          <w:tcPr>
+            <w:tcW w:type="dxa" w:w="7091"/>
+            <w:tcBorders>
+              <w:top w:val="single" w:color="E9ECEF" w:sz="4"/>
+              <w:left w:val="single" w:color="E9ECEF" w:sz="4"/>
+              <w:bottom w:val="single" w:color="E9ECEF" w:sz="4"/>
+              <w:right w:val="single" w:color="E9ECEF" w:sz="4"/>
+            </w:tcBorders>
+            <w:shd w:fill="F8F9FA" w:val="clear"/>
+            <w:tcMar>
+              <w:top w:type="dxa" w:w="100"/>
+              <w:left w:type="dxa" w:w="140"/>
+              <w:bottom w:type="dxa" w:w="100"/>
+              <w:right w:type="dxa" w:w="140"/>
+            </w:tcMar>
+            <w:vAlign w:val="center"/>
+          </w:tcPr>
+          <w:p>
+            <w:pPr>
+              <w:jc w:val="left"/>
+            </w:pPr>
+            <w:r>
+              <w:rPr>
+                <w:rFonts w:ascii="Open Sans" w:cs="Open Sans" w:eastAsia="Open Sans" w:hAnsi="Open Sans"/>
+                <w:b w:val="false"/>
+                <w:bCs w:val="false"/>
+                <w:color w:val="59595B"/>
+                <w:sz w:val="20"/>
+                <w:szCs w:val="20"/>
+              </w:rPr>
+              <w:t xml:space="preserve">A capable AI marketing lead typically costs $180K+/year and is scarce, and one person cannot cover SEO/GEO, build, security, and governance</w:t>
+            </w:r>
+          </w:p>
+        </w:tc>
+      </w:tr>
+      <w:tr>
+        <w:trPr>
+          <w:cantSplit/>
+        </w:trPr>
+        <w:tc>
+          <w:tcPr>
+            <w:tcW w:type="dxa" w:w="2269"/>
+            <w:tcBorders>
+              <w:top w:val="single" w:color="E9ECEF" w:sz="4"/>
+              <w:left w:val="single" w:color="E9ECEF" w:sz="4"/>
+              <w:bottom w:val="single" w:color="E9ECEF" w:sz="4"/>
+              <w:right w:val="single" w:color="E9ECEF" w:sz="4"/>
+            </w:tcBorders>
+            <w:shd w:fill="FFFFFF" w:val="clear"/>
+            <w:tcMar>
+              <w:top w:type="dxa" w:w="100"/>
+              <w:left w:type="dxa" w:w="140"/>
+              <w:bottom w:type="dxa" w:w="100"/>
+              <w:right w:type="dxa" w:w="140"/>
+            </w:tcMar>
+            <w:vAlign w:val="center"/>
+          </w:tcPr>
+          <w:p>
+            <w:pPr>
+              <w:jc w:val="left"/>
+            </w:pPr>
+            <w:r>
+              <w:rPr>
+                <w:rFonts w:ascii="Open Sans" w:cs="Open Sans" w:eastAsia="Open Sans" w:hAnsi="Open Sans"/>
+                <w:b/>
+                <w:bCs/>
+                <w:color w:val="59595B"/>
+                <w:sz w:val="20"/>
+                <w:szCs w:val="20"/>
+              </w:rPr>
+              <w:t xml:space="preserve">Partner (Technijian)</w:t>
+            </w:r>
+          </w:p>
+        </w:tc>
+        <w:tc>
+          <w:tcPr>
+            <w:tcW w:type="dxa" w:w="7091"/>
+            <w:tcBorders>
+              <w:top w:val="single" w:color="E9ECEF" w:sz="4"/>
+              <w:left w:val="single" w:color="E9ECEF" w:sz="4"/>
+              <w:bottom w:val="single" w:color="E9ECEF" w:sz="4"/>
+              <w:right w:val="single" w:color="E9ECEF" w:sz="4"/>
+            </w:tcBorders>
+            <w:shd w:fill="FFFFFF" w:val="clear"/>
+            <w:tcMar>
+              <w:top w:type="dxa" w:w="100"/>
+              <w:left w:type="dxa" w:w="140"/>
+              <w:bottom w:type="dxa" w:w="100"/>
+              <w:right w:type="dxa" w:w="140"/>
+            </w:tcMar>
+            <w:vAlign w:val="center"/>
+          </w:tcPr>
+          <w:p>
+            <w:pPr>
+              <w:jc w:val="left"/>
+            </w:pPr>
+            <w:r>
+              <w:rPr>
+                <w:rFonts w:ascii="Open Sans" w:cs="Open Sans" w:eastAsia="Open Sans" w:hAnsi="Open Sans"/>
+                <w:b/>
+                <w:bCs/>
+                <w:color w:val="59595B"/>
+                <w:sz w:val="20"/>
+                <w:szCs w:val="20"/>
+              </w:rPr>
+              <w:t xml:space="preserve">Strategy, build, security, and governance in one team at a fraction of a hire — with proven builds and CISSP-led security, already trusted via the live My SEO program</w:t>
+            </w:r>
+          </w:p>
+        </w:tc>
+      </w:tr>
+    </w:tbl>
+    <w:p>
+      <w:pPr>
+        <w:spacing w:after="140" w:before="100" w:line="320"/>
+        <w:jc w:val="both"/>
+      </w:pPr>
+      <w:r>
+        <w:rPr>
+          <w:rFonts w:ascii="Open Sans" w:cs="Open Sans" w:eastAsia="Open Sans" w:hAnsi="Open Sans"/>
+          <w:b w:val="false"/>
+          <w:bCs w:val="false"/>
+          <w:i/>
+          <w:iCs/>
+          <w:color w:val="59595B"/>
+          <w:sz w:val="18"/>
+          <w:szCs w:val="18"/>
+        </w:rPr>
+        <w:t xml:space="preserve">Sources cited in this section: MIT Sloan Management (AI literacy); Anthropic (AI system design); a widely-used five-stage AI maturity model (consistent with Gartner and Google Cloud frameworks); U.S. NIST AI Risk Management Framework. Full references in the Appendix.</w:t>
+      </w:r>
+    </w:p>
+    <w:p>
+      <w:pPr>
+        <w:pStyle w:val="Heading1"/>
+        <w:keepNext/>
+        <w:pageBreakBefore/>
+        <w:spacing w:after="120" w:before="0" w:line="240"/>
+      </w:pPr>
+      <w:r>
+        <w:rPr>
+          <w:rFonts w:ascii="Open Sans" w:cs="Open Sans" w:eastAsia="Open Sans" w:hAnsi="Open Sans"/>
+          <w:color w:val="FFFFFF"/>
+          <w:sz w:val="2"/>
+          <w:szCs w:val="2"/>
+        </w:rPr>
+        <w:t xml:space="preserve">06  The Referral Engine (Engine B)</w:t>
+      </w:r>
+    </w:p>
+    <w:tbl>
+      <w:tblPr>
+        <w:tblW w:type="dxa" w:w="9360"/>
+        <w:tblBorders>
+          <w:top w:val="none" w:color="FFFFFF" w:sz="0"/>
+          <w:left w:val="none" w:color="FFFFFF" w:sz="0"/>
+          <w:bottom w:val="none" w:color="FFFFFF" w:sz="0"/>
+          <w:right w:val="none" w:color="FFFFFF" w:sz="0"/>
+          <w:insideH w:val="single" w:color="auto" w:sz="4"/>
+          <w:insideV w:val="single" w:color="auto" w:sz="4"/>
+        </w:tblBorders>
+      </w:tblPr>
+      <w:tblGrid>
+        <w:gridCol w:w="120"/>
+        <w:gridCol w:w="9240"/>
+      </w:tblGrid>
+      <w:tr>
+        <w:tc>
+          <w:tcPr>
+            <w:tcW w:type="dxa" w:w="120"/>
+            <w:tcBorders>
+              <w:top w:val="none" w:color="FFFFFF" w:sz="0"/>
+              <w:left w:val="none" w:color="FFFFFF" w:sz="0"/>
+              <w:bottom w:val="none" w:color="FFFFFF" w:sz="0"/>
+              <w:right w:val="none" w:color="FFFFFF" w:sz="0"/>
+            </w:tcBorders>
+            <w:shd w:fill="006DB6" w:val="clear"/>
+          </w:tcPr>
+          <w:p>
+            <w:r>
+              <w:t xml:space="preserve"/>
+            </w:r>
+          </w:p>
+        </w:tc>
+        <w:tc>
+          <w:tcPr>
+            <w:tcW w:type="dxa" w:w="9240"/>
+            <w:tcBorders>
+              <w:top w:val="none" w:color="FFFFFF" w:sz="0"/>
+              <w:left w:val="none" w:color="FFFFFF" w:sz="0"/>
+              <w:bottom w:val="none" w:color="FFFFFF" w:sz="0"/>
+              <w:right w:val="none" w:color="FFFFFF" w:sz="0"/>
+            </w:tcBorders>
+            <w:tcMar>
+              <w:top w:type="dxa" w:w="100"/>
+              <w:left w:type="dxa" w:w="200"/>
+              <w:bottom w:type="dxa" w:w="100"/>
+              <w:right w:type="dxa" w:w="0"/>
+            </w:tcMar>
+            <w:vAlign w:val="center"/>
+          </w:tcPr>
+          <w:p>
+            <w:r>
+              <w:rPr>
+                <w:rFonts w:ascii="Open Sans" w:cs="Open Sans" w:eastAsia="Open Sans" w:hAnsi="Open Sans"/>
+                <w:b/>
+                <w:bCs/>
+                <w:color w:val="006DB6"/>
+                <w:sz w:val="34"/>
+                <w:szCs w:val="34"/>
+              </w:rPr>
+              <w:t xml:space="preserve">06  The Referral Engine (Engine B)</w:t>
             </w:r>
           </w:p>
         </w:tc>
@@ -4791,7 +6871,8 @@
       <w:pPr>
         <w:pStyle w:val="Heading1"/>
         <w:keepNext/>
-        <w:spacing w:after="120" w:before="480" w:line="240"/>
+        <w:pageBreakBefore/>
+        <w:spacing w:after="120" w:before="0" w:line="240"/>
       </w:pPr>
       <w:r>
         <w:rPr>
@@ -4800,7 +6881,7 @@
           <w:sz w:val="2"/>
           <w:szCs w:val="2"/>
         </w:rPr>
-        <w:t xml:space="preserve">06  The Consumer Engine (Engine A) — Building on My SEO</w:t>
+        <w:t xml:space="preserve">07  The Consumer Engine (Engine A) — Building on My SEO</w:t>
       </w:r>
     </w:p>
     <w:tbl>
@@ -4864,7 +6945,7 @@
                 <w:sz w:val="34"/>
                 <w:szCs w:val="34"/>
               </w:rPr>
-              <w:t xml:space="preserve">06  The Consumer Engine (Engine A) — Building on My SEO</w:t>
+              <w:t xml:space="preserve">07  The Consumer Engine (Engine A) — Building on My SEO</w:t>
             </w:r>
           </w:p>
         </w:tc>
@@ -5609,7 +7690,8 @@
       <w:pPr>
         <w:pStyle w:val="Heading1"/>
         <w:keepNext/>
-        <w:spacing w:after="120" w:before="480" w:line="240"/>
+        <w:pageBreakBefore/>
+        <w:spacing w:after="120" w:before="0" w:line="240"/>
       </w:pPr>
       <w:r>
         <w:rPr>
@@ -5618,7 +7700,7 @@
           <w:sz w:val="2"/>
           <w:szCs w:val="2"/>
         </w:rPr>
-        <w:t xml:space="preserve">07  Competitive Landscape</w:t>
+        <w:t xml:space="preserve">08  Competitive Landscape</w:t>
       </w:r>
     </w:p>
     <w:tbl>
@@ -5682,7 +7764,7 @@
                 <w:sz w:val="34"/>
                 <w:szCs w:val="34"/>
               </w:rPr>
-              <w:t xml:space="preserve">07  Competitive Landscape</w:t>
+              <w:t xml:space="preserve">08  Competitive Landscape</w:t>
             </w:r>
           </w:p>
         </w:tc>
@@ -6661,9 +8743,182 @@
     </w:tbl>
     <w:p>
       <w:pPr>
+        <w:spacing w:after="0" w:before="160"/>
+      </w:pPr>
+      <w:r>
+        <w:t xml:space="preserve"/>
+      </w:r>
+    </w:p>
+    <w:p>
+      <w:pPr>
+        <w:pStyle w:val="Heading2"/>
+        <w:keepNext/>
+        <w:keepLines/>
+        <w:spacing w:after="120" w:before="280"/>
+      </w:pPr>
+      <w:r>
+        <w:rPr>
+          <w:rFonts w:ascii="Open Sans" w:cs="Open Sans" w:eastAsia="Open Sans" w:hAnsi="Open Sans"/>
+          <w:b/>
+          <w:bCs/>
+          <w:color w:val="F67D4B"/>
+          <w:sz w:val="26"/>
+          <w:szCs w:val="26"/>
+        </w:rPr>
+        <w:t xml:space="preserve">AI Search Reality Check</w:t>
+      </w:r>
+    </w:p>
+    <w:p>
+      <w:pPr>
+        <w:spacing w:after="140" w:before="0" w:line="320"/>
+        <w:jc w:val="both"/>
+      </w:pPr>
+      <w:r>
+        <w:rPr>
+          <w:rFonts w:ascii="Open Sans" w:cs="Open Sans" w:eastAsia="Open Sans" w:hAnsi="Open Sans"/>
+          <w:b w:val="false"/>
+          <w:bCs w:val="false"/>
+          <w:i w:val="false"/>
+          <w:iCs w:val="false"/>
+          <w:color w:val="59595B"/>
+          <w:sz w:val="22"/>
+          <w:szCs w:val="22"/>
+        </w:rPr>
+        <w:t xml:space="preserve">Here is the gap made concrete. When a prospective patient asks an AI assistant the question below today, this is the shape of the answer they get — illustrative of how AI search resolves this query right now:</w:t>
+      </w:r>
+    </w:p>
+    <w:tbl>
+      <w:tblPr>
+        <w:tblW w:type="dxa" w:w="9360"/>
+        <w:tblBorders>
+          <w:top w:val="single" w:color="auto" w:sz="4"/>
+          <w:left w:val="single" w:color="auto" w:sz="4"/>
+          <w:bottom w:val="single" w:color="auto" w:sz="4"/>
+          <w:right w:val="single" w:color="auto" w:sz="4"/>
+          <w:insideH w:val="single" w:color="auto" w:sz="4"/>
+          <w:insideV w:val="single" w:color="auto" w:sz="4"/>
+        </w:tblBorders>
+      </w:tblPr>
+      <w:tblGrid>
+        <w:gridCol w:w="80"/>
+        <w:gridCol w:w="9280"/>
+      </w:tblGrid>
+      <w:tr>
+        <w:trPr>
+          <w:cantSplit/>
+        </w:trPr>
+        <w:tc>
+          <w:tcPr>
+            <w:tcW w:type="dxa" w:w="80"/>
+            <w:tcBorders>
+              <w:top w:val="none" w:color="FFFFFF" w:sz="0"/>
+              <w:left w:val="none" w:color="FFFFFF" w:sz="0"/>
+              <w:bottom w:val="none" w:color="FFFFFF" w:sz="0"/>
+              <w:right w:val="none" w:color="FFFFFF" w:sz="0"/>
+            </w:tcBorders>
+            <w:shd w:fill="F67D4B" w:val="clear"/>
+          </w:tcPr>
+          <w:p>
+            <w:r>
+              <w:t xml:space="preserve"/>
+            </w:r>
+          </w:p>
+        </w:tc>
+        <w:tc>
+          <w:tcPr>
+            <w:tcW w:type="dxa" w:w="9280"/>
+            <w:tcBorders>
+              <w:top w:val="none" w:color="FFFFFF" w:sz="0"/>
+              <w:left w:val="none" w:color="FFFFFF" w:sz="0"/>
+              <w:bottom w:val="none" w:color="FFFFFF" w:sz="0"/>
+              <w:right w:val="none" w:color="FFFFFF" w:sz="0"/>
+            </w:tcBorders>
+            <w:shd w:fill="F8F9FA" w:val="clear"/>
+            <w:tcMar>
+              <w:top w:type="dxa" w:w="160"/>
+              <w:left w:type="dxa" w:w="240"/>
+              <w:bottom w:type="dxa" w:w="160"/>
+              <w:right w:type="dxa" w:w="200"/>
+            </w:tcMar>
+          </w:tcPr>
+          <w:p>
+            <w:pPr>
+              <w:keepNext/>
+              <w:keepLines/>
+              <w:spacing w:after="80" w:before="80"/>
+            </w:pPr>
+            <w:r>
+              <w:rPr>
+                <w:rFonts w:ascii="Open Sans" w:cs="Open Sans" w:eastAsia="Open Sans" w:hAnsi="Open Sans"/>
+                <w:b/>
+                <w:bCs/>
+                <w:color w:val="F67D4B"/>
+                <w:sz w:val="22"/>
+                <w:szCs w:val="22"/>
+              </w:rPr>
+              <w:t xml:space="preserve">Prompt: "Who is the best facial plastic surgeon in Orange County for a facelift?"</w:t>
+            </w:r>
+          </w:p>
+          <w:p>
+            <w:pPr>
+              <w:keepNext/>
+              <w:keepLines/>
+              <w:spacing w:after="60" w:before="40" w:line="300"/>
+            </w:pPr>
+            <w:r>
+              <w:rPr>
+                <w:rFonts w:ascii="Open Sans" w:cs="Open Sans" w:eastAsia="Open Sans" w:hAnsi="Open Sans"/>
+                <w:color w:val="59595B"/>
+                <w:sz w:val="20"/>
+                <w:szCs w:val="20"/>
+              </w:rPr>
+              <w:t xml:space="preserve">TODAY — the AI assistant answers with whichever surgeons have the strongest content and review signals it can read: it names the dominant Newport Beach brands (hundreds of reviews, heavy content) and does NOT mention Dr. Robinson — even though his 21 years, dual board certification, and fellowship training are fully competitive. Robinson is invisible at the exact moment the patient is forming a shortlist.</w:t>
+            </w:r>
+          </w:p>
+          <w:p>
+            <w:pPr>
+              <w:keepNext w:val="false"/>
+              <w:keepLines/>
+              <w:spacing w:after="60" w:before="40" w:line="300"/>
+            </w:pPr>
+            <w:r>
+              <w:rPr>
+                <w:rFonts w:ascii="Open Sans" w:cs="Open Sans" w:eastAsia="Open Sans" w:hAnsi="Open Sans"/>
+                <w:color w:val="59595B"/>
+                <w:sz w:val="20"/>
+                <w:szCs w:val="20"/>
+              </w:rPr>
+              <w:t xml:space="preserve">AFTER GEO + reviews — the same query returns Robinson as a cited option ("Dr. Ernest B. Robinson is a dual board-certified, fellowship-trained facial plastic surgeon in Aliso Viejo with 21+ years of experience…"), with the procedure pages and a deeper review base as the supporting evidence the assistant points to.</w:t>
+            </w:r>
+          </w:p>
+        </w:tc>
+      </w:tr>
+    </w:tbl>
+    <w:p>
+      <w:pPr>
+        <w:spacing w:after="140" w:before="0" w:line="320"/>
+        <w:jc w:val="both"/>
+      </w:pPr>
+      <w:r>
+        <w:rPr>
+          <w:rFonts w:ascii="Open Sans" w:cs="Open Sans" w:eastAsia="Open Sans" w:hAnsi="Open Sans"/>
+          <w:b w:val="false"/>
+          <w:bCs w:val="false"/>
+          <w:i/>
+          <w:iCs/>
+          <w:color w:val="59595B"/>
+          <w:sz w:val="18"/>
+          <w:szCs w:val="18"/>
+        </w:rPr>
+        <w:t xml:space="preserve">(Illustrative of current AI-search behavior for this query class; the live result would be captured as the GEO baseline at the discovery call.)</w:t>
+      </w:r>
+    </w:p>
+    <w:p>
+      <w:pPr>
         <w:pStyle w:val="Heading1"/>
         <w:keepNext/>
-        <w:spacing w:after="120" w:before="480" w:line="240"/>
+        <w:pageBreakBefore/>
+        <w:spacing w:after="120" w:before="0" w:line="240"/>
       </w:pPr>
       <w:r>
         <w:rPr>
@@ -6672,7 +8927,7 @@
           <w:sz w:val="2"/>
           <w:szCs w:val="2"/>
         </w:rPr>
-        <w:t xml:space="preserve">08  The Patient &amp; Referral Customer</w:t>
+        <w:t xml:space="preserve">09  The Patient &amp; Referral Customer</w:t>
       </w:r>
     </w:p>
     <w:tbl>
@@ -6736,7 +8991,7 @@
                 <w:sz w:val="34"/>
                 <w:szCs w:val="34"/>
               </w:rPr>
-              <w:t xml:space="preserve">08  The Patient &amp; Referral Customer</w:t>
+              <w:t xml:space="preserve">09  The Patient &amp; Referral Customer</w:t>
             </w:r>
           </w:p>
         </w:tc>
@@ -9205,7 +11460,8 @@
       <w:pPr>
         <w:pStyle w:val="Heading1"/>
         <w:keepNext/>
-        <w:spacing w:after="120" w:before="480" w:line="240"/>
+        <w:pageBreakBefore/>
+        <w:spacing w:after="120" w:before="0" w:line="240"/>
       </w:pPr>
       <w:r>
         <w:rPr>
@@ -9214,7 +11470,7 @@
           <w:sz w:val="2"/>
           <w:szCs w:val="2"/>
         </w:rPr>
-        <w:t xml:space="preserve">09  Technijian Capability Proof</w:t>
+        <w:t xml:space="preserve">10  Technijian Capability Proof</w:t>
       </w:r>
     </w:p>
     <w:tbl>
@@ -9278,7 +11534,7 @@
                 <w:sz w:val="34"/>
                 <w:szCs w:val="34"/>
               </w:rPr>
-              <w:t xml:space="preserve">09  Technijian Capability Proof</w:t>
+              <w:t xml:space="preserve">10  Technijian Capability Proof</w:t>
             </w:r>
           </w:p>
         </w:tc>
@@ -9978,9 +12234,534 @@
     </w:tbl>
     <w:p>
       <w:pPr>
+        <w:spacing w:after="0" w:before="200"/>
+      </w:pPr>
+      <w:r>
+        <w:t xml:space="preserve"/>
+      </w:r>
+    </w:p>
+    <w:p>
+      <w:pPr>
+        <w:pStyle w:val="Heading2"/>
+        <w:keepNext/>
+        <w:keepLines/>
+        <w:spacing w:after="120" w:before="280"/>
+      </w:pPr>
+      <w:r>
+        <w:rPr>
+          <w:rFonts w:ascii="Open Sans" w:cs="Open Sans" w:eastAsia="Open Sans" w:hAnsi="Open Sans"/>
+          <w:b/>
+          <w:bCs/>
+          <w:color w:val="006DB6"/>
+          <w:sz w:val="26"/>
+          <w:szCs w:val="26"/>
+        </w:rPr>
+        <w:t xml:space="preserve">How We Keep AI Affordable — Seven Models, Routed by Task</w:t>
+      </w:r>
+    </w:p>
+    <w:p>
+      <w:pPr>
+        <w:spacing w:after="140" w:before="0" w:line="320"/>
+        <w:jc w:val="both"/>
+      </w:pPr>
+      <w:r>
+        <w:rPr>
+          <w:rFonts w:ascii="Open Sans" w:cs="Open Sans" w:eastAsia="Open Sans" w:hAnsi="Open Sans"/>
+          <w:b w:val="false"/>
+          <w:bCs w:val="false"/>
+          <w:i w:val="false"/>
+          <w:iCs w:val="false"/>
+          <w:color w:val="59595B"/>
+          <w:sz w:val="22"/>
+          <w:szCs w:val="22"/>
+        </w:rPr>
+        <w:t xml:space="preserve">A fair question about running AI across SEO content, review generation, nurture, and referral outreach: won’t the token bill be enormous? Not the way Technijian builds it. We do not wire every task to one expensive model — our platform routes across roughly seven models, spanning three AI vendors and three capability tiers, and sends each sub-task to the cheapest model that can do it well.</w:t>
+      </w:r>
+    </w:p>
+    <w:tbl>
+      <w:tblPr>
+        <w:tblW w:type="dxa" w:w="9360"/>
+        <w:tblBorders>
+          <w:top w:val="single" w:color="auto" w:sz="4"/>
+          <w:left w:val="single" w:color="auto" w:sz="4"/>
+          <w:bottom w:val="single" w:color="auto" w:sz="4"/>
+          <w:right w:val="single" w:color="auto" w:sz="4"/>
+          <w:insideH w:val="single" w:color="auto" w:sz="4"/>
+          <w:insideV w:val="single" w:color="auto" w:sz="4"/>
+        </w:tblBorders>
+      </w:tblPr>
+      <w:tblGrid>
+        <w:gridCol w:w="2448"/>
+        <w:gridCol w:w="4752"/>
+        <w:gridCol w:w="2160"/>
+      </w:tblGrid>
+      <w:tr>
+        <w:trPr>
+          <w:cantSplit/>
+          <w:tblHeader/>
+        </w:trPr>
+        <w:tc>
+          <w:tcPr>
+            <w:tcW w:type="dxa" w:w="2448"/>
+            <w:tcBorders>
+              <w:top w:val="single" w:color="E9ECEF" w:sz="4"/>
+              <w:left w:val="single" w:color="E9ECEF" w:sz="4"/>
+              <w:bottom w:val="single" w:color="E9ECEF" w:sz="4"/>
+              <w:right w:val="single" w:color="E9ECEF" w:sz="4"/>
+            </w:tcBorders>
+            <w:shd w:fill="1A1A2E" w:val="clear"/>
+            <w:tcMar>
+              <w:top w:type="dxa" w:w="120"/>
+              <w:left w:type="dxa" w:w="140"/>
+              <w:bottom w:type="dxa" w:w="120"/>
+              <w:right w:type="dxa" w:w="140"/>
+            </w:tcMar>
+            <w:vAlign w:val="center"/>
+          </w:tcPr>
+          <w:p>
+            <w:pPr>
+              <w:jc w:val="left"/>
+            </w:pPr>
+            <w:r>
+              <w:rPr>
+                <w:rFonts w:ascii="Open Sans" w:cs="Open Sans" w:eastAsia="Open Sans" w:hAnsi="Open Sans"/>
+                <w:b/>
+                <w:bCs/>
+                <w:color w:val="FFFFFF"/>
+                <w:sz w:val="20"/>
+                <w:szCs w:val="20"/>
+              </w:rPr>
+              <w:t xml:space="preserve">Tier</w:t>
+            </w:r>
+          </w:p>
+        </w:tc>
+        <w:tc>
+          <w:tcPr>
+            <w:tcW w:type="dxa" w:w="4752"/>
+            <w:tcBorders>
+              <w:top w:val="single" w:color="E9ECEF" w:sz="4"/>
+              <w:left w:val="single" w:color="E9ECEF" w:sz="4"/>
+              <w:bottom w:val="single" w:color="E9ECEF" w:sz="4"/>
+              <w:right w:val="single" w:color="E9ECEF" w:sz="4"/>
+            </w:tcBorders>
+            <w:shd w:fill="1A1A2E" w:val="clear"/>
+            <w:tcMar>
+              <w:top w:type="dxa" w:w="120"/>
+              <w:left w:type="dxa" w:w="140"/>
+              <w:bottom w:type="dxa" w:w="120"/>
+              <w:right w:type="dxa" w:w="140"/>
+            </w:tcMar>
+            <w:vAlign w:val="center"/>
+          </w:tcPr>
+          <w:p>
+            <w:pPr>
+              <w:jc w:val="left"/>
+            </w:pPr>
+            <w:r>
+              <w:rPr>
+                <w:rFonts w:ascii="Open Sans" w:cs="Open Sans" w:eastAsia="Open Sans" w:hAnsi="Open Sans"/>
+                <w:b/>
+                <w:bCs/>
+                <w:color w:val="FFFFFF"/>
+                <w:sz w:val="20"/>
+                <w:szCs w:val="20"/>
+              </w:rPr>
+              <w:t xml:space="preserve">What It Does</w:t>
+            </w:r>
+          </w:p>
+        </w:tc>
+        <w:tc>
+          <w:tcPr>
+            <w:tcW w:type="dxa" w:w="2160"/>
+            <w:tcBorders>
+              <w:top w:val="single" w:color="E9ECEF" w:sz="4"/>
+              <w:left w:val="single" w:color="E9ECEF" w:sz="4"/>
+              <w:bottom w:val="single" w:color="E9ECEF" w:sz="4"/>
+              <w:right w:val="single" w:color="E9ECEF" w:sz="4"/>
+            </w:tcBorders>
+            <w:shd w:fill="1A1A2E" w:val="clear"/>
+            <w:tcMar>
+              <w:top w:type="dxa" w:w="120"/>
+              <w:left w:type="dxa" w:w="140"/>
+              <w:bottom w:type="dxa" w:w="120"/>
+              <w:right w:type="dxa" w:w="140"/>
+            </w:tcMar>
+            <w:vAlign w:val="center"/>
+          </w:tcPr>
+          <w:p>
+            <w:pPr>
+              <w:jc w:val="center"/>
+            </w:pPr>
+            <w:r>
+              <w:rPr>
+                <w:rFonts w:ascii="Open Sans" w:cs="Open Sans" w:eastAsia="Open Sans" w:hAnsi="Open Sans"/>
+                <w:b/>
+                <w:bCs/>
+                <w:color w:val="FFFFFF"/>
+                <w:sz w:val="20"/>
+                <w:szCs w:val="20"/>
+              </w:rPr>
+              <w:t xml:space="preserve">Share of Work</w:t>
+            </w:r>
+          </w:p>
+        </w:tc>
+      </w:tr>
+      <w:tr>
+        <w:trPr>
+          <w:cantSplit/>
+        </w:trPr>
+        <w:tc>
+          <w:tcPr>
+            <w:tcW w:type="dxa" w:w="2448"/>
+            <w:tcBorders>
+              <w:top w:val="single" w:color="E9ECEF" w:sz="4"/>
+              <w:left w:val="single" w:color="E9ECEF" w:sz="4"/>
+              <w:bottom w:val="single" w:color="E9ECEF" w:sz="4"/>
+              <w:right w:val="single" w:color="E9ECEF" w:sz="4"/>
+            </w:tcBorders>
+            <w:shd w:fill="FFFFFF" w:val="clear"/>
+            <w:tcMar>
+              <w:top w:type="dxa" w:w="100"/>
+              <w:left w:type="dxa" w:w="140"/>
+              <w:bottom w:type="dxa" w:w="100"/>
+              <w:right w:type="dxa" w:w="140"/>
+            </w:tcMar>
+            <w:vAlign w:val="center"/>
+          </w:tcPr>
+          <w:p>
+            <w:pPr>
+              <w:jc w:val="left"/>
+            </w:pPr>
+            <w:r>
+              <w:rPr>
+                <w:rFonts w:ascii="Open Sans" w:cs="Open Sans" w:eastAsia="Open Sans" w:hAnsi="Open Sans"/>
+                <w:b/>
+                <w:bCs/>
+                <w:color w:val="59595B"/>
+                <w:sz w:val="20"/>
+                <w:szCs w:val="20"/>
+              </w:rPr>
+              <w:t xml:space="preserve">Frontier (premium)</w:t>
+            </w:r>
+          </w:p>
+        </w:tc>
+        <w:tc>
+          <w:tcPr>
+            <w:tcW w:type="dxa" w:w="4752"/>
+            <w:tcBorders>
+              <w:top w:val="single" w:color="E9ECEF" w:sz="4"/>
+              <w:left w:val="single" w:color="E9ECEF" w:sz="4"/>
+              <w:bottom w:val="single" w:color="E9ECEF" w:sz="4"/>
+              <w:right w:val="single" w:color="E9ECEF" w:sz="4"/>
+            </w:tcBorders>
+            <w:shd w:fill="FFFFFF" w:val="clear"/>
+            <w:tcMar>
+              <w:top w:type="dxa" w:w="100"/>
+              <w:left w:type="dxa" w:w="140"/>
+              <w:bottom w:type="dxa" w:w="100"/>
+              <w:right w:type="dxa" w:w="140"/>
+            </w:tcMar>
+            <w:vAlign w:val="center"/>
+          </w:tcPr>
+          <w:p>
+            <w:pPr>
+              <w:jc w:val="left"/>
+            </w:pPr>
+            <w:r>
+              <w:rPr>
+                <w:rFonts w:ascii="Open Sans" w:cs="Open Sans" w:eastAsia="Open Sans" w:hAnsi="Open Sans"/>
+                <w:b w:val="false"/>
+                <w:bCs w:val="false"/>
+                <w:color w:val="59595B"/>
+                <w:sz w:val="20"/>
+                <w:szCs w:val="20"/>
+              </w:rPr>
+              <w:t xml:space="preserve">The hardest judgment only — final brand-voice pass on patient-facing copy, candidacy/medical-claim wording, deepest reasoning</w:t>
+            </w:r>
+          </w:p>
+        </w:tc>
+        <w:tc>
+          <w:tcPr>
+            <w:tcW w:type="dxa" w:w="2160"/>
+            <w:tcBorders>
+              <w:top w:val="single" w:color="E9ECEF" w:sz="4"/>
+              <w:left w:val="single" w:color="E9ECEF" w:sz="4"/>
+              <w:bottom w:val="single" w:color="E9ECEF" w:sz="4"/>
+              <w:right w:val="single" w:color="E9ECEF" w:sz="4"/>
+            </w:tcBorders>
+            <w:shd w:fill="FFFFFF" w:val="clear"/>
+            <w:tcMar>
+              <w:top w:type="dxa" w:w="100"/>
+              <w:left w:type="dxa" w:w="140"/>
+              <w:bottom w:type="dxa" w:w="100"/>
+              <w:right w:type="dxa" w:w="140"/>
+            </w:tcMar>
+            <w:vAlign w:val="center"/>
+          </w:tcPr>
+          <w:p>
+            <w:pPr>
+              <w:jc w:val="center"/>
+            </w:pPr>
+            <w:r>
+              <w:rPr>
+                <w:rFonts w:ascii="Open Sans" w:cs="Open Sans" w:eastAsia="Open Sans" w:hAnsi="Open Sans"/>
+                <w:b/>
+                <w:bCs/>
+                <w:color w:val="006DB6"/>
+                <w:sz w:val="20"/>
+                <w:szCs w:val="20"/>
+              </w:rPr>
+              <w:t xml:space="preserve">~5–10%</w:t>
+            </w:r>
+          </w:p>
+        </w:tc>
+      </w:tr>
+      <w:tr>
+        <w:trPr>
+          <w:cantSplit/>
+        </w:trPr>
+        <w:tc>
+          <w:tcPr>
+            <w:tcW w:type="dxa" w:w="2448"/>
+            <w:tcBorders>
+              <w:top w:val="single" w:color="E9ECEF" w:sz="4"/>
+              <w:left w:val="single" w:color="E9ECEF" w:sz="4"/>
+              <w:bottom w:val="single" w:color="E9ECEF" w:sz="4"/>
+              <w:right w:val="single" w:color="E9ECEF" w:sz="4"/>
+            </w:tcBorders>
+            <w:shd w:fill="F8F9FA" w:val="clear"/>
+            <w:tcMar>
+              <w:top w:type="dxa" w:w="100"/>
+              <w:left w:type="dxa" w:w="140"/>
+              <w:bottom w:type="dxa" w:w="100"/>
+              <w:right w:type="dxa" w:w="140"/>
+            </w:tcMar>
+            <w:vAlign w:val="center"/>
+          </w:tcPr>
+          <w:p>
+            <w:pPr>
+              <w:jc w:val="left"/>
+            </w:pPr>
+            <w:r>
+              <w:rPr>
+                <w:rFonts w:ascii="Open Sans" w:cs="Open Sans" w:eastAsia="Open Sans" w:hAnsi="Open Sans"/>
+                <w:b/>
+                <w:bCs/>
+                <w:color w:val="59595B"/>
+                <w:sz w:val="20"/>
+                <w:szCs w:val="20"/>
+              </w:rPr>
+              <w:t xml:space="preserve">Workhorse (balanced)</w:t>
+            </w:r>
+          </w:p>
+        </w:tc>
+        <w:tc>
+          <w:tcPr>
+            <w:tcW w:type="dxa" w:w="4752"/>
+            <w:tcBorders>
+              <w:top w:val="single" w:color="E9ECEF" w:sz="4"/>
+              <w:left w:val="single" w:color="E9ECEF" w:sz="4"/>
+              <w:bottom w:val="single" w:color="E9ECEF" w:sz="4"/>
+              <w:right w:val="single" w:color="E9ECEF" w:sz="4"/>
+            </w:tcBorders>
+            <w:shd w:fill="F8F9FA" w:val="clear"/>
+            <w:tcMar>
+              <w:top w:type="dxa" w:w="100"/>
+              <w:left w:type="dxa" w:w="140"/>
+              <w:bottom w:type="dxa" w:w="100"/>
+              <w:right w:type="dxa" w:w="140"/>
+            </w:tcMar>
+            <w:vAlign w:val="center"/>
+          </w:tcPr>
+          <w:p>
+            <w:pPr>
+              <w:jc w:val="left"/>
+            </w:pPr>
+            <w:r>
+              <w:rPr>
+                <w:rFonts w:ascii="Open Sans" w:cs="Open Sans" w:eastAsia="Open Sans" w:hAnsi="Open Sans"/>
+                <w:b w:val="false"/>
+                <w:bCs w:val="false"/>
+                <w:color w:val="59595B"/>
+                <w:sz w:val="20"/>
+                <w:szCs w:val="20"/>
+              </w:rPr>
+              <w:t xml:space="preserve">The bulk of drafting and reasoning — procedure content, referral-outreach personalization, review responses, nurture sequences, scoring</w:t>
+            </w:r>
+          </w:p>
+        </w:tc>
+        <w:tc>
+          <w:tcPr>
+            <w:tcW w:type="dxa" w:w="2160"/>
+            <w:tcBorders>
+              <w:top w:val="single" w:color="E9ECEF" w:sz="4"/>
+              <w:left w:val="single" w:color="E9ECEF" w:sz="4"/>
+              <w:bottom w:val="single" w:color="E9ECEF" w:sz="4"/>
+              <w:right w:val="single" w:color="E9ECEF" w:sz="4"/>
+            </w:tcBorders>
+            <w:shd w:fill="F8F9FA" w:val="clear"/>
+            <w:tcMar>
+              <w:top w:type="dxa" w:w="100"/>
+              <w:left w:type="dxa" w:w="140"/>
+              <w:bottom w:type="dxa" w:w="100"/>
+              <w:right w:type="dxa" w:w="140"/>
+            </w:tcMar>
+            <w:vAlign w:val="center"/>
+          </w:tcPr>
+          <w:p>
+            <w:pPr>
+              <w:jc w:val="center"/>
+            </w:pPr>
+            <w:r>
+              <w:rPr>
+                <w:rFonts w:ascii="Open Sans" w:cs="Open Sans" w:eastAsia="Open Sans" w:hAnsi="Open Sans"/>
+                <w:b w:val="false"/>
+                <w:bCs w:val="false"/>
+                <w:color w:val="1EAAC8"/>
+                <w:sz w:val="20"/>
+                <w:szCs w:val="20"/>
+              </w:rPr>
+              <w:t xml:space="preserve">~30–40%</w:t>
+            </w:r>
+          </w:p>
+        </w:tc>
+      </w:tr>
+      <w:tr>
+        <w:trPr>
+          <w:cantSplit/>
+        </w:trPr>
+        <w:tc>
+          <w:tcPr>
+            <w:tcW w:type="dxa" w:w="2448"/>
+            <w:tcBorders>
+              <w:top w:val="single" w:color="E9ECEF" w:sz="4"/>
+              <w:left w:val="single" w:color="E9ECEF" w:sz="4"/>
+              <w:bottom w:val="single" w:color="E9ECEF" w:sz="4"/>
+              <w:right w:val="single" w:color="E9ECEF" w:sz="4"/>
+            </w:tcBorders>
+            <w:shd w:fill="FFFFFF" w:val="clear"/>
+            <w:tcMar>
+              <w:top w:type="dxa" w:w="100"/>
+              <w:left w:type="dxa" w:w="140"/>
+              <w:bottom w:type="dxa" w:w="100"/>
+              <w:right w:type="dxa" w:w="140"/>
+            </w:tcMar>
+            <w:vAlign w:val="center"/>
+          </w:tcPr>
+          <w:p>
+            <w:pPr>
+              <w:jc w:val="left"/>
+            </w:pPr>
+            <w:r>
+              <w:rPr>
+                <w:rFonts w:ascii="Open Sans" w:cs="Open Sans" w:eastAsia="Open Sans" w:hAnsi="Open Sans"/>
+                <w:b/>
+                <w:bCs/>
+                <w:color w:val="59595B"/>
+                <w:sz w:val="20"/>
+                <w:szCs w:val="20"/>
+              </w:rPr>
+              <w:t xml:space="preserve">Lightweight (low-cost)</w:t>
+            </w:r>
+          </w:p>
+        </w:tc>
+        <w:tc>
+          <w:tcPr>
+            <w:tcW w:type="dxa" w:w="4752"/>
+            <w:tcBorders>
+              <w:top w:val="single" w:color="E9ECEF" w:sz="4"/>
+              <w:left w:val="single" w:color="E9ECEF" w:sz="4"/>
+              <w:bottom w:val="single" w:color="E9ECEF" w:sz="4"/>
+              <w:right w:val="single" w:color="E9ECEF" w:sz="4"/>
+            </w:tcBorders>
+            <w:shd w:fill="FFFFFF" w:val="clear"/>
+            <w:tcMar>
+              <w:top w:type="dxa" w:w="100"/>
+              <w:left w:type="dxa" w:w="140"/>
+              <w:bottom w:type="dxa" w:w="100"/>
+              <w:right w:type="dxa" w:w="140"/>
+            </w:tcMar>
+            <w:vAlign w:val="center"/>
+          </w:tcPr>
+          <w:p>
+            <w:pPr>
+              <w:jc w:val="left"/>
+            </w:pPr>
+            <w:r>
+              <w:rPr>
+                <w:rFonts w:ascii="Open Sans" w:cs="Open Sans" w:eastAsia="Open Sans" w:hAnsi="Open Sans"/>
+                <w:b w:val="false"/>
+                <w:bCs w:val="false"/>
+                <w:color w:val="59595B"/>
+                <w:sz w:val="20"/>
+                <w:szCs w:val="20"/>
+              </w:rPr>
+              <w:t xml:space="preserve">High-volume mechanical work — classification, extraction, enriching and tagging thousands of OC referral-practice records</w:t>
+            </w:r>
+          </w:p>
+        </w:tc>
+        <w:tc>
+          <w:tcPr>
+            <w:tcW w:type="dxa" w:w="2160"/>
+            <w:tcBorders>
+              <w:top w:val="single" w:color="E9ECEF" w:sz="4"/>
+              <w:left w:val="single" w:color="E9ECEF" w:sz="4"/>
+              <w:bottom w:val="single" w:color="E9ECEF" w:sz="4"/>
+              <w:right w:val="single" w:color="E9ECEF" w:sz="4"/>
+            </w:tcBorders>
+            <w:shd w:fill="FFFFFF" w:val="clear"/>
+            <w:tcMar>
+              <w:top w:type="dxa" w:w="100"/>
+              <w:left w:type="dxa" w:w="140"/>
+              <w:bottom w:type="dxa" w:w="100"/>
+              <w:right w:type="dxa" w:w="140"/>
+            </w:tcMar>
+            <w:vAlign w:val="center"/>
+          </w:tcPr>
+          <w:p>
+            <w:pPr>
+              <w:jc w:val="center"/>
+            </w:pPr>
+            <w:r>
+              <w:rPr>
+                <w:rFonts w:ascii="Open Sans" w:cs="Open Sans" w:eastAsia="Open Sans" w:hAnsi="Open Sans"/>
+                <w:b w:val="false"/>
+                <w:bCs w:val="false"/>
+                <w:color w:val="59595B"/>
+                <w:sz w:val="20"/>
+                <w:szCs w:val="20"/>
+              </w:rPr>
+              <w:t xml:space="preserve">~50–60%</w:t>
+            </w:r>
+          </w:p>
+        </w:tc>
+      </w:tr>
+    </w:tbl>
+    <w:p>
+      <w:pPr>
+        <w:spacing w:after="140" w:before="80" w:line="320"/>
+        <w:jc w:val="both"/>
+      </w:pPr>
+      <w:r>
+        <w:rPr>
+          <w:rFonts w:ascii="Open Sans" w:cs="Open Sans" w:eastAsia="Open Sans" w:hAnsi="Open Sans"/>
+          <w:b w:val="false"/>
+          <w:bCs w:val="false"/>
+          <w:i w:val="false"/>
+          <w:iCs w:val="false"/>
+          <w:color w:val="59595B"/>
+          <w:sz w:val="22"/>
+          <w:szCs w:val="22"/>
+        </w:rPr>
+        <w:t xml:space="preserve">The result: Robinson Facial pays premium-model prices only for the small slice of work that warrants them — typically a 60–80% lower run cost than routing everything to one top-tier model, with no quality loss where it counts. For example, a single procedure explainer is drafted by a low-cost model, tightened and fact-checked by a mid model, and given a final brand-and-accuracy pass by a frontier model — instead of one premium model doing all three at roughly triple the cost. This is the kind of AI engineering depth a partner brings that wiring everything to one chatbot does not.</w:t>
+      </w:r>
+    </w:p>
+    <w:p>
+      <w:pPr>
         <w:pStyle w:val="Heading1"/>
         <w:keepNext/>
-        <w:spacing w:after="120" w:before="480" w:line="240"/>
+        <w:pageBreakBefore/>
+        <w:spacing w:after="120" w:before="0" w:line="240"/>
       </w:pPr>
       <w:r>
         <w:rPr>
@@ -9989,7 +12770,7 @@
           <w:sz w:val="2"/>
           <w:szCs w:val="2"/>
         </w:rPr>
-        <w:t xml:space="preserve">10  Business Impact &amp; Service Investment</w:t>
+        <w:t xml:space="preserve">11  Business Impact &amp; Service Investment</w:t>
       </w:r>
     </w:p>
     <w:tbl>
@@ -10053,7 +12834,7 @@
                 <w:sz w:val="34"/>
                 <w:szCs w:val="34"/>
               </w:rPr>
-              <w:t xml:space="preserve">10  Business Impact &amp; Service Investment</w:t>
+              <w:t xml:space="preserve">11  Business Impact &amp; Service Investment</w:t>
             </w:r>
           </w:p>
         </w:tc>
@@ -10083,12 +12864,967 @@
           <w:sz w:val="22"/>
           <w:szCs w:val="22"/>
         </w:rPr>
-        <w:t xml:space="preserve">The model below is built from public and industry benchmarks because Robinson’s internal numbers were not available for this draft. Every figure is estimated and conservative; the discovery questions in Section 13 replace them with real baselines. Because a single facial surgery case is high-value, the ROI holds at modest case counts — the two engines simply need to add a handful of cases each.</w:t>
+        <w:t xml:space="preserve">The model below is built from public and industry benchmarks because Robinson’s internal numbers were not available for this draft. Every figure is estimated and conservative; the discovery questions in Section 14 replace them with real baselines. Because a single facial surgery case is high-value, the ROI holds at modest case counts — the two engines simply need to add a handful of cases each.</w:t>
       </w:r>
     </w:p>
     <w:p>
       <w:pPr>
-        <w:spacing w:after="0" w:before="140"/>
+        <w:spacing w:after="0" w:before="120"/>
+      </w:pPr>
+      <w:r>
+        <w:t xml:space="preserve"/>
+      </w:r>
+    </w:p>
+    <w:tbl>
+      <w:tblPr>
+        <w:tblW w:type="dxa" w:w="9360"/>
+        <w:tblBorders>
+          <w:top w:val="single" w:color="auto" w:sz="4"/>
+          <w:left w:val="single" w:color="auto" w:sz="4"/>
+          <w:bottom w:val="single" w:color="auto" w:sz="4"/>
+          <w:right w:val="single" w:color="auto" w:sz="4"/>
+          <w:insideH w:val="single" w:color="auto" w:sz="4"/>
+          <w:insideV w:val="single" w:color="auto" w:sz="4"/>
+        </w:tblBorders>
+      </w:tblPr>
+      <w:tblGrid>
+        <w:gridCol w:w="80"/>
+        <w:gridCol w:w="9280"/>
+      </w:tblGrid>
+      <w:tr>
+        <w:trPr>
+          <w:cantSplit/>
+        </w:trPr>
+        <w:tc>
+          <w:tcPr>
+            <w:tcW w:type="dxa" w:w="80"/>
+            <w:tcBorders>
+              <w:top w:val="none" w:color="FFFFFF" w:sz="0"/>
+              <w:left w:val="none" w:color="FFFFFF" w:sz="0"/>
+              <w:bottom w:val="none" w:color="FFFFFF" w:sz="0"/>
+              <w:right w:val="none" w:color="FFFFFF" w:sz="0"/>
+            </w:tcBorders>
+            <w:shd w:fill="F67D4B" w:val="clear"/>
+          </w:tcPr>
+          <w:p>
+            <w:r>
+              <w:t xml:space="preserve"/>
+            </w:r>
+          </w:p>
+        </w:tc>
+        <w:tc>
+          <w:tcPr>
+            <w:tcW w:type="dxa" w:w="9280"/>
+            <w:tcBorders>
+              <w:top w:val="none" w:color="FFFFFF" w:sz="0"/>
+              <w:left w:val="none" w:color="FFFFFF" w:sz="0"/>
+              <w:bottom w:val="none" w:color="FFFFFF" w:sz="0"/>
+              <w:right w:val="none" w:color="FFFFFF" w:sz="0"/>
+            </w:tcBorders>
+            <w:shd w:fill="F8F9FA" w:val="clear"/>
+            <w:tcMar>
+              <w:top w:type="dxa" w:w="160"/>
+              <w:left w:type="dxa" w:w="240"/>
+              <w:bottom w:type="dxa" w:w="160"/>
+              <w:right w:type="dxa" w:w="200"/>
+            </w:tcMar>
+          </w:tcPr>
+          <w:p>
+            <w:pPr>
+              <w:keepNext/>
+              <w:keepLines/>
+              <w:spacing w:after="80" w:before="80"/>
+            </w:pPr>
+            <w:r>
+              <w:rPr>
+                <w:rFonts w:ascii="Open Sans" w:cs="Open Sans" w:eastAsia="Open Sans" w:hAnsi="Open Sans"/>
+                <w:b/>
+                <w:bCs/>
+                <w:color w:val="F67D4B"/>
+                <w:sz w:val="22"/>
+                <w:szCs w:val="22"/>
+              </w:rPr>
+              <w:t xml:space="preserve">AI as a Managed Investment — Not a Leap of Faith</w:t>
+            </w:r>
+          </w:p>
+          <w:p>
+            <w:pPr>
+              <w:keepNext/>
+              <w:keepLines/>
+              <w:spacing w:after="60" w:before="40" w:line="300"/>
+            </w:pPr>
+            <w:r>
+              <w:rPr>
+                <w:rFonts w:ascii="Open Sans" w:cs="Open Sans" w:eastAsia="Open Sans" w:hAnsi="Open Sans"/>
+                <w:color w:val="59595B"/>
+                <w:sz w:val="20"/>
+                <w:szCs w:val="20"/>
+              </w:rPr>
+              <w:t xml:space="preserve">The reason most AI spending disappoints is not the technology — it is the lack of measurement. Industry research (McKinsey State of AI, 2025) finds roughly 88% of companies now use AI, but only about 39% see a real profit impact; the difference is discipline, not budget.</w:t>
+            </w:r>
+          </w:p>
+          <w:p>
+            <w:pPr>
+              <w:keepNext w:val="false"/>
+              <w:keepLines/>
+              <w:spacing w:after="60" w:before="40" w:line="300"/>
+            </w:pPr>
+            <w:r>
+              <w:rPr>
+                <w:rFonts w:ascii="Open Sans" w:cs="Open Sans" w:eastAsia="Open Sans" w:hAnsi="Open Sans"/>
+                <w:color w:val="59595B"/>
+                <w:sz w:val="20"/>
+                <w:szCs w:val="20"/>
+              </w:rPr>
+              <w:t xml:space="preserve">Technijian runs every engagement with stage-gates: we track adoption, then operational improvement, then financial benefit against total cost — and if a pilot does not clear its cost at the gate, we stop and re-scope. Robinson Facial carries the upside, not blind risk.</w:t>
+            </w:r>
+          </w:p>
+        </w:tc>
+      </w:tr>
+    </w:tbl>
+    <w:p>
+      <w:pPr>
+        <w:spacing w:after="0" w:before="160"/>
+      </w:pPr>
+      <w:r>
+        <w:t xml:space="preserve"/>
+      </w:r>
+    </w:p>
+    <w:p>
+      <w:pPr>
+        <w:pStyle w:val="Heading2"/>
+        <w:keepNext/>
+        <w:keepLines/>
+        <w:spacing w:after="120" w:before="280"/>
+      </w:pPr>
+      <w:r>
+        <w:rPr>
+          <w:rFonts w:ascii="Open Sans" w:cs="Open Sans" w:eastAsia="Open Sans" w:hAnsi="Open Sans"/>
+          <w:b/>
+          <w:bCs/>
+          <w:color w:val="006DB6"/>
+          <w:sz w:val="26"/>
+          <w:szCs w:val="26"/>
+        </w:rPr>
+        <w:t xml:space="preserve">The Entry Offer — The 90-Day AI Visibility &amp; Reputation Pilot</w:t>
+      </w:r>
+    </w:p>
+    <w:p>
+      <w:pPr>
+        <w:spacing w:after="140" w:before="0" w:line="320"/>
+        <w:jc w:val="both"/>
+      </w:pPr>
+      <w:r>
+        <w:rPr>
+          <w:rFonts w:ascii="Open Sans" w:cs="Open Sans" w:eastAsia="Open Sans" w:hAnsi="Open Sans"/>
+          <w:b w:val="false"/>
+          <w:bCs w:val="false"/>
+          <w:i w:val="false"/>
+          <w:iCs w:val="false"/>
+          <w:color w:val="59595B"/>
+          <w:sz w:val="22"/>
+          <w:szCs w:val="22"/>
+        </w:rPr>
+        <w:t xml:space="preserve">Start with one clearly-scoped, fixed-price program — not an open-ended engagement. The pilot stands up the reputation engine and the GEO layer on top of the live My SEO, plus the consult-capture assistant, and proves the lift before the referral engine or the larger build is discussed.</w:t>
+      </w:r>
+    </w:p>
+    <w:tbl>
+      <w:tblPr>
+        <w:tblW w:type="dxa" w:w="9360"/>
+        <w:tblBorders>
+          <w:top w:val="single" w:color="auto" w:sz="4"/>
+          <w:left w:val="single" w:color="auto" w:sz="4"/>
+          <w:bottom w:val="single" w:color="auto" w:sz="4"/>
+          <w:right w:val="single" w:color="auto" w:sz="4"/>
+          <w:insideH w:val="single" w:color="auto" w:sz="4"/>
+          <w:insideV w:val="single" w:color="auto" w:sz="4"/>
+        </w:tblBorders>
+      </w:tblPr>
+      <w:tblGrid>
+        <w:gridCol w:w="3120"/>
+        <w:gridCol w:w="4160"/>
+        <w:gridCol w:w="2080"/>
+      </w:tblGrid>
+      <w:tr>
+        <w:trPr>
+          <w:cantSplit/>
+          <w:tblHeader/>
+        </w:trPr>
+        <w:tc>
+          <w:tcPr>
+            <w:tcW w:type="dxa" w:w="3120"/>
+            <w:tcBorders>
+              <w:top w:val="single" w:color="E9ECEF" w:sz="4"/>
+              <w:left w:val="single" w:color="E9ECEF" w:sz="4"/>
+              <w:bottom w:val="single" w:color="E9ECEF" w:sz="4"/>
+              <w:right w:val="single" w:color="E9ECEF" w:sz="4"/>
+            </w:tcBorders>
+            <w:shd w:fill="006DB6" w:val="clear"/>
+            <w:tcMar>
+              <w:top w:type="dxa" w:w="120"/>
+              <w:left w:type="dxa" w:w="140"/>
+              <w:bottom w:type="dxa" w:w="120"/>
+              <w:right w:type="dxa" w:w="140"/>
+            </w:tcMar>
+            <w:vAlign w:val="center"/>
+          </w:tcPr>
+          <w:p>
+            <w:pPr>
+              <w:jc w:val="left"/>
+            </w:pPr>
+            <w:r>
+              <w:rPr>
+                <w:rFonts w:ascii="Open Sans" w:cs="Open Sans" w:eastAsia="Open Sans" w:hAnsi="Open Sans"/>
+                <w:b/>
+                <w:bCs/>
+                <w:color w:val="FFFFFF"/>
+                <w:sz w:val="20"/>
+                <w:szCs w:val="20"/>
+              </w:rPr>
+              <w:t xml:space="preserve">What's Included</w:t>
+            </w:r>
+          </w:p>
+        </w:tc>
+        <w:tc>
+          <w:tcPr>
+            <w:tcW w:type="dxa" w:w="4160"/>
+            <w:tcBorders>
+              <w:top w:val="single" w:color="E9ECEF" w:sz="4"/>
+              <w:left w:val="single" w:color="E9ECEF" w:sz="4"/>
+              <w:bottom w:val="single" w:color="E9ECEF" w:sz="4"/>
+              <w:right w:val="single" w:color="E9ECEF" w:sz="4"/>
+            </w:tcBorders>
+            <w:shd w:fill="006DB6" w:val="clear"/>
+            <w:tcMar>
+              <w:top w:type="dxa" w:w="120"/>
+              <w:left w:type="dxa" w:w="140"/>
+              <w:bottom w:type="dxa" w:w="120"/>
+              <w:right w:type="dxa" w:w="140"/>
+            </w:tcMar>
+            <w:vAlign w:val="center"/>
+          </w:tcPr>
+          <w:p>
+            <w:pPr>
+              <w:jc w:val="left"/>
+            </w:pPr>
+            <w:r>
+              <w:rPr>
+                <w:rFonts w:ascii="Open Sans" w:cs="Open Sans" w:eastAsia="Open Sans" w:hAnsi="Open Sans"/>
+                <w:b/>
+                <w:bCs/>
+                <w:color w:val="FFFFFF"/>
+                <w:sz w:val="20"/>
+                <w:szCs w:val="20"/>
+              </w:rPr>
+              <w:t xml:space="preserve">Detail</w:t>
+            </w:r>
+          </w:p>
+        </w:tc>
+        <w:tc>
+          <w:tcPr>
+            <w:tcW w:type="dxa" w:w="2080"/>
+            <w:tcBorders>
+              <w:top w:val="single" w:color="E9ECEF" w:sz="4"/>
+              <w:left w:val="single" w:color="E9ECEF" w:sz="4"/>
+              <w:bottom w:val="single" w:color="E9ECEF" w:sz="4"/>
+              <w:right w:val="single" w:color="E9ECEF" w:sz="4"/>
+            </w:tcBorders>
+            <w:shd w:fill="006DB6" w:val="clear"/>
+            <w:tcMar>
+              <w:top w:type="dxa" w:w="120"/>
+              <w:left w:type="dxa" w:w="140"/>
+              <w:bottom w:type="dxa" w:w="120"/>
+              <w:right w:type="dxa" w:w="140"/>
+            </w:tcMar>
+            <w:vAlign w:val="center"/>
+          </w:tcPr>
+          <w:p>
+            <w:pPr>
+              <w:jc w:val="left"/>
+            </w:pPr>
+            <w:r>
+              <w:rPr>
+                <w:rFonts w:ascii="Open Sans" w:cs="Open Sans" w:eastAsia="Open Sans" w:hAnsi="Open Sans"/>
+                <w:b/>
+                <w:bCs/>
+                <w:color w:val="FFFFFF"/>
+                <w:sz w:val="20"/>
+                <w:szCs w:val="20"/>
+              </w:rPr>
+              <w:t xml:space="preserve">Investment</w:t>
+            </w:r>
+          </w:p>
+        </w:tc>
+      </w:tr>
+      <w:tr>
+        <w:trPr>
+          <w:cantSplit/>
+        </w:trPr>
+        <w:tc>
+          <w:tcPr>
+            <w:tcW w:type="dxa" w:w="3120"/>
+            <w:tcBorders>
+              <w:top w:val="single" w:color="E9ECEF" w:sz="4"/>
+              <w:left w:val="single" w:color="E9ECEF" w:sz="4"/>
+              <w:bottom w:val="single" w:color="E9ECEF" w:sz="4"/>
+              <w:right w:val="single" w:color="E9ECEF" w:sz="4"/>
+            </w:tcBorders>
+            <w:shd w:fill="FFFFFF" w:val="clear"/>
+            <w:tcMar>
+              <w:top w:type="dxa" w:w="100"/>
+              <w:left w:type="dxa" w:w="140"/>
+              <w:bottom w:type="dxa" w:w="100"/>
+              <w:right w:type="dxa" w:w="140"/>
+            </w:tcMar>
+            <w:vAlign w:val="center"/>
+          </w:tcPr>
+          <w:p>
+            <w:pPr>
+              <w:jc w:val="left"/>
+            </w:pPr>
+            <w:r>
+              <w:rPr>
+                <w:rFonts w:ascii="Open Sans" w:cs="Open Sans" w:eastAsia="Open Sans" w:hAnsi="Open Sans"/>
+                <w:b/>
+                <w:bCs/>
+                <w:color w:val="59595B"/>
+                <w:sz w:val="20"/>
+                <w:szCs w:val="20"/>
+              </w:rPr>
+              <w:t xml:space="preserve">My AI — Reputation Engine</w:t>
+            </w:r>
+          </w:p>
+        </w:tc>
+        <w:tc>
+          <w:tcPr>
+            <w:tcW w:type="dxa" w:w="4160"/>
+            <w:tcBorders>
+              <w:top w:val="single" w:color="E9ECEF" w:sz="4"/>
+              <w:left w:val="single" w:color="E9ECEF" w:sz="4"/>
+              <w:bottom w:val="single" w:color="E9ECEF" w:sz="4"/>
+              <w:right w:val="single" w:color="E9ECEF" w:sz="4"/>
+            </w:tcBorders>
+            <w:shd w:fill="FFFFFF" w:val="clear"/>
+            <w:tcMar>
+              <w:top w:type="dxa" w:w="100"/>
+              <w:left w:type="dxa" w:w="140"/>
+              <w:bottom w:type="dxa" w:w="100"/>
+              <w:right w:type="dxa" w:w="140"/>
+            </w:tcMar>
+            <w:vAlign w:val="center"/>
+          </w:tcPr>
+          <w:p>
+            <w:pPr>
+              <w:jc w:val="left"/>
+            </w:pPr>
+            <w:r>
+              <w:rPr>
+                <w:rFonts w:ascii="Open Sans" w:cs="Open Sans" w:eastAsia="Open Sans" w:hAnsi="Open Sans"/>
+                <w:b w:val="false"/>
+                <w:bCs w:val="false"/>
+                <w:color w:val="59595B"/>
+                <w:sz w:val="20"/>
+                <w:szCs w:val="20"/>
+              </w:rPr>
+              <w:t xml:space="preserve">Systematic post-visit review requests to close the ~32-vs-hundreds gap; monitoring and response</w:t>
+            </w:r>
+          </w:p>
+        </w:tc>
+        <w:tc>
+          <w:tcPr>
+            <w:tcW w:type="dxa" w:w="2080"/>
+            <w:tcBorders>
+              <w:top w:val="single" w:color="E9ECEF" w:sz="4"/>
+              <w:left w:val="single" w:color="E9ECEF" w:sz="4"/>
+              <w:bottom w:val="single" w:color="E9ECEF" w:sz="4"/>
+              <w:right w:val="single" w:color="E9ECEF" w:sz="4"/>
+            </w:tcBorders>
+            <w:shd w:fill="FFFFFF" w:val="clear"/>
+            <w:tcMar>
+              <w:top w:type="dxa" w:w="100"/>
+              <w:left w:type="dxa" w:w="140"/>
+              <w:bottom w:type="dxa" w:w="100"/>
+              <w:right w:type="dxa" w:w="140"/>
+            </w:tcMar>
+            <w:vAlign w:val="center"/>
+          </w:tcPr>
+          <w:p>
+            <w:pPr>
+              <w:jc w:val="left"/>
+            </w:pPr>
+            <w:r>
+              <w:rPr>
+                <w:rFonts w:ascii="Open Sans" w:cs="Open Sans" w:eastAsia="Open Sans" w:hAnsi="Open Sans"/>
+                <w:b w:val="false"/>
+                <w:bCs w:val="false"/>
+                <w:color w:val="59595B"/>
+                <w:sz w:val="20"/>
+                <w:szCs w:val="20"/>
+              </w:rPr>
+              <w:t xml:space="preserve">$1,500/mo</w:t>
+            </w:r>
+          </w:p>
+        </w:tc>
+      </w:tr>
+      <w:tr>
+        <w:trPr>
+          <w:cantSplit/>
+        </w:trPr>
+        <w:tc>
+          <w:tcPr>
+            <w:tcW w:type="dxa" w:w="3120"/>
+            <w:tcBorders>
+              <w:top w:val="single" w:color="E9ECEF" w:sz="4"/>
+              <w:left w:val="single" w:color="E9ECEF" w:sz="4"/>
+              <w:bottom w:val="single" w:color="E9ECEF" w:sz="4"/>
+              <w:right w:val="single" w:color="E9ECEF" w:sz="4"/>
+            </w:tcBorders>
+            <w:shd w:fill="F8F9FA" w:val="clear"/>
+            <w:tcMar>
+              <w:top w:type="dxa" w:w="100"/>
+              <w:left w:type="dxa" w:w="140"/>
+              <w:bottom w:type="dxa" w:w="100"/>
+              <w:right w:type="dxa" w:w="140"/>
+            </w:tcMar>
+            <w:vAlign w:val="center"/>
+          </w:tcPr>
+          <w:p>
+            <w:pPr>
+              <w:jc w:val="left"/>
+            </w:pPr>
+            <w:r>
+              <w:rPr>
+                <w:rFonts w:ascii="Open Sans" w:cs="Open Sans" w:eastAsia="Open Sans" w:hAnsi="Open Sans"/>
+                <w:b/>
+                <w:bCs/>
+                <w:color w:val="59595B"/>
+                <w:sz w:val="20"/>
+                <w:szCs w:val="20"/>
+              </w:rPr>
+              <w:t xml:space="preserve">My SEO — GEO Extension</w:t>
+            </w:r>
+          </w:p>
+        </w:tc>
+        <w:tc>
+          <w:tcPr>
+            <w:tcW w:type="dxa" w:w="4160"/>
+            <w:tcBorders>
+              <w:top w:val="single" w:color="E9ECEF" w:sz="4"/>
+              <w:left w:val="single" w:color="E9ECEF" w:sz="4"/>
+              <w:bottom w:val="single" w:color="E9ECEF" w:sz="4"/>
+              <w:right w:val="single" w:color="E9ECEF" w:sz="4"/>
+            </w:tcBorders>
+            <w:shd w:fill="F8F9FA" w:val="clear"/>
+            <w:tcMar>
+              <w:top w:type="dxa" w:w="100"/>
+              <w:left w:type="dxa" w:w="140"/>
+              <w:bottom w:type="dxa" w:w="100"/>
+              <w:right w:type="dxa" w:w="140"/>
+            </w:tcMar>
+            <w:vAlign w:val="center"/>
+          </w:tcPr>
+          <w:p>
+            <w:pPr>
+              <w:jc w:val="left"/>
+            </w:pPr>
+            <w:r>
+              <w:rPr>
+                <w:rFonts w:ascii="Open Sans" w:cs="Open Sans" w:eastAsia="Open Sans" w:hAnsi="Open Sans"/>
+                <w:b w:val="false"/>
+                <w:bCs w:val="false"/>
+                <w:color w:val="59595B"/>
+                <w:sz w:val="20"/>
+                <w:szCs w:val="20"/>
+              </w:rPr>
+              <w:t xml:space="preserve">GEO/AI-citation layer + procedure content on top of the My SEO already running</w:t>
+            </w:r>
+          </w:p>
+        </w:tc>
+        <w:tc>
+          <w:tcPr>
+            <w:tcW w:type="dxa" w:w="2080"/>
+            <w:tcBorders>
+              <w:top w:val="single" w:color="E9ECEF" w:sz="4"/>
+              <w:left w:val="single" w:color="E9ECEF" w:sz="4"/>
+              <w:bottom w:val="single" w:color="E9ECEF" w:sz="4"/>
+              <w:right w:val="single" w:color="E9ECEF" w:sz="4"/>
+            </w:tcBorders>
+            <w:shd w:fill="F8F9FA" w:val="clear"/>
+            <w:tcMar>
+              <w:top w:type="dxa" w:w="100"/>
+              <w:left w:type="dxa" w:w="140"/>
+              <w:bottom w:type="dxa" w:w="100"/>
+              <w:right w:type="dxa" w:w="140"/>
+            </w:tcMar>
+            <w:vAlign w:val="center"/>
+          </w:tcPr>
+          <w:p>
+            <w:pPr>
+              <w:jc w:val="left"/>
+            </w:pPr>
+            <w:r>
+              <w:rPr>
+                <w:rFonts w:ascii="Open Sans" w:cs="Open Sans" w:eastAsia="Open Sans" w:hAnsi="Open Sans"/>
+                <w:b w:val="false"/>
+                <w:bCs w:val="false"/>
+                <w:color w:val="59595B"/>
+                <w:sz w:val="20"/>
+                <w:szCs w:val="20"/>
+              </w:rPr>
+              <w:t xml:space="preserve">$750/mo</w:t>
+            </w:r>
+          </w:p>
+        </w:tc>
+      </w:tr>
+      <w:tr>
+        <w:trPr>
+          <w:cantSplit/>
+        </w:trPr>
+        <w:tc>
+          <w:tcPr>
+            <w:tcW w:type="dxa" w:w="3120"/>
+            <w:tcBorders>
+              <w:top w:val="single" w:color="E9ECEF" w:sz="4"/>
+              <w:left w:val="single" w:color="E9ECEF" w:sz="4"/>
+              <w:bottom w:val="single" w:color="E9ECEF" w:sz="4"/>
+              <w:right w:val="single" w:color="E9ECEF" w:sz="4"/>
+            </w:tcBorders>
+            <w:shd w:fill="FFFFFF" w:val="clear"/>
+            <w:tcMar>
+              <w:top w:type="dxa" w:w="100"/>
+              <w:left w:type="dxa" w:w="140"/>
+              <w:bottom w:type="dxa" w:w="100"/>
+              <w:right w:type="dxa" w:w="140"/>
+            </w:tcMar>
+            <w:vAlign w:val="center"/>
+          </w:tcPr>
+          <w:p>
+            <w:pPr>
+              <w:jc w:val="left"/>
+            </w:pPr>
+            <w:r>
+              <w:rPr>
+                <w:rFonts w:ascii="Open Sans" w:cs="Open Sans" w:eastAsia="Open Sans" w:hAnsi="Open Sans"/>
+                <w:b/>
+                <w:bCs/>
+                <w:color w:val="59595B"/>
+                <w:sz w:val="20"/>
+                <w:szCs w:val="20"/>
+              </w:rPr>
+              <w:t xml:space="preserve">My Dev — Consult Capture (Chat.AI)</w:t>
+            </w:r>
+          </w:p>
+        </w:tc>
+        <w:tc>
+          <w:tcPr>
+            <w:tcW w:type="dxa" w:w="4160"/>
+            <w:tcBorders>
+              <w:top w:val="single" w:color="E9ECEF" w:sz="4"/>
+              <w:left w:val="single" w:color="E9ECEF" w:sz="4"/>
+              <w:bottom w:val="single" w:color="E9ECEF" w:sz="4"/>
+              <w:right w:val="single" w:color="E9ECEF" w:sz="4"/>
+            </w:tcBorders>
+            <w:shd w:fill="FFFFFF" w:val="clear"/>
+            <w:tcMar>
+              <w:top w:type="dxa" w:w="100"/>
+              <w:left w:type="dxa" w:w="140"/>
+              <w:bottom w:type="dxa" w:w="100"/>
+              <w:right w:type="dxa" w:w="140"/>
+            </w:tcMar>
+            <w:vAlign w:val="center"/>
+          </w:tcPr>
+          <w:p>
+            <w:pPr>
+              <w:jc w:val="left"/>
+            </w:pPr>
+            <w:r>
+              <w:rPr>
+                <w:rFonts w:ascii="Open Sans" w:cs="Open Sans" w:eastAsia="Open Sans" w:hAnsi="Open Sans"/>
+                <w:b w:val="false"/>
+                <w:bCs w:val="false"/>
+                <w:color w:val="59595B"/>
+                <w:sz w:val="20"/>
+                <w:szCs w:val="20"/>
+              </w:rPr>
+              <w:t xml:space="preserve">Consult-assistant integration + booking funnel on drface.com (one-time build)</w:t>
+            </w:r>
+          </w:p>
+        </w:tc>
+        <w:tc>
+          <w:tcPr>
+            <w:tcW w:type="dxa" w:w="2080"/>
+            <w:tcBorders>
+              <w:top w:val="single" w:color="E9ECEF" w:sz="4"/>
+              <w:left w:val="single" w:color="E9ECEF" w:sz="4"/>
+              <w:bottom w:val="single" w:color="E9ECEF" w:sz="4"/>
+              <w:right w:val="single" w:color="E9ECEF" w:sz="4"/>
+            </w:tcBorders>
+            <w:shd w:fill="FFFFFF" w:val="clear"/>
+            <w:tcMar>
+              <w:top w:type="dxa" w:w="100"/>
+              <w:left w:type="dxa" w:w="140"/>
+              <w:bottom w:type="dxa" w:w="100"/>
+              <w:right w:type="dxa" w:w="140"/>
+            </w:tcMar>
+            <w:vAlign w:val="center"/>
+          </w:tcPr>
+          <w:p>
+            <w:pPr>
+              <w:jc w:val="left"/>
+            </w:pPr>
+            <w:r>
+              <w:rPr>
+                <w:rFonts w:ascii="Open Sans" w:cs="Open Sans" w:eastAsia="Open Sans" w:hAnsi="Open Sans"/>
+                <w:b w:val="false"/>
+                <w:bCs w:val="false"/>
+                <w:color w:val="59595B"/>
+                <w:sz w:val="20"/>
+                <w:szCs w:val="20"/>
+              </w:rPr>
+              <w:t xml:space="preserve">$20,000 one-time</w:t>
+            </w:r>
+          </w:p>
+        </w:tc>
+      </w:tr>
+      <w:tr>
+        <w:trPr>
+          <w:cantSplit/>
+        </w:trPr>
+        <w:tc>
+          <w:tcPr>
+            <w:tcW w:type="dxa" w:w="3120"/>
+            <w:tcBorders>
+              <w:top w:val="single" w:color="E9ECEF" w:sz="4"/>
+              <w:left w:val="single" w:color="E9ECEF" w:sz="4"/>
+              <w:bottom w:val="single" w:color="E9ECEF" w:sz="4"/>
+              <w:right w:val="single" w:color="E9ECEF" w:sz="4"/>
+            </w:tcBorders>
+            <w:shd w:fill="F8F9FA" w:val="clear"/>
+            <w:tcMar>
+              <w:top w:type="dxa" w:w="100"/>
+              <w:left w:type="dxa" w:w="140"/>
+              <w:bottom w:type="dxa" w:w="100"/>
+              <w:right w:type="dxa" w:w="140"/>
+            </w:tcMar>
+            <w:vAlign w:val="center"/>
+          </w:tcPr>
+          <w:p>
+            <w:pPr>
+              <w:jc w:val="left"/>
+            </w:pPr>
+            <w:r>
+              <w:rPr>
+                <w:rFonts w:ascii="Open Sans" w:cs="Open Sans" w:eastAsia="Open Sans" w:hAnsi="Open Sans"/>
+                <w:b/>
+                <w:bCs/>
+                <w:color w:val="59595B"/>
+                <w:sz w:val="20"/>
+                <w:szCs w:val="20"/>
+              </w:rPr>
+              <w:t xml:space="preserve">Discovery &amp; Baseline</w:t>
+            </w:r>
+          </w:p>
+        </w:tc>
+        <w:tc>
+          <w:tcPr>
+            <w:tcW w:type="dxa" w:w="4160"/>
+            <w:tcBorders>
+              <w:top w:val="single" w:color="E9ECEF" w:sz="4"/>
+              <w:left w:val="single" w:color="E9ECEF" w:sz="4"/>
+              <w:bottom w:val="single" w:color="E9ECEF" w:sz="4"/>
+              <w:right w:val="single" w:color="E9ECEF" w:sz="4"/>
+            </w:tcBorders>
+            <w:shd w:fill="F8F9FA" w:val="clear"/>
+            <w:tcMar>
+              <w:top w:type="dxa" w:w="100"/>
+              <w:left w:type="dxa" w:w="140"/>
+              <w:bottom w:type="dxa" w:w="100"/>
+              <w:right w:type="dxa" w:w="140"/>
+            </w:tcMar>
+            <w:vAlign w:val="center"/>
+          </w:tcPr>
+          <w:p>
+            <w:pPr>
+              <w:jc w:val="left"/>
+            </w:pPr>
+            <w:r>
+              <w:rPr>
+                <w:rFonts w:ascii="Open Sans" w:cs="Open Sans" w:eastAsia="Open Sans" w:hAnsi="Open Sans"/>
+                <w:b w:val="false"/>
+                <w:bCs w:val="false"/>
+                <w:color w:val="59595B"/>
+                <w:sz w:val="20"/>
+                <w:szCs w:val="20"/>
+              </w:rPr>
+              <w:t xml:space="preserve">Calibration call: real consult volume, conversion, referral counts, case value</w:t>
+            </w:r>
+          </w:p>
+        </w:tc>
+        <w:tc>
+          <w:tcPr>
+            <w:tcW w:type="dxa" w:w="2080"/>
+            <w:tcBorders>
+              <w:top w:val="single" w:color="E9ECEF" w:sz="4"/>
+              <w:left w:val="single" w:color="E9ECEF" w:sz="4"/>
+              <w:bottom w:val="single" w:color="E9ECEF" w:sz="4"/>
+              <w:right w:val="single" w:color="E9ECEF" w:sz="4"/>
+            </w:tcBorders>
+            <w:shd w:fill="F8F9FA" w:val="clear"/>
+            <w:tcMar>
+              <w:top w:type="dxa" w:w="100"/>
+              <w:left w:type="dxa" w:w="140"/>
+              <w:bottom w:type="dxa" w:w="100"/>
+              <w:right w:type="dxa" w:w="140"/>
+            </w:tcMar>
+            <w:vAlign w:val="center"/>
+          </w:tcPr>
+          <w:p>
+            <w:pPr>
+              <w:jc w:val="left"/>
+            </w:pPr>
+            <w:r>
+              <w:rPr>
+                <w:rFonts w:ascii="Open Sans" w:cs="Open Sans" w:eastAsia="Open Sans" w:hAnsi="Open Sans"/>
+                <w:b w:val="false"/>
+                <w:bCs w:val="false"/>
+                <w:color w:val="59595B"/>
+                <w:sz w:val="20"/>
+                <w:szCs w:val="20"/>
+              </w:rPr>
+              <w:t xml:space="preserve">Included</w:t>
+            </w:r>
+          </w:p>
+        </w:tc>
+      </w:tr>
+      <w:tr>
+        <w:trPr>
+          <w:cantSplit/>
+        </w:trPr>
+        <w:tc>
+          <w:tcPr>
+            <w:tcW w:type="dxa" w:w="3120"/>
+            <w:tcBorders>
+              <w:top w:val="single" w:color="E9ECEF" w:sz="4"/>
+              <w:left w:val="single" w:color="E9ECEF" w:sz="4"/>
+              <w:bottom w:val="single" w:color="E9ECEF" w:sz="4"/>
+              <w:right w:val="single" w:color="E9ECEF" w:sz="4"/>
+            </w:tcBorders>
+            <w:shd w:fill="FFFFFF" w:val="clear"/>
+            <w:tcMar>
+              <w:top w:type="dxa" w:w="100"/>
+              <w:left w:type="dxa" w:w="140"/>
+              <w:bottom w:type="dxa" w:w="100"/>
+              <w:right w:type="dxa" w:w="140"/>
+            </w:tcMar>
+            <w:vAlign w:val="center"/>
+          </w:tcPr>
+          <w:p>
+            <w:pPr>
+              <w:jc w:val="left"/>
+            </w:pPr>
+            <w:r>
+              <w:rPr>
+                <w:rFonts w:ascii="Open Sans" w:cs="Open Sans" w:eastAsia="Open Sans" w:hAnsi="Open Sans"/>
+                <w:b/>
+                <w:bCs/>
+                <w:color w:val="59595B"/>
+                <w:sz w:val="20"/>
+                <w:szCs w:val="20"/>
+              </w:rPr>
+              <w:t xml:space="preserve">90-DAY PILOT</w:t>
+            </w:r>
+          </w:p>
+        </w:tc>
+        <w:tc>
+          <w:tcPr>
+            <w:tcW w:type="dxa" w:w="4160"/>
+            <w:tcBorders>
+              <w:top w:val="single" w:color="E9ECEF" w:sz="4"/>
+              <w:left w:val="single" w:color="E9ECEF" w:sz="4"/>
+              <w:bottom w:val="single" w:color="E9ECEF" w:sz="4"/>
+              <w:right w:val="single" w:color="E9ECEF" w:sz="4"/>
+            </w:tcBorders>
+            <w:shd w:fill="FFFFFF" w:val="clear"/>
+            <w:tcMar>
+              <w:top w:type="dxa" w:w="100"/>
+              <w:left w:type="dxa" w:w="140"/>
+              <w:bottom w:type="dxa" w:w="100"/>
+              <w:right w:type="dxa" w:w="140"/>
+            </w:tcMar>
+            <w:vAlign w:val="center"/>
+          </w:tcPr>
+          <w:p>
+            <w:pPr>
+              <w:jc w:val="left"/>
+            </w:pPr>
+            <w:r>
+              <w:rPr>
+                <w:rFonts w:ascii="Open Sans" w:cs="Open Sans" w:eastAsia="Open Sans" w:hAnsi="Open Sans"/>
+                <w:b w:val="false"/>
+                <w:bCs w:val="false"/>
+                <w:color w:val="59595B"/>
+                <w:sz w:val="20"/>
+                <w:szCs w:val="20"/>
+              </w:rPr>
+              <w:t xml:space="preserve">Fixed scope, published rates, no referral-engine spend until proven</w:t>
+            </w:r>
+          </w:p>
+        </w:tc>
+        <w:tc>
+          <w:tcPr>
+            <w:tcW w:type="dxa" w:w="2080"/>
+            <w:tcBorders>
+              <w:top w:val="single" w:color="E9ECEF" w:sz="4"/>
+              <w:left w:val="single" w:color="E9ECEF" w:sz="4"/>
+              <w:bottom w:val="single" w:color="E9ECEF" w:sz="4"/>
+              <w:right w:val="single" w:color="E9ECEF" w:sz="4"/>
+            </w:tcBorders>
+            <w:shd w:fill="FFFFFF" w:val="clear"/>
+            <w:tcMar>
+              <w:top w:type="dxa" w:w="100"/>
+              <w:left w:type="dxa" w:w="140"/>
+              <w:bottom w:type="dxa" w:w="100"/>
+              <w:right w:type="dxa" w:w="140"/>
+            </w:tcMar>
+            <w:vAlign w:val="center"/>
+          </w:tcPr>
+          <w:p>
+            <w:pPr>
+              <w:jc w:val="left"/>
+            </w:pPr>
+            <w:r>
+              <w:rPr>
+                <w:rFonts w:ascii="Open Sans" w:cs="Open Sans" w:eastAsia="Open Sans" w:hAnsi="Open Sans"/>
+                <w:b/>
+                <w:bCs/>
+                <w:color w:val="006DB6"/>
+                <w:sz w:val="20"/>
+                <w:szCs w:val="20"/>
+              </w:rPr>
+              <w:t xml:space="preserve">~$6,750 + build</w:t>
+            </w:r>
+          </w:p>
+        </w:tc>
+      </w:tr>
+    </w:tbl>
+    <w:p>
+      <w:pPr>
+        <w:spacing w:after="0" w:before="120"/>
+      </w:pPr>
+      <w:r>
+        <w:t xml:space="preserve"/>
+      </w:r>
+    </w:p>
+    <w:tbl>
+      <w:tblPr>
+        <w:tblW w:type="dxa" w:w="9360"/>
+        <w:tblBorders>
+          <w:top w:val="single" w:color="auto" w:sz="4"/>
+          <w:left w:val="single" w:color="auto" w:sz="4"/>
+          <w:bottom w:val="single" w:color="auto" w:sz="4"/>
+          <w:right w:val="single" w:color="auto" w:sz="4"/>
+          <w:insideH w:val="single" w:color="auto" w:sz="4"/>
+          <w:insideV w:val="single" w:color="auto" w:sz="4"/>
+        </w:tblBorders>
+      </w:tblPr>
+      <w:tblGrid>
+        <w:gridCol w:w="80"/>
+        <w:gridCol w:w="9280"/>
+      </w:tblGrid>
+      <w:tr>
+        <w:trPr>
+          <w:cantSplit/>
+        </w:trPr>
+        <w:tc>
+          <w:tcPr>
+            <w:tcW w:type="dxa" w:w="80"/>
+            <w:tcBorders>
+              <w:top w:val="none" w:color="FFFFFF" w:sz="0"/>
+              <w:left w:val="none" w:color="FFFFFF" w:sz="0"/>
+              <w:bottom w:val="none" w:color="FFFFFF" w:sz="0"/>
+              <w:right w:val="none" w:color="FFFFFF" w:sz="0"/>
+            </w:tcBorders>
+            <w:shd w:fill="F67D4B" w:val="clear"/>
+          </w:tcPr>
+          <w:p>
+            <w:r>
+              <w:t xml:space="preserve"/>
+            </w:r>
+          </w:p>
+        </w:tc>
+        <w:tc>
+          <w:tcPr>
+            <w:tcW w:type="dxa" w:w="9280"/>
+            <w:tcBorders>
+              <w:top w:val="none" w:color="FFFFFF" w:sz="0"/>
+              <w:left w:val="none" w:color="FFFFFF" w:sz="0"/>
+              <w:bottom w:val="none" w:color="FFFFFF" w:sz="0"/>
+              <w:right w:val="none" w:color="FFFFFF" w:sz="0"/>
+            </w:tcBorders>
+            <w:shd w:fill="F8F9FA" w:val="clear"/>
+            <w:tcMar>
+              <w:top w:type="dxa" w:w="160"/>
+              <w:left w:type="dxa" w:w="240"/>
+              <w:bottom w:type="dxa" w:w="160"/>
+              <w:right w:type="dxa" w:w="200"/>
+            </w:tcMar>
+          </w:tcPr>
+          <w:p>
+            <w:pPr>
+              <w:keepNext/>
+              <w:keepLines/>
+              <w:spacing w:after="80" w:before="80"/>
+            </w:pPr>
+            <w:r>
+              <w:rPr>
+                <w:rFonts w:ascii="Open Sans" w:cs="Open Sans" w:eastAsia="Open Sans" w:hAnsi="Open Sans"/>
+                <w:b/>
+                <w:bCs/>
+                <w:color w:val="F67D4B"/>
+                <w:sz w:val="22"/>
+                <w:szCs w:val="22"/>
+              </w:rPr>
+              <w:t xml:space="preserve">The Pilot Bar — and Our Commitment</w:t>
+            </w:r>
+          </w:p>
+          <w:p>
+            <w:pPr>
+              <w:keepNext/>
+              <w:keepLines/>
+              <w:spacing w:after="60" w:before="40" w:line="300"/>
+            </w:pPr>
+            <w:r>
+              <w:rPr>
+                <w:rFonts w:ascii="Open Sans" w:cs="Open Sans" w:eastAsia="Open Sans" w:hAnsi="Open Sans"/>
+                <w:color w:val="59595B"/>
+                <w:sz w:val="20"/>
+                <w:szCs w:val="20"/>
+              </w:rPr>
+              <w:t xml:space="preserve">Success metric: within 90 days, Robinson Facial has at least 25 net-new Google reviews from happy patients AND the consult-capture assistant is live and booking consults on drface.com.</w:t>
+            </w:r>
+          </w:p>
+          <w:p>
+            <w:pPr>
+              <w:keepNext w:val="false"/>
+              <w:keepLines/>
+              <w:spacing w:after="60" w:before="40" w:line="300"/>
+            </w:pPr>
+            <w:r>
+              <w:rPr>
+                <w:rFonts w:ascii="Open Sans" w:cs="Open Sans" w:eastAsia="Open Sans" w:hAnsi="Open Sans"/>
+                <w:color w:val="59595B"/>
+                <w:sz w:val="20"/>
+                <w:szCs w:val="20"/>
+              </w:rPr>
+              <w:t xml:space="preserve">Our commitment: the pilot is month-to-month, no lock-in, and there is no obligation to continue if it doesn’t hit the metric by day 90. If it has not moved the needle, you are under no obligation to continue — and we will tell you honestly whether it is worth continuing. You carry the upside, not the risk.</w:t>
+            </w:r>
+          </w:p>
+        </w:tc>
+      </w:tr>
+    </w:tbl>
+    <w:p>
+      <w:pPr>
+        <w:spacing w:after="0" w:before="160"/>
       </w:pPr>
       <w:r>
         <w:t xml:space="preserve"/>
@@ -13314,9 +17050,56 @@
     </w:tbl>
     <w:p>
       <w:pPr>
+        <w:spacing w:after="0" w:before="160"/>
+      </w:pPr>
+      <w:r>
+        <w:t xml:space="preserve"/>
+      </w:r>
+    </w:p>
+    <w:p>
+      <w:pPr>
+        <w:pStyle w:val="Heading2"/>
+        <w:keepNext/>
+        <w:keepLines/>
+        <w:spacing w:after="120" w:before="280"/>
+      </w:pPr>
+      <w:r>
+        <w:rPr>
+          <w:rFonts w:ascii="Open Sans" w:cs="Open Sans" w:eastAsia="Open Sans" w:hAnsi="Open Sans"/>
+          <w:b/>
+          <w:bCs/>
+          <w:color w:val="CC0000"/>
+          <w:sz w:val="26"/>
+          <w:szCs w:val="26"/>
+        </w:rPr>
+        <w:t xml:space="preserve">The Cost of Waiting</w:t>
+      </w:r>
+    </w:p>
+    <w:p>
+      <w:pPr>
+        <w:spacing w:after="140" w:before="0" w:line="320"/>
+        <w:jc w:val="both"/>
+      </w:pPr>
+      <w:r>
+        <w:rPr>
+          <w:rFonts w:ascii="Open Sans" w:cs="Open Sans" w:eastAsia="Open Sans" w:hAnsi="Open Sans"/>
+          <w:b w:val="false"/>
+          <w:bCs w:val="false"/>
+          <w:i w:val="false"/>
+          <w:iCs w:val="false"/>
+          <w:color w:val="59595B"/>
+          <w:sz w:val="22"/>
+          <w:szCs w:val="22"/>
+        </w:rPr>
+        <w:t xml:space="preserve">Two things compound against the practice every quarter it waits. First, AI-search visibility rewards whoever optimizes first: each quarter Robinson Facial is not the cited answer for "best facelift surgeon Orange County," the assistants learn to answer with a Newport Beach competitor — and that default, once set in the retrieval data, is harder and more expensive to dislodge than to claim now. Second, the reputation gap stays open: every month of happy-but-unasked patients is local ranking and compare-time trust ceded to surgeons with hundreds of reviews. The referral universe is finite, too — the dermatologists and Mohs surgeons a competitor courts first are no longer available to court. The cost of waiting is not zero; it is a competitor becoming the default answer and the default referral partner.</w:t>
+      </w:r>
+    </w:p>
+    <w:p>
+      <w:pPr>
         <w:pStyle w:val="Heading1"/>
         <w:keepNext/>
-        <w:spacing w:after="120" w:before="480" w:line="240"/>
+        <w:pageBreakBefore/>
+        <w:spacing w:after="120" w:before="0" w:line="240"/>
       </w:pPr>
       <w:r>
         <w:rPr>
@@ -13325,7 +17108,7 @@
           <w:sz w:val="2"/>
           <w:szCs w:val="2"/>
         </w:rPr>
-        <w:t xml:space="preserve">11  Implementation Roadmap</w:t>
+        <w:t xml:space="preserve">12  Implementation Roadmap</w:t>
       </w:r>
     </w:p>
     <w:tbl>
@@ -13389,7 +17172,7 @@
                 <w:sz w:val="34"/>
                 <w:szCs w:val="34"/>
               </w:rPr>
-              <w:t xml:space="preserve">11  Implementation Roadmap</w:t>
+              <w:t xml:space="preserve">12  Implementation Roadmap</w:t>
             </w:r>
           </w:p>
         </w:tc>
@@ -14354,7 +18137,7 @@
                 <w:sz w:val="20"/>
                 <w:szCs w:val="20"/>
               </w:rPr>
-              <w:t xml:space="preserve">Double down on the procedures and referrers that convert. ROI dashboard delivered against the Section 13 baselines.</w:t>
+              <w:t xml:space="preserve">Double down on the procedures and referrers that convert. ROI dashboard delivered against the Section 14 baselines.</w:t>
             </w:r>
           </w:p>
         </w:tc>
@@ -14364,7 +18147,8 @@
       <w:pPr>
         <w:pStyle w:val="Heading1"/>
         <w:keepNext/>
-        <w:spacing w:after="120" w:before="480" w:line="240"/>
+        <w:pageBreakBefore/>
+        <w:spacing w:after="120" w:before="0" w:line="240"/>
       </w:pPr>
       <w:r>
         <w:rPr>
@@ -14373,7 +18157,7 @@
           <w:sz w:val="2"/>
           <w:szCs w:val="2"/>
         </w:rPr>
-        <w:t xml:space="preserve">12  Quick Wins — Start This Week</w:t>
+        <w:t xml:space="preserve">13  Quick Wins — Start This Week</w:t>
       </w:r>
     </w:p>
     <w:tbl>
@@ -14437,7 +18221,7 @@
                 <w:sz w:val="34"/>
                 <w:szCs w:val="34"/>
               </w:rPr>
-              <w:t xml:space="preserve">12  Quick Wins — Start This Week</w:t>
+              <w:t xml:space="preserve">13  Quick Wins — Start This Week</w:t>
             </w:r>
           </w:p>
         </w:tc>
@@ -14969,7 +18753,8 @@
       <w:pPr>
         <w:pStyle w:val="Heading1"/>
         <w:keepNext/>
-        <w:spacing w:after="120" w:before="480" w:line="240"/>
+        <w:pageBreakBefore/>
+        <w:spacing w:after="120" w:before="0" w:line="240"/>
       </w:pPr>
       <w:r>
         <w:rPr>
@@ -14978,7 +18763,7 @@
           <w:sz w:val="2"/>
           <w:szCs w:val="2"/>
         </w:rPr>
-        <w:t xml:space="preserve">13  Questions to Calibrate This Plan</w:t>
+        <w:t xml:space="preserve">14  Questions to Calibrate This Plan</w:t>
       </w:r>
     </w:p>
     <w:tbl>
@@ -15042,7 +18827,7 @@
                 <w:sz w:val="34"/>
                 <w:szCs w:val="34"/>
               </w:rPr>
-              <w:t xml:space="preserve">13  Questions to Calibrate This Plan</w:t>
+              <w:t xml:space="preserve">14  Questions to Calibrate This Plan</w:t>
             </w:r>
           </w:p>
         </w:tc>
@@ -15072,7 +18857,7 @@
           <w:sz w:val="22"/>
           <w:szCs w:val="22"/>
         </w:rPr>
-        <w:t xml:space="preserve">This blueprint was built from public information. The numbers in Sections 10 and 11 are deliberately conservative — a short discovery call replaces them with Robinson’s real baselines and sharpens the whole program. These questions move the model the most:</w:t>
+        <w:t xml:space="preserve">This blueprint was built from public information. The numbers in Sections 11 and 12 are deliberately conservative — a short discovery call replaces them with Robinson’s real baselines and sharpens the whole program. These questions move the model the most:</w:t>
       </w:r>
     </w:p>
     <w:p>
@@ -16447,7 +20232,8 @@
       <w:pPr>
         <w:pStyle w:val="Heading1"/>
         <w:keepNext/>
-        <w:spacing w:after="120" w:before="480" w:line="240"/>
+        <w:pageBreakBefore/>
+        <w:spacing w:after="120" w:before="0" w:line="240"/>
       </w:pPr>
       <w:r>
         <w:rPr>
@@ -16456,7 +20242,7 @@
           <w:sz w:val="2"/>
           <w:szCs w:val="2"/>
         </w:rPr>
-        <w:t xml:space="preserve">14  What Happens Next</w:t>
+        <w:t xml:space="preserve">15  Questions We Usually Get</w:t>
       </w:r>
     </w:p>
     <w:tbl>
@@ -16485,6 +20271,668 @@
               <w:bottom w:val="none" w:color="FFFFFF" w:sz="0"/>
               <w:right w:val="none" w:color="FFFFFF" w:sz="0"/>
             </w:tcBorders>
+            <w:shd w:fill="006DB6" w:val="clear"/>
+          </w:tcPr>
+          <w:p>
+            <w:r>
+              <w:t xml:space="preserve"/>
+            </w:r>
+          </w:p>
+        </w:tc>
+        <w:tc>
+          <w:tcPr>
+            <w:tcW w:type="dxa" w:w="9240"/>
+            <w:tcBorders>
+              <w:top w:val="none" w:color="FFFFFF" w:sz="0"/>
+              <w:left w:val="none" w:color="FFFFFF" w:sz="0"/>
+              <w:bottom w:val="none" w:color="FFFFFF" w:sz="0"/>
+              <w:right w:val="none" w:color="FFFFFF" w:sz="0"/>
+            </w:tcBorders>
+            <w:tcMar>
+              <w:top w:type="dxa" w:w="100"/>
+              <w:left w:type="dxa" w:w="200"/>
+              <w:bottom w:type="dxa" w:w="100"/>
+              <w:right w:type="dxa" w:w="0"/>
+            </w:tcMar>
+            <w:vAlign w:val="center"/>
+          </w:tcPr>
+          <w:p>
+            <w:r>
+              <w:rPr>
+                <w:rFonts w:ascii="Open Sans" w:cs="Open Sans" w:eastAsia="Open Sans" w:hAnsi="Open Sans"/>
+                <w:b/>
+                <w:bCs/>
+                <w:color w:val="006DB6"/>
+                <w:sz w:val="34"/>
+                <w:szCs w:val="34"/>
+              </w:rPr>
+              <w:t xml:space="preserve">15  Questions We Usually Get</w:t>
+            </w:r>
+          </w:p>
+        </w:tc>
+      </w:tr>
+    </w:tbl>
+    <w:p>
+      <w:pPr>
+        <w:spacing w:after="0" w:before="160"/>
+      </w:pPr>
+      <w:r>
+        <w:t xml:space="preserve"/>
+      </w:r>
+    </w:p>
+    <w:p>
+      <w:pPr>
+        <w:spacing w:after="140" w:before="0" w:line="320"/>
+        <w:jc w:val="both"/>
+      </w:pPr>
+      <w:r>
+        <w:rPr>
+          <w:rFonts w:ascii="Open Sans" w:cs="Open Sans" w:eastAsia="Open Sans" w:hAnsi="Open Sans"/>
+          <w:b w:val="false"/>
+          <w:bCs w:val="false"/>
+          <w:i w:val="false"/>
+          <w:iCs w:val="false"/>
+          <w:color w:val="59595B"/>
+          <w:sz w:val="22"/>
+          <w:szCs w:val="22"/>
+        </w:rPr>
+        <w:t xml:space="preserve">The honest answers to the questions Robinson Facial leadership is most likely asking right now.</w:t>
+      </w:r>
+    </w:p>
+    <w:p>
+      <w:pPr>
+        <w:spacing w:after="0" w:before="120"/>
+      </w:pPr>
+      <w:r>
+        <w:t xml:space="preserve"/>
+      </w:r>
+    </w:p>
+    <w:tbl>
+      <w:tblPr>
+        <w:tblW w:type="dxa" w:w="9360"/>
+        <w:tblBorders>
+          <w:top w:val="single" w:color="auto" w:sz="4"/>
+          <w:left w:val="single" w:color="auto" w:sz="4"/>
+          <w:bottom w:val="single" w:color="auto" w:sz="4"/>
+          <w:right w:val="single" w:color="auto" w:sz="4"/>
+          <w:insideH w:val="single" w:color="auto" w:sz="4"/>
+          <w:insideV w:val="single" w:color="auto" w:sz="4"/>
+        </w:tblBorders>
+      </w:tblPr>
+      <w:tblGrid>
+        <w:gridCol w:w="3510"/>
+        <w:gridCol w:w="5850"/>
+      </w:tblGrid>
+      <w:tr>
+        <w:trPr>
+          <w:cantSplit/>
+          <w:tblHeader/>
+        </w:trPr>
+        <w:tc>
+          <w:tcPr>
+            <w:tcW w:type="dxa" w:w="3510"/>
+            <w:tcBorders>
+              <w:top w:val="single" w:color="E9ECEF" w:sz="4"/>
+              <w:left w:val="single" w:color="E9ECEF" w:sz="4"/>
+              <w:bottom w:val="single" w:color="E9ECEF" w:sz="4"/>
+              <w:right w:val="single" w:color="E9ECEF" w:sz="4"/>
+            </w:tcBorders>
+            <w:shd w:fill="006DB6" w:val="clear"/>
+            <w:tcMar>
+              <w:top w:type="dxa" w:w="120"/>
+              <w:left w:type="dxa" w:w="140"/>
+              <w:bottom w:type="dxa" w:w="120"/>
+              <w:right w:type="dxa" w:w="140"/>
+            </w:tcMar>
+            <w:vAlign w:val="center"/>
+          </w:tcPr>
+          <w:p>
+            <w:pPr>
+              <w:jc w:val="left"/>
+            </w:pPr>
+            <w:r>
+              <w:rPr>
+                <w:rFonts w:ascii="Open Sans" w:cs="Open Sans" w:eastAsia="Open Sans" w:hAnsi="Open Sans"/>
+                <w:b/>
+                <w:bCs/>
+                <w:color w:val="FFFFFF"/>
+                <w:sz w:val="20"/>
+                <w:szCs w:val="20"/>
+              </w:rPr>
+              <w:t xml:space="preserve">Question</w:t>
+            </w:r>
+          </w:p>
+        </w:tc>
+        <w:tc>
+          <w:tcPr>
+            <w:tcW w:type="dxa" w:w="5850"/>
+            <w:tcBorders>
+              <w:top w:val="single" w:color="E9ECEF" w:sz="4"/>
+              <w:left w:val="single" w:color="E9ECEF" w:sz="4"/>
+              <w:bottom w:val="single" w:color="E9ECEF" w:sz="4"/>
+              <w:right w:val="single" w:color="E9ECEF" w:sz="4"/>
+            </w:tcBorders>
+            <w:shd w:fill="006DB6" w:val="clear"/>
+            <w:tcMar>
+              <w:top w:type="dxa" w:w="120"/>
+              <w:left w:type="dxa" w:w="140"/>
+              <w:bottom w:type="dxa" w:w="120"/>
+              <w:right w:type="dxa" w:w="140"/>
+            </w:tcMar>
+            <w:vAlign w:val="center"/>
+          </w:tcPr>
+          <w:p>
+            <w:pPr>
+              <w:jc w:val="left"/>
+            </w:pPr>
+            <w:r>
+              <w:rPr>
+                <w:rFonts w:ascii="Open Sans" w:cs="Open Sans" w:eastAsia="Open Sans" w:hAnsi="Open Sans"/>
+                <w:b/>
+                <w:bCs/>
+                <w:color w:val="FFFFFF"/>
+                <w:sz w:val="20"/>
+                <w:szCs w:val="20"/>
+              </w:rPr>
+              <w:t xml:space="preserve">Our Honest Answer</w:t>
+            </w:r>
+          </w:p>
+        </w:tc>
+      </w:tr>
+      <w:tr>
+        <w:trPr>
+          <w:cantSplit/>
+        </w:trPr>
+        <w:tc>
+          <w:tcPr>
+            <w:tcW w:type="dxa" w:w="3510"/>
+            <w:tcBorders>
+              <w:top w:val="single" w:color="E9ECEF" w:sz="4"/>
+              <w:left w:val="single" w:color="E9ECEF" w:sz="4"/>
+              <w:bottom w:val="single" w:color="E9ECEF" w:sz="4"/>
+              <w:right w:val="single" w:color="E9ECEF" w:sz="4"/>
+            </w:tcBorders>
+            <w:shd w:fill="FFFFFF" w:val="clear"/>
+            <w:tcMar>
+              <w:top w:type="dxa" w:w="100"/>
+              <w:left w:type="dxa" w:w="140"/>
+              <w:bottom w:type="dxa" w:w="100"/>
+              <w:right w:type="dxa" w:w="140"/>
+            </w:tcMar>
+            <w:vAlign w:val="center"/>
+          </w:tcPr>
+          <w:p>
+            <w:pPr>
+              <w:jc w:val="left"/>
+            </w:pPr>
+            <w:r>
+              <w:rPr>
+                <w:rFonts w:ascii="Open Sans" w:cs="Open Sans" w:eastAsia="Open Sans" w:hAnsi="Open Sans"/>
+                <w:b/>
+                <w:bCs/>
+                <w:color w:val="59595B"/>
+                <w:sz w:val="20"/>
+                <w:szCs w:val="20"/>
+              </w:rPr>
+              <w:t xml:space="preserve">We already run My SEO with Technijian. Why add more?</w:t>
+            </w:r>
+          </w:p>
+        </w:tc>
+        <w:tc>
+          <w:tcPr>
+            <w:tcW w:type="dxa" w:w="5850"/>
+            <w:tcBorders>
+              <w:top w:val="single" w:color="E9ECEF" w:sz="4"/>
+              <w:left w:val="single" w:color="E9ECEF" w:sz="4"/>
+              <w:bottom w:val="single" w:color="E9ECEF" w:sz="4"/>
+              <w:right w:val="single" w:color="E9ECEF" w:sz="4"/>
+            </w:tcBorders>
+            <w:shd w:fill="FFFFFF" w:val="clear"/>
+            <w:tcMar>
+              <w:top w:type="dxa" w:w="100"/>
+              <w:left w:type="dxa" w:w="140"/>
+              <w:bottom w:type="dxa" w:w="100"/>
+              <w:right w:type="dxa" w:w="140"/>
+            </w:tcMar>
+            <w:vAlign w:val="center"/>
+          </w:tcPr>
+          <w:p>
+            <w:pPr>
+              <w:jc w:val="left"/>
+            </w:pPr>
+            <w:r>
+              <w:rPr>
+                <w:rFonts w:ascii="Open Sans" w:cs="Open Sans" w:eastAsia="Open Sans" w:hAnsi="Open Sans"/>
+                <w:b w:val="false"/>
+                <w:bCs w:val="false"/>
+                <w:color w:val="59595B"/>
+                <w:sz w:val="20"/>
+                <w:szCs w:val="20"/>
+              </w:rPr>
+              <w:t xml:space="preserve">Keep it — it is working, and we do not re-bill it here. This plan adds the layers it does not cover: the GEO/AI-citation layer on top of it, the reputation engine that closes the review gap, consult capture and nurture, and the My AI Lead Gen referral engine. Everything is additive to the program already running.</w:t>
+            </w:r>
+          </w:p>
+        </w:tc>
+      </w:tr>
+      <w:tr>
+        <w:trPr>
+          <w:cantSplit/>
+        </w:trPr>
+        <w:tc>
+          <w:tcPr>
+            <w:tcW w:type="dxa" w:w="3510"/>
+            <w:tcBorders>
+              <w:top w:val="single" w:color="E9ECEF" w:sz="4"/>
+              <w:left w:val="single" w:color="E9ECEF" w:sz="4"/>
+              <w:bottom w:val="single" w:color="E9ECEF" w:sz="4"/>
+              <w:right w:val="single" w:color="E9ECEF" w:sz="4"/>
+            </w:tcBorders>
+            <w:shd w:fill="F8F9FA" w:val="clear"/>
+            <w:tcMar>
+              <w:top w:type="dxa" w:w="100"/>
+              <w:left w:type="dxa" w:w="140"/>
+              <w:bottom w:type="dxa" w:w="100"/>
+              <w:right w:type="dxa" w:w="140"/>
+            </w:tcMar>
+            <w:vAlign w:val="center"/>
+          </w:tcPr>
+          <w:p>
+            <w:pPr>
+              <w:jc w:val="left"/>
+            </w:pPr>
+            <w:r>
+              <w:rPr>
+                <w:rFonts w:ascii="Open Sans" w:cs="Open Sans" w:eastAsia="Open Sans" w:hAnsi="Open Sans"/>
+                <w:b/>
+                <w:bCs/>
+                <w:color w:val="59595B"/>
+                <w:sz w:val="20"/>
+                <w:szCs w:val="20"/>
+              </w:rPr>
+              <w:t xml:space="preserve">Isn't AI mostly hype right now?</w:t>
+            </w:r>
+          </w:p>
+        </w:tc>
+        <w:tc>
+          <w:tcPr>
+            <w:tcW w:type="dxa" w:w="5850"/>
+            <w:tcBorders>
+              <w:top w:val="single" w:color="E9ECEF" w:sz="4"/>
+              <w:left w:val="single" w:color="E9ECEF" w:sz="4"/>
+              <w:bottom w:val="single" w:color="E9ECEF" w:sz="4"/>
+              <w:right w:val="single" w:color="E9ECEF" w:sz="4"/>
+            </w:tcBorders>
+            <w:shd w:fill="F8F9FA" w:val="clear"/>
+            <w:tcMar>
+              <w:top w:type="dxa" w:w="100"/>
+              <w:left w:type="dxa" w:w="140"/>
+              <w:bottom w:type="dxa" w:w="100"/>
+              <w:right w:type="dxa" w:w="140"/>
+            </w:tcMar>
+            <w:vAlign w:val="center"/>
+          </w:tcPr>
+          <w:p>
+            <w:pPr>
+              <w:jc w:val="left"/>
+            </w:pPr>
+            <w:r>
+              <w:rPr>
+                <w:rFonts w:ascii="Open Sans" w:cs="Open Sans" w:eastAsia="Open Sans" w:hAnsi="Open Sans"/>
+                <w:b w:val="false"/>
+                <w:bCs w:val="false"/>
+                <w:color w:val="59595B"/>
+                <w:sz w:val="20"/>
+                <w:szCs w:val="20"/>
+              </w:rPr>
+              <w:t xml:space="preserve">A lot of it is. That is why this blueprint starts with simple, proven automations that pay back fast — review velocity, consult capture, referral harvesting — not autonomous "agents" running your practice. We use the simplest tool that works, measure it, and only expand what earns its place.</w:t>
+            </w:r>
+          </w:p>
+        </w:tc>
+      </w:tr>
+      <w:tr>
+        <w:trPr>
+          <w:cantSplit/>
+        </w:trPr>
+        <w:tc>
+          <w:tcPr>
+            <w:tcW w:type="dxa" w:w="3510"/>
+            <w:tcBorders>
+              <w:top w:val="single" w:color="E9ECEF" w:sz="4"/>
+              <w:left w:val="single" w:color="E9ECEF" w:sz="4"/>
+              <w:bottom w:val="single" w:color="E9ECEF" w:sz="4"/>
+              <w:right w:val="single" w:color="E9ECEF" w:sz="4"/>
+            </w:tcBorders>
+            <w:shd w:fill="FFFFFF" w:val="clear"/>
+            <w:tcMar>
+              <w:top w:type="dxa" w:w="100"/>
+              <w:left w:type="dxa" w:w="140"/>
+              <w:bottom w:type="dxa" w:w="100"/>
+              <w:right w:type="dxa" w:w="140"/>
+            </w:tcMar>
+            <w:vAlign w:val="center"/>
+          </w:tcPr>
+          <w:p>
+            <w:pPr>
+              <w:jc w:val="left"/>
+            </w:pPr>
+            <w:r>
+              <w:rPr>
+                <w:rFonts w:ascii="Open Sans" w:cs="Open Sans" w:eastAsia="Open Sans" w:hAnsi="Open Sans"/>
+                <w:b/>
+                <w:bCs/>
+                <w:color w:val="59595B"/>
+                <w:sz w:val="20"/>
+                <w:szCs w:val="20"/>
+              </w:rPr>
+              <w:t xml:space="preserve">Is our data — patient information — safe?</w:t>
+            </w:r>
+          </w:p>
+        </w:tc>
+        <w:tc>
+          <w:tcPr>
+            <w:tcW w:type="dxa" w:w="5850"/>
+            <w:tcBorders>
+              <w:top w:val="single" w:color="E9ECEF" w:sz="4"/>
+              <w:left w:val="single" w:color="E9ECEF" w:sz="4"/>
+              <w:bottom w:val="single" w:color="E9ECEF" w:sz="4"/>
+              <w:right w:val="single" w:color="E9ECEF" w:sz="4"/>
+            </w:tcBorders>
+            <w:shd w:fill="FFFFFF" w:val="clear"/>
+            <w:tcMar>
+              <w:top w:type="dxa" w:w="100"/>
+              <w:left w:type="dxa" w:w="140"/>
+              <w:bottom w:type="dxa" w:w="100"/>
+              <w:right w:type="dxa" w:w="140"/>
+            </w:tcMar>
+            <w:vAlign w:val="center"/>
+          </w:tcPr>
+          <w:p>
+            <w:pPr>
+              <w:jc w:val="left"/>
+            </w:pPr>
+            <w:r>
+              <w:rPr>
+                <w:rFonts w:ascii="Open Sans" w:cs="Open Sans" w:eastAsia="Open Sans" w:hAnsi="Open Sans"/>
+                <w:b w:val="false"/>
+                <w:bCs w:val="false"/>
+                <w:color w:val="59595B"/>
+                <w:sz w:val="20"/>
+                <w:szCs w:val="20"/>
+              </w:rPr>
+              <w:t xml:space="preserve">Yes. Sensitive data and any PHI never touch a public AI model; we deploy private, governed systems with human review on anything patient-facing or medical, led by a CISSP-certified team. Review and nurture run on consenting, post-visit contact only.</w:t>
+            </w:r>
+          </w:p>
+        </w:tc>
+      </w:tr>
+      <w:tr>
+        <w:trPr>
+          <w:cantSplit/>
+        </w:trPr>
+        <w:tc>
+          <w:tcPr>
+            <w:tcW w:type="dxa" w:w="3510"/>
+            <w:tcBorders>
+              <w:top w:val="single" w:color="E9ECEF" w:sz="4"/>
+              <w:left w:val="single" w:color="E9ECEF" w:sz="4"/>
+              <w:bottom w:val="single" w:color="E9ECEF" w:sz="4"/>
+              <w:right w:val="single" w:color="E9ECEF" w:sz="4"/>
+            </w:tcBorders>
+            <w:shd w:fill="F8F9FA" w:val="clear"/>
+            <w:tcMar>
+              <w:top w:type="dxa" w:w="100"/>
+              <w:left w:type="dxa" w:w="140"/>
+              <w:bottom w:type="dxa" w:w="100"/>
+              <w:right w:type="dxa" w:w="140"/>
+            </w:tcMar>
+            <w:vAlign w:val="center"/>
+          </w:tcPr>
+          <w:p>
+            <w:pPr>
+              <w:jc w:val="left"/>
+            </w:pPr>
+            <w:r>
+              <w:rPr>
+                <w:rFonts w:ascii="Open Sans" w:cs="Open Sans" w:eastAsia="Open Sans" w:hAnsi="Open Sans"/>
+                <w:b/>
+                <w:bCs/>
+                <w:color w:val="59595B"/>
+                <w:sz w:val="20"/>
+                <w:szCs w:val="20"/>
+              </w:rPr>
+              <w:t xml:space="preserve">We're a small team. Do we have the bandwidth to manage this?</w:t>
+            </w:r>
+          </w:p>
+        </w:tc>
+        <w:tc>
+          <w:tcPr>
+            <w:tcW w:type="dxa" w:w="5850"/>
+            <w:tcBorders>
+              <w:top w:val="single" w:color="E9ECEF" w:sz="4"/>
+              <w:left w:val="single" w:color="E9ECEF" w:sz="4"/>
+              <w:bottom w:val="single" w:color="E9ECEF" w:sz="4"/>
+              <w:right w:val="single" w:color="E9ECEF" w:sz="4"/>
+            </w:tcBorders>
+            <w:shd w:fill="F8F9FA" w:val="clear"/>
+            <w:tcMar>
+              <w:top w:type="dxa" w:w="100"/>
+              <w:left w:type="dxa" w:w="140"/>
+              <w:bottom w:type="dxa" w:w="100"/>
+              <w:right w:type="dxa" w:w="140"/>
+            </w:tcMar>
+            <w:vAlign w:val="center"/>
+          </w:tcPr>
+          <w:p>
+            <w:pPr>
+              <w:jc w:val="left"/>
+            </w:pPr>
+            <w:r>
+              <w:rPr>
+                <w:rFonts w:ascii="Open Sans" w:cs="Open Sans" w:eastAsia="Open Sans" w:hAnsi="Open Sans"/>
+                <w:b w:val="false"/>
+                <w:bCs w:val="false"/>
+                <w:color w:val="59595B"/>
+                <w:sz w:val="20"/>
+                <w:szCs w:val="20"/>
+              </w:rPr>
+              <w:t xml:space="preserve">The point is the opposite — to give the coordinator back hours, not add work. Technijian runs the build and the cadence; your involvement is a short review of what we draft and approving outreach in Dr. Robinson’s voice. There is no new hire to manage.</w:t>
+            </w:r>
+          </w:p>
+        </w:tc>
+      </w:tr>
+      <w:tr>
+        <w:trPr>
+          <w:cantSplit/>
+        </w:trPr>
+        <w:tc>
+          <w:tcPr>
+            <w:tcW w:type="dxa" w:w="3510"/>
+            <w:tcBorders>
+              <w:top w:val="single" w:color="E9ECEF" w:sz="4"/>
+              <w:left w:val="single" w:color="E9ECEF" w:sz="4"/>
+              <w:bottom w:val="single" w:color="E9ECEF" w:sz="4"/>
+              <w:right w:val="single" w:color="E9ECEF" w:sz="4"/>
+            </w:tcBorders>
+            <w:shd w:fill="FFFFFF" w:val="clear"/>
+            <w:tcMar>
+              <w:top w:type="dxa" w:w="100"/>
+              <w:left w:type="dxa" w:w="140"/>
+              <w:bottom w:type="dxa" w:w="100"/>
+              <w:right w:type="dxa" w:w="140"/>
+            </w:tcMar>
+            <w:vAlign w:val="center"/>
+          </w:tcPr>
+          <w:p>
+            <w:pPr>
+              <w:jc w:val="left"/>
+            </w:pPr>
+            <w:r>
+              <w:rPr>
+                <w:rFonts w:ascii="Open Sans" w:cs="Open Sans" w:eastAsia="Open Sans" w:hAnsi="Open Sans"/>
+                <w:b/>
+                <w:bCs/>
+                <w:color w:val="59595B"/>
+                <w:sz w:val="20"/>
+                <w:szCs w:val="20"/>
+              </w:rPr>
+              <w:t xml:space="preserve">What if it doesn't work?</w:t>
+            </w:r>
+          </w:p>
+        </w:tc>
+        <w:tc>
+          <w:tcPr>
+            <w:tcW w:type="dxa" w:w="5850"/>
+            <w:tcBorders>
+              <w:top w:val="single" w:color="E9ECEF" w:sz="4"/>
+              <w:left w:val="single" w:color="E9ECEF" w:sz="4"/>
+              <w:bottom w:val="single" w:color="E9ECEF" w:sz="4"/>
+              <w:right w:val="single" w:color="E9ECEF" w:sz="4"/>
+            </w:tcBorders>
+            <w:shd w:fill="FFFFFF" w:val="clear"/>
+            <w:tcMar>
+              <w:top w:type="dxa" w:w="100"/>
+              <w:left w:type="dxa" w:w="140"/>
+              <w:bottom w:type="dxa" w:w="100"/>
+              <w:right w:type="dxa" w:w="140"/>
+            </w:tcMar>
+            <w:vAlign w:val="center"/>
+          </w:tcPr>
+          <w:p>
+            <w:pPr>
+              <w:jc w:val="left"/>
+            </w:pPr>
+            <w:r>
+              <w:rPr>
+                <w:rFonts w:ascii="Open Sans" w:cs="Open Sans" w:eastAsia="Open Sans" w:hAnsi="Open Sans"/>
+                <w:b w:val="false"/>
+                <w:bCs w:val="false"/>
+                <w:color w:val="59595B"/>
+                <w:sz w:val="20"/>
+                <w:szCs w:val="20"/>
+              </w:rPr>
+              <w:t xml:space="preserve">The entry program is a fixed-price 90-day pilot with a defined success metric (Section 11), month-to-month with no lock-in. If it has not moved the needle by day 90, you are under no obligation to continue — and we will tell you honestly whether it is worth it.</w:t>
+            </w:r>
+          </w:p>
+        </w:tc>
+      </w:tr>
+      <w:tr>
+        <w:trPr>
+          <w:cantSplit/>
+        </w:trPr>
+        <w:tc>
+          <w:tcPr>
+            <w:tcW w:type="dxa" w:w="3510"/>
+            <w:tcBorders>
+              <w:top w:val="single" w:color="E9ECEF" w:sz="4"/>
+              <w:left w:val="single" w:color="E9ECEF" w:sz="4"/>
+              <w:bottom w:val="single" w:color="E9ECEF" w:sz="4"/>
+              <w:right w:val="single" w:color="E9ECEF" w:sz="4"/>
+            </w:tcBorders>
+            <w:shd w:fill="F8F9FA" w:val="clear"/>
+            <w:tcMar>
+              <w:top w:type="dxa" w:w="100"/>
+              <w:left w:type="dxa" w:w="140"/>
+              <w:bottom w:type="dxa" w:w="100"/>
+              <w:right w:type="dxa" w:w="140"/>
+            </w:tcMar>
+            <w:vAlign w:val="center"/>
+          </w:tcPr>
+          <w:p>
+            <w:pPr>
+              <w:jc w:val="left"/>
+            </w:pPr>
+            <w:r>
+              <w:rPr>
+                <w:rFonts w:ascii="Open Sans" w:cs="Open Sans" w:eastAsia="Open Sans" w:hAnsi="Open Sans"/>
+                <w:b/>
+                <w:bCs/>
+                <w:color w:val="59595B"/>
+                <w:sz w:val="20"/>
+                <w:szCs w:val="20"/>
+              </w:rPr>
+              <w:t xml:space="preserve">What does it really cost?</w:t>
+            </w:r>
+          </w:p>
+        </w:tc>
+        <w:tc>
+          <w:tcPr>
+            <w:tcW w:type="dxa" w:w="5850"/>
+            <w:tcBorders>
+              <w:top w:val="single" w:color="E9ECEF" w:sz="4"/>
+              <w:left w:val="single" w:color="E9ECEF" w:sz="4"/>
+              <w:bottom w:val="single" w:color="E9ECEF" w:sz="4"/>
+              <w:right w:val="single" w:color="E9ECEF" w:sz="4"/>
+            </w:tcBorders>
+            <w:shd w:fill="F8F9FA" w:val="clear"/>
+            <w:tcMar>
+              <w:top w:type="dxa" w:w="100"/>
+              <w:left w:type="dxa" w:w="140"/>
+              <w:bottom w:type="dxa" w:w="100"/>
+              <w:right w:type="dxa" w:w="140"/>
+            </w:tcMar>
+            <w:vAlign w:val="center"/>
+          </w:tcPr>
+          <w:p>
+            <w:pPr>
+              <w:jc w:val="left"/>
+            </w:pPr>
+            <w:r>
+              <w:rPr>
+                <w:rFonts w:ascii="Open Sans" w:cs="Open Sans" w:eastAsia="Open Sans" w:hAnsi="Open Sans"/>
+                <w:b w:val="false"/>
+                <w:bCs w:val="false"/>
+                <w:color w:val="59595B"/>
+                <w:sz w:val="20"/>
+                <w:szCs w:val="20"/>
+              </w:rPr>
+              <w:t xml:space="preserve">The 90-day pilot is roughly $6,750 plus the one-time capture build, at published rates — no hidden fees. The full added program is profiled in Section 11, but only the referral engine and the rest are added after the pilot proves the lift.</w:t>
+            </w:r>
+          </w:p>
+        </w:tc>
+      </w:tr>
+    </w:tbl>
+    <w:p>
+      <w:pPr>
+        <w:pStyle w:val="Heading1"/>
+        <w:keepNext/>
+        <w:pageBreakBefore/>
+        <w:spacing w:after="120" w:before="0" w:line="240"/>
+      </w:pPr>
+      <w:r>
+        <w:rPr>
+          <w:rFonts w:ascii="Open Sans" w:cs="Open Sans" w:eastAsia="Open Sans" w:hAnsi="Open Sans"/>
+          <w:color w:val="FFFFFF"/>
+          <w:sz w:val="2"/>
+          <w:szCs w:val="2"/>
+        </w:rPr>
+        <w:t xml:space="preserve">16  What Happens Next</w:t>
+      </w:r>
+    </w:p>
+    <w:tbl>
+      <w:tblPr>
+        <w:tblW w:type="dxa" w:w="9360"/>
+        <w:tblBorders>
+          <w:top w:val="none" w:color="FFFFFF" w:sz="0"/>
+          <w:left w:val="none" w:color="FFFFFF" w:sz="0"/>
+          <w:bottom w:val="none" w:color="FFFFFF" w:sz="0"/>
+          <w:right w:val="none" w:color="FFFFFF" w:sz="0"/>
+          <w:insideH w:val="single" w:color="auto" w:sz="4"/>
+          <w:insideV w:val="single" w:color="auto" w:sz="4"/>
+        </w:tblBorders>
+      </w:tblPr>
+      <w:tblGrid>
+        <w:gridCol w:w="120"/>
+        <w:gridCol w:w="9240"/>
+      </w:tblGrid>
+      <w:tr>
+        <w:tc>
+          <w:tcPr>
+            <w:tcW w:type="dxa" w:w="120"/>
+            <w:tcBorders>
+              <w:top w:val="none" w:color="FFFFFF" w:sz="0"/>
+              <w:left w:val="none" w:color="FFFFFF" w:sz="0"/>
+              <w:bottom w:val="none" w:color="FFFFFF" w:sz="0"/>
+              <w:right w:val="none" w:color="FFFFFF" w:sz="0"/>
+            </w:tcBorders>
             <w:shd w:fill="1A1A2E" w:val="clear"/>
           </w:tcPr>
           <w:p>
@@ -16520,7 +20968,7 @@
                 <w:sz w:val="34"/>
                 <w:szCs w:val="34"/>
               </w:rPr>
-              <w:t xml:space="preserve">14  What Happens Next</w:t>
+              <w:t xml:space="preserve">16  What Happens Next</w:t>
             </w:r>
           </w:p>
         </w:tc>
@@ -16665,7 +21113,7 @@
                 <w:sz w:val="20"/>
                 <w:szCs w:val="20"/>
               </w:rPr>
-              <w:t xml:space="preserve">Step 1: A 30-minute discovery call to answer the Section 13 questions and confirm scope against the existing My SEO program.</w:t>
+              <w:t xml:space="preserve">Step 1: A 30-minute discovery call to answer the Section 14 questions and confirm scope against the existing My SEO program.</w:t>
             </w:r>
           </w:p>
           <w:p>
@@ -16796,7 +21244,8 @@
       <w:pPr>
         <w:pStyle w:val="Heading1"/>
         <w:keepNext/>
-        <w:spacing w:after="120" w:before="480" w:line="240"/>
+        <w:pageBreakBefore/>
+        <w:spacing w:after="120" w:before="0" w:line="240"/>
       </w:pPr>
       <w:r>
         <w:rPr>
@@ -16805,7 +21254,7 @@
           <w:sz w:val="2"/>
           <w:szCs w:val="2"/>
         </w:rPr>
-        <w:t xml:space="preserve">15  About Technijian</w:t>
+        <w:t xml:space="preserve">17  About Technijian</w:t>
       </w:r>
     </w:p>
     <w:tbl>
@@ -16869,7 +21318,7 @@
                 <w:sz w:val="34"/>
                 <w:szCs w:val="34"/>
               </w:rPr>
-              <w:t xml:space="preserve">15  About Technijian</w:t>
+              <w:t xml:space="preserve">17  About Technijian</w:t>
             </w:r>
           </w:p>
         </w:tc>
@@ -17708,7 +22157,8 @@
       <w:pPr>
         <w:pStyle w:val="Heading1"/>
         <w:keepNext/>
-        <w:spacing w:after="120" w:before="480" w:line="240"/>
+        <w:pageBreakBefore/>
+        <w:spacing w:after="120" w:before="0" w:line="240"/>
       </w:pPr>
       <w:r>
         <w:rPr>
@@ -17934,6 +22384,101 @@
           <w:szCs w:val="20"/>
         </w:rPr>
         <w:t xml:space="preserve">6. Technijian service pricing — My SEO, My AI, My AI Lead Gen, My Dev, Chat.AI rate cards; Technijian SEO + GEO strategy methodology</w:t>
+      </w:r>
+    </w:p>
+    <w:p>
+      <w:pPr>
+        <w:spacing w:after="140" w:before="0" w:line="320"/>
+        <w:jc w:val="both"/>
+      </w:pPr>
+      <w:r>
+        <w:rPr>
+          <w:rFonts w:ascii="Open Sans" w:cs="Open Sans" w:eastAsia="Open Sans" w:hAnsi="Open Sans"/>
+          <w:b w:val="false"/>
+          <w:bCs w:val="false"/>
+          <w:i w:val="false"/>
+          <w:iCs w:val="false"/>
+          <w:color w:val="59595B"/>
+          <w:sz w:val="20"/>
+          <w:szCs w:val="20"/>
+        </w:rPr>
+        <w:t xml:space="preserve">7. MIT Sloan Management Review — AI literacy for executives (Section 5: framing AI literacy as "what AI can do," not how to build it)</w:t>
+      </w:r>
+    </w:p>
+    <w:p>
+      <w:pPr>
+        <w:spacing w:after="140" w:before="0" w:line="320"/>
+        <w:jc w:val="both"/>
+      </w:pPr>
+      <w:r>
+        <w:rPr>
+          <w:rFonts w:ascii="Open Sans" w:cs="Open Sans" w:eastAsia="Open Sans" w:hAnsi="Open Sans"/>
+          <w:b w:val="false"/>
+          <w:bCs w:val="false"/>
+          <w:i w:val="false"/>
+          <w:iCs w:val="false"/>
+          <w:color w:val="59595B"/>
+          <w:sz w:val="20"/>
+          <w:szCs w:val="20"/>
+        </w:rPr>
+        <w:t xml:space="preserve">8. Anthropic — Building Effective Agents (Section 5: the automation/workflow vs. agent distinction)</w:t>
+      </w:r>
+    </w:p>
+    <w:p>
+      <w:pPr>
+        <w:spacing w:after="140" w:before="0" w:line="320"/>
+        <w:jc w:val="both"/>
+      </w:pPr>
+      <w:r>
+        <w:rPr>
+          <w:rFonts w:ascii="Open Sans" w:cs="Open Sans" w:eastAsia="Open Sans" w:hAnsi="Open Sans"/>
+          <w:b w:val="false"/>
+          <w:bCs w:val="false"/>
+          <w:i w:val="false"/>
+          <w:iCs w:val="false"/>
+          <w:color w:val="59595B"/>
+          <w:sz w:val="20"/>
+          <w:szCs w:val="20"/>
+        </w:rPr>
+        <w:t xml:space="preserve">9. AI maturity models — a widely-used five-stage model consistent with the Gartner AI Maturity Model and Google Cloud AI Adoption Framework (Section 5: the maturity ladder concept)</w:t>
+      </w:r>
+    </w:p>
+    <w:p>
+      <w:pPr>
+        <w:spacing w:after="140" w:before="0" w:line="320"/>
+        <w:jc w:val="both"/>
+      </w:pPr>
+      <w:r>
+        <w:rPr>
+          <w:rFonts w:ascii="Open Sans" w:cs="Open Sans" w:eastAsia="Open Sans" w:hAnsi="Open Sans"/>
+          <w:b w:val="false"/>
+          <w:bCs w:val="false"/>
+          <w:i w:val="false"/>
+          <w:iCs w:val="false"/>
+          <w:color w:val="59595B"/>
+          <w:sz w:val="20"/>
+          <w:szCs w:val="20"/>
+        </w:rPr>
+        <w:t xml:space="preserve">10. U.S. NIST AI Risk Management Framework (Govern / Map / Measure / Manage) — Section 5: responsible-AI controls for the three risks</w:t>
+      </w:r>
+    </w:p>
+    <w:p>
+      <w:pPr>
+        <w:spacing w:after="140" w:before="0" w:line="320"/>
+        <w:jc w:val="both"/>
+      </w:pPr>
+      <w:r>
+        <w:rPr>
+          <w:rFonts w:ascii="Open Sans" w:cs="Open Sans" w:eastAsia="Open Sans" w:hAnsi="Open Sans"/>
+          <w:b w:val="false"/>
+          <w:bCs w:val="false"/>
+          <w:i w:val="false"/>
+          <w:iCs w:val="false"/>
+          <w:color w:val="59595B"/>
+          <w:sz w:val="20"/>
+          <w:szCs w:val="20"/>
+        </w:rPr>
+        <w:t xml:space="preserve">11. McKinsey — The State of AI, 2025 (Section 11: ~88% of companies use AI, ~39% see profit impact — AI as a stage-gated managed investment)</w:t>
       </w:r>
     </w:p>
     <w:sectPr>
@@ -18290,6 +22835,12 @@
       <w:startOverride w:val="1"/>
     </w:lvlOverride>
   </w:num>
+  <w:num w:numId="2">
+    <w:abstractNumId w:val="2"/>
+    <w:lvlOverride w:ilvl="0">
+      <w:startOverride w:val="1"/>
+    </w:lvlOverride>
+  </w:num>
 </w:numbering>
 </file>
 
